--- a/TaiLieuMoTa.docx
+++ b/TaiLieuMoTa.docx
@@ -1477,13 +1477,945 @@
     </w:p>
     <w:p>
       <w:pPr>
-        <w:spacing w:after="0"/>
-        <w:rPr>
-          <w:rFonts w:asciiTheme="majorHAnsi" w:hAnsiTheme="majorHAnsi" w:cstheme="majorHAnsi"/>
-          <w:sz w:val="26"/>
-          <w:szCs w:val="26"/>
-        </w:rPr>
-      </w:pPr>
+        <w:rPr>
+          <w:rFonts w:asciiTheme="majorHAnsi" w:hAnsiTheme="majorHAnsi" w:cstheme="majorHAnsi"/>
+          <w:sz w:val="26"/>
+          <w:szCs w:val="26"/>
+        </w:rPr>
+      </w:pPr>
+      <w:r>
+        <w:rPr>
+          <w:rFonts w:asciiTheme="majorHAnsi" w:hAnsiTheme="majorHAnsi" w:cstheme="majorHAnsi"/>
+          <w:sz w:val="26"/>
+          <w:szCs w:val="26"/>
+        </w:rPr>
+        <w:br w:type="page"/>
+      </w:r>
+    </w:p>
+    <w:p>
+      <w:pPr>
+        <w:spacing w:after="0"/>
+        <w:rPr>
+          <w:rFonts w:asciiTheme="majorHAnsi" w:hAnsiTheme="majorHAnsi" w:cstheme="majorHAnsi"/>
+          <w:sz w:val="26"/>
+          <w:szCs w:val="26"/>
+        </w:rPr>
+      </w:pPr>
+      <w:r>
+        <w:rPr>
+          <w:rFonts w:asciiTheme="majorHAnsi" w:hAnsiTheme="majorHAnsi" w:cstheme="majorHAnsi"/>
+          <w:sz w:val="26"/>
+          <w:szCs w:val="26"/>
+        </w:rPr>
+        <w:lastRenderedPageBreak/>
+        <w:t>src/main/java/com/hoanglong/healthcare_connect</w:t>
+      </w:r>
+    </w:p>
+    <w:p>
+      <w:pPr>
+        <w:spacing w:after="0"/>
+        <w:rPr>
+          <w:rFonts w:asciiTheme="majorHAnsi" w:hAnsiTheme="majorHAnsi" w:cstheme="majorHAnsi"/>
+          <w:sz w:val="26"/>
+          <w:szCs w:val="26"/>
+        </w:rPr>
+      </w:pPr>
+      <w:r>
+        <w:rPr>
+          <w:rFonts w:asciiTheme="majorHAnsi" w:hAnsiTheme="majorHAnsi" w:cstheme="majorHAnsi"/>
+          <w:sz w:val="26"/>
+          <w:szCs w:val="26"/>
+        </w:rPr>
+        <w:t>│</w:t>
+      </w:r>
+    </w:p>
+    <w:p>
+      <w:pPr>
+        <w:spacing w:after="0"/>
+        <w:rPr>
+          <w:rFonts w:asciiTheme="majorHAnsi" w:hAnsiTheme="majorHAnsi" w:cstheme="majorHAnsi"/>
+          <w:sz w:val="26"/>
+          <w:szCs w:val="26"/>
+        </w:rPr>
+      </w:pPr>
+      <w:r>
+        <w:rPr>
+          <w:rFonts w:asciiTheme="majorHAnsi" w:hAnsiTheme="majorHAnsi" w:cstheme="majorHAnsi"/>
+          <w:sz w:val="26"/>
+          <w:szCs w:val="26"/>
+        </w:rPr>
+        <w:t xml:space="preserve">├── </w:t>
+      </w:r>
+      <w:r>
+        <w:rPr>
+          <w:rFonts w:ascii="Segoe UI Emoji" w:hAnsi="Segoe UI Emoji" w:cs="Segoe UI Emoji"/>
+          <w:sz w:val="26"/>
+          <w:szCs w:val="26"/>
+        </w:rPr>
+        <w:t>📂</w:t>
+      </w:r>
+      <w:r>
+        <w:rPr>
+          <w:rFonts w:asciiTheme="majorHAnsi" w:hAnsiTheme="majorHAnsi" w:cstheme="majorHAnsi"/>
+          <w:sz w:val="26"/>
+          <w:szCs w:val="26"/>
+        </w:rPr>
+        <w:t xml:space="preserve"> api (Presentation Layer)</w:t>
+      </w:r>
+    </w:p>
+    <w:p>
+      <w:pPr>
+        <w:spacing w:after="0"/>
+        <w:rPr>
+          <w:rFonts w:asciiTheme="majorHAnsi" w:hAnsiTheme="majorHAnsi" w:cstheme="majorHAnsi"/>
+          <w:sz w:val="26"/>
+          <w:szCs w:val="26"/>
+        </w:rPr>
+      </w:pPr>
+      <w:r>
+        <w:rPr>
+          <w:rFonts w:asciiTheme="majorHAnsi" w:hAnsiTheme="majorHAnsi" w:cstheme="majorHAnsi"/>
+          <w:sz w:val="26"/>
+          <w:szCs w:val="26"/>
+        </w:rPr>
+        <w:t xml:space="preserve">│   ├── </w:t>
+      </w:r>
+      <w:r>
+        <w:rPr>
+          <w:rFonts w:ascii="Segoe UI Emoji" w:hAnsi="Segoe UI Emoji" w:cs="Segoe UI Emoji"/>
+          <w:sz w:val="26"/>
+          <w:szCs w:val="26"/>
+        </w:rPr>
+        <w:t>📂</w:t>
+      </w:r>
+      <w:r>
+        <w:rPr>
+          <w:rFonts w:asciiTheme="majorHAnsi" w:hAnsiTheme="majorHAnsi" w:cstheme="majorHAnsi"/>
+          <w:sz w:val="26"/>
+          <w:szCs w:val="26"/>
+        </w:rPr>
+        <w:t xml:space="preserve"> controller          # Các lớp nhận Request (DoctorController, PatientController)</w:t>
+      </w:r>
+    </w:p>
+    <w:p>
+      <w:pPr>
+        <w:spacing w:after="0"/>
+        <w:rPr>
+          <w:rFonts w:asciiTheme="majorHAnsi" w:hAnsiTheme="majorHAnsi" w:cstheme="majorHAnsi"/>
+          <w:sz w:val="26"/>
+          <w:szCs w:val="26"/>
+        </w:rPr>
+      </w:pPr>
+      <w:r>
+        <w:rPr>
+          <w:rFonts w:asciiTheme="majorHAnsi" w:hAnsiTheme="majorHAnsi" w:cstheme="majorHAnsi"/>
+          <w:sz w:val="26"/>
+          <w:szCs w:val="26"/>
+        </w:rPr>
+        <w:t xml:space="preserve">│   ├── </w:t>
+      </w:r>
+      <w:r>
+        <w:rPr>
+          <w:rFonts w:ascii="Segoe UI Emoji" w:hAnsi="Segoe UI Emoji" w:cs="Segoe UI Emoji"/>
+          <w:sz w:val="26"/>
+          <w:szCs w:val="26"/>
+        </w:rPr>
+        <w:t>📂</w:t>
+      </w:r>
+      <w:r>
+        <w:rPr>
+          <w:rFonts w:asciiTheme="majorHAnsi" w:hAnsiTheme="majorHAnsi" w:cstheme="majorHAnsi"/>
+          <w:sz w:val="26"/>
+          <w:szCs w:val="26"/>
+        </w:rPr>
+        <w:t xml:space="preserve"> exception           # GlobalExceptionHandler (Xử lý lỗi tập trung)</w:t>
+      </w:r>
+    </w:p>
+    <w:p>
+      <w:pPr>
+        <w:spacing w:after="0"/>
+        <w:rPr>
+          <w:rFonts w:asciiTheme="majorHAnsi" w:hAnsiTheme="majorHAnsi" w:cstheme="majorHAnsi"/>
+          <w:sz w:val="26"/>
+          <w:szCs w:val="26"/>
+        </w:rPr>
+      </w:pPr>
+      <w:r>
+        <w:rPr>
+          <w:rFonts w:asciiTheme="majorHAnsi" w:hAnsiTheme="majorHAnsi" w:cstheme="majorHAnsi"/>
+          <w:sz w:val="26"/>
+          <w:szCs w:val="26"/>
+        </w:rPr>
+        <w:t xml:space="preserve">│   ├── </w:t>
+      </w:r>
+      <w:r>
+        <w:rPr>
+          <w:rFonts w:ascii="Segoe UI Emoji" w:hAnsi="Segoe UI Emoji" w:cs="Segoe UI Emoji"/>
+          <w:sz w:val="26"/>
+          <w:szCs w:val="26"/>
+        </w:rPr>
+        <w:t>📂</w:t>
+      </w:r>
+      <w:r>
+        <w:rPr>
+          <w:rFonts w:asciiTheme="majorHAnsi" w:hAnsiTheme="majorHAnsi" w:cstheme="majorHAnsi"/>
+          <w:sz w:val="26"/>
+          <w:szCs w:val="26"/>
+        </w:rPr>
+        <w:t xml:space="preserve"> payload             # Request/Response chung (The Envelope Pattern)</w:t>
+      </w:r>
+    </w:p>
+    <w:p>
+      <w:pPr>
+        <w:spacing w:after="0"/>
+        <w:rPr>
+          <w:rFonts w:asciiTheme="majorHAnsi" w:hAnsiTheme="majorHAnsi" w:cstheme="majorHAnsi"/>
+          <w:sz w:val="26"/>
+          <w:szCs w:val="26"/>
+        </w:rPr>
+      </w:pPr>
+      <w:r>
+        <w:rPr>
+          <w:rFonts w:asciiTheme="majorHAnsi" w:hAnsiTheme="majorHAnsi" w:cstheme="majorHAnsi"/>
+          <w:sz w:val="26"/>
+          <w:szCs w:val="26"/>
+        </w:rPr>
+        <w:t xml:space="preserve">│   │   ├── </w:t>
+      </w:r>
+      <w:r>
+        <w:rPr>
+          <w:rFonts w:ascii="Segoe UI Emoji" w:hAnsi="Segoe UI Emoji" w:cs="Segoe UI Emoji"/>
+          <w:sz w:val="26"/>
+          <w:szCs w:val="26"/>
+        </w:rPr>
+        <w:t>📄</w:t>
+      </w:r>
+      <w:r>
+        <w:rPr>
+          <w:rFonts w:asciiTheme="majorHAnsi" w:hAnsiTheme="majorHAnsi" w:cstheme="majorHAnsi"/>
+          <w:sz w:val="26"/>
+          <w:szCs w:val="26"/>
+        </w:rPr>
+        <w:t xml:space="preserve"> ApiResponse.java</w:t>
+      </w:r>
+    </w:p>
+    <w:p>
+      <w:pPr>
+        <w:spacing w:after="0"/>
+        <w:rPr>
+          <w:rFonts w:asciiTheme="majorHAnsi" w:hAnsiTheme="majorHAnsi" w:cstheme="majorHAnsi"/>
+          <w:sz w:val="26"/>
+          <w:szCs w:val="26"/>
+        </w:rPr>
+      </w:pPr>
+      <w:r>
+        <w:rPr>
+          <w:rFonts w:asciiTheme="majorHAnsi" w:hAnsiTheme="majorHAnsi" w:cstheme="majorHAnsi"/>
+          <w:sz w:val="26"/>
+          <w:szCs w:val="26"/>
+        </w:rPr>
+        <w:t xml:space="preserve">│   │   └── </w:t>
+      </w:r>
+      <w:r>
+        <w:rPr>
+          <w:rFonts w:ascii="Segoe UI Emoji" w:hAnsi="Segoe UI Emoji" w:cs="Segoe UI Emoji"/>
+          <w:sz w:val="26"/>
+          <w:szCs w:val="26"/>
+        </w:rPr>
+        <w:t>📄</w:t>
+      </w:r>
+      <w:r>
+        <w:rPr>
+          <w:rFonts w:asciiTheme="majorHAnsi" w:hAnsiTheme="majorHAnsi" w:cstheme="majorHAnsi"/>
+          <w:sz w:val="26"/>
+          <w:szCs w:val="26"/>
+        </w:rPr>
+        <w:t xml:space="preserve"> ApiError.java</w:t>
+      </w:r>
+    </w:p>
+    <w:p>
+      <w:pPr>
+        <w:spacing w:after="0"/>
+        <w:rPr>
+          <w:rFonts w:asciiTheme="majorHAnsi" w:hAnsiTheme="majorHAnsi" w:cstheme="majorHAnsi"/>
+          <w:sz w:val="26"/>
+          <w:szCs w:val="26"/>
+        </w:rPr>
+      </w:pPr>
+      <w:r>
+        <w:rPr>
+          <w:rFonts w:asciiTheme="majorHAnsi" w:hAnsiTheme="majorHAnsi" w:cstheme="majorHAnsi"/>
+          <w:sz w:val="26"/>
+          <w:szCs w:val="26"/>
+        </w:rPr>
+        <w:t xml:space="preserve">│   └── </w:t>
+      </w:r>
+      <w:r>
+        <w:rPr>
+          <w:rFonts w:ascii="Segoe UI Emoji" w:hAnsi="Segoe UI Emoji" w:cs="Segoe UI Emoji"/>
+          <w:sz w:val="26"/>
+          <w:szCs w:val="26"/>
+        </w:rPr>
+        <w:t>📂</w:t>
+      </w:r>
+      <w:r>
+        <w:rPr>
+          <w:rFonts w:asciiTheme="majorHAnsi" w:hAnsiTheme="majorHAnsi" w:cstheme="majorHAnsi"/>
+          <w:sz w:val="26"/>
+          <w:szCs w:val="26"/>
+        </w:rPr>
+        <w:t xml:space="preserve"> middleware          # Các Filter xử lý bảo mật, Logging</w:t>
+      </w:r>
+    </w:p>
+    <w:p>
+      <w:pPr>
+        <w:spacing w:after="0"/>
+        <w:rPr>
+          <w:rFonts w:asciiTheme="majorHAnsi" w:hAnsiTheme="majorHAnsi" w:cstheme="majorHAnsi"/>
+          <w:sz w:val="26"/>
+          <w:szCs w:val="26"/>
+        </w:rPr>
+      </w:pPr>
+      <w:r>
+        <w:rPr>
+          <w:rFonts w:asciiTheme="majorHAnsi" w:hAnsiTheme="majorHAnsi" w:cstheme="majorHAnsi"/>
+          <w:sz w:val="26"/>
+          <w:szCs w:val="26"/>
+        </w:rPr>
+        <w:t>│</w:t>
+      </w:r>
+    </w:p>
+    <w:p>
+      <w:pPr>
+        <w:spacing w:after="0"/>
+        <w:rPr>
+          <w:rFonts w:asciiTheme="majorHAnsi" w:hAnsiTheme="majorHAnsi" w:cstheme="majorHAnsi"/>
+          <w:sz w:val="26"/>
+          <w:szCs w:val="26"/>
+        </w:rPr>
+      </w:pPr>
+      <w:r>
+        <w:rPr>
+          <w:rFonts w:asciiTheme="majorHAnsi" w:hAnsiTheme="majorHAnsi" w:cstheme="majorHAnsi"/>
+          <w:sz w:val="26"/>
+          <w:szCs w:val="26"/>
+        </w:rPr>
+        <w:t xml:space="preserve">├── </w:t>
+      </w:r>
+      <w:r>
+        <w:rPr>
+          <w:rFonts w:ascii="Segoe UI Emoji" w:hAnsi="Segoe UI Emoji" w:cs="Segoe UI Emoji"/>
+          <w:sz w:val="26"/>
+          <w:szCs w:val="26"/>
+        </w:rPr>
+        <w:t>📂</w:t>
+      </w:r>
+      <w:r>
+        <w:rPr>
+          <w:rFonts w:asciiTheme="majorHAnsi" w:hAnsiTheme="majorHAnsi" w:cstheme="majorHAnsi"/>
+          <w:sz w:val="26"/>
+          <w:szCs w:val="26"/>
+        </w:rPr>
+        <w:t xml:space="preserve"> application (Application Layer - Business Logic)</w:t>
+      </w:r>
+    </w:p>
+    <w:p>
+      <w:pPr>
+        <w:spacing w:after="0"/>
+        <w:rPr>
+          <w:rFonts w:asciiTheme="majorHAnsi" w:hAnsiTheme="majorHAnsi" w:cstheme="majorHAnsi"/>
+          <w:sz w:val="26"/>
+          <w:szCs w:val="26"/>
+        </w:rPr>
+      </w:pPr>
+      <w:r>
+        <w:rPr>
+          <w:rFonts w:asciiTheme="majorHAnsi" w:hAnsiTheme="majorHAnsi" w:cstheme="majorHAnsi"/>
+          <w:sz w:val="26"/>
+          <w:szCs w:val="26"/>
+        </w:rPr>
+        <w:t xml:space="preserve">│   ├── </w:t>
+      </w:r>
+      <w:r>
+        <w:rPr>
+          <w:rFonts w:ascii="Segoe UI Emoji" w:hAnsi="Segoe UI Emoji" w:cs="Segoe UI Emoji"/>
+          <w:sz w:val="26"/>
+          <w:szCs w:val="26"/>
+        </w:rPr>
+        <w:t>📂</w:t>
+      </w:r>
+      <w:r>
+        <w:rPr>
+          <w:rFonts w:asciiTheme="majorHAnsi" w:hAnsiTheme="majorHAnsi" w:cstheme="majorHAnsi"/>
+          <w:sz w:val="26"/>
+          <w:szCs w:val="26"/>
+        </w:rPr>
+        <w:t xml:space="preserve"> usecase             # Mỗi hành động là 1 file (BookAppointmentUseCase)</w:t>
+      </w:r>
+    </w:p>
+    <w:p>
+      <w:pPr>
+        <w:spacing w:after="0"/>
+        <w:rPr>
+          <w:rFonts w:asciiTheme="majorHAnsi" w:hAnsiTheme="majorHAnsi" w:cstheme="majorHAnsi"/>
+          <w:sz w:val="26"/>
+          <w:szCs w:val="26"/>
+        </w:rPr>
+      </w:pPr>
+      <w:r>
+        <w:rPr>
+          <w:rFonts w:asciiTheme="majorHAnsi" w:hAnsiTheme="majorHAnsi" w:cstheme="majorHAnsi"/>
+          <w:sz w:val="26"/>
+          <w:szCs w:val="26"/>
+        </w:rPr>
+        <w:t xml:space="preserve">│   ├── </w:t>
+      </w:r>
+      <w:r>
+        <w:rPr>
+          <w:rFonts w:ascii="Segoe UI Emoji" w:hAnsi="Segoe UI Emoji" w:cs="Segoe UI Emoji"/>
+          <w:sz w:val="26"/>
+          <w:szCs w:val="26"/>
+        </w:rPr>
+        <w:t>📂</w:t>
+      </w:r>
+      <w:r>
+        <w:rPr>
+          <w:rFonts w:asciiTheme="majorHAnsi" w:hAnsiTheme="majorHAnsi" w:cstheme="majorHAnsi"/>
+          <w:sz w:val="26"/>
+          <w:szCs w:val="26"/>
+        </w:rPr>
+        <w:t xml:space="preserve"> dto                 # Data Transfer Objects (AppointmentDTO, UserDTO)</w:t>
+      </w:r>
+    </w:p>
+    <w:p>
+      <w:pPr>
+        <w:spacing w:after="0"/>
+        <w:rPr>
+          <w:rFonts w:asciiTheme="majorHAnsi" w:hAnsiTheme="majorHAnsi" w:cstheme="majorHAnsi"/>
+          <w:sz w:val="26"/>
+          <w:szCs w:val="26"/>
+        </w:rPr>
+      </w:pPr>
+      <w:r>
+        <w:rPr>
+          <w:rFonts w:asciiTheme="majorHAnsi" w:hAnsiTheme="majorHAnsi" w:cstheme="majorHAnsi"/>
+          <w:sz w:val="26"/>
+          <w:szCs w:val="26"/>
+        </w:rPr>
+        <w:t xml:space="preserve">│   ├── </w:t>
+      </w:r>
+      <w:r>
+        <w:rPr>
+          <w:rFonts w:ascii="Segoe UI Emoji" w:hAnsi="Segoe UI Emoji" w:cs="Segoe UI Emoji"/>
+          <w:sz w:val="26"/>
+          <w:szCs w:val="26"/>
+        </w:rPr>
+        <w:t>📂</w:t>
+      </w:r>
+      <w:r>
+        <w:rPr>
+          <w:rFonts w:asciiTheme="majorHAnsi" w:hAnsiTheme="majorHAnsi" w:cstheme="majorHAnsi"/>
+          <w:sz w:val="26"/>
+          <w:szCs w:val="26"/>
+        </w:rPr>
+        <w:t xml:space="preserve"> mapper              # Chuyển đổi Entity &lt;-&gt; DTO (MapStruct)</w:t>
+      </w:r>
+    </w:p>
+    <w:p>
+      <w:pPr>
+        <w:spacing w:after="0"/>
+        <w:rPr>
+          <w:rFonts w:asciiTheme="majorHAnsi" w:hAnsiTheme="majorHAnsi" w:cstheme="majorHAnsi"/>
+          <w:sz w:val="26"/>
+          <w:szCs w:val="26"/>
+        </w:rPr>
+      </w:pPr>
+      <w:r>
+        <w:rPr>
+          <w:rFonts w:asciiTheme="majorHAnsi" w:hAnsiTheme="majorHAnsi" w:cstheme="majorHAnsi"/>
+          <w:sz w:val="26"/>
+          <w:szCs w:val="26"/>
+        </w:rPr>
+        <w:t xml:space="preserve">│   └── </w:t>
+      </w:r>
+      <w:r>
+        <w:rPr>
+          <w:rFonts w:ascii="Segoe UI Emoji" w:hAnsi="Segoe UI Emoji" w:cs="Segoe UI Emoji"/>
+          <w:sz w:val="26"/>
+          <w:szCs w:val="26"/>
+        </w:rPr>
+        <w:t>📂</w:t>
+      </w:r>
+      <w:r>
+        <w:rPr>
+          <w:rFonts w:asciiTheme="majorHAnsi" w:hAnsiTheme="majorHAnsi" w:cstheme="majorHAnsi"/>
+          <w:sz w:val="26"/>
+          <w:szCs w:val="26"/>
+        </w:rPr>
+        <w:t xml:space="preserve"> service             # Các logic xử lý trung gian</w:t>
+      </w:r>
+    </w:p>
+    <w:p>
+      <w:pPr>
+        <w:spacing w:after="0"/>
+        <w:rPr>
+          <w:rFonts w:asciiTheme="majorHAnsi" w:hAnsiTheme="majorHAnsi" w:cstheme="majorHAnsi"/>
+          <w:sz w:val="26"/>
+          <w:szCs w:val="26"/>
+        </w:rPr>
+      </w:pPr>
+      <w:r>
+        <w:rPr>
+          <w:rFonts w:asciiTheme="majorHAnsi" w:hAnsiTheme="majorHAnsi" w:cstheme="majorHAnsi"/>
+          <w:sz w:val="26"/>
+          <w:szCs w:val="26"/>
+        </w:rPr>
+        <w:t>│</w:t>
+      </w:r>
+    </w:p>
+    <w:p>
+      <w:pPr>
+        <w:spacing w:after="0"/>
+        <w:rPr>
+          <w:rFonts w:asciiTheme="majorHAnsi" w:hAnsiTheme="majorHAnsi" w:cstheme="majorHAnsi"/>
+          <w:sz w:val="26"/>
+          <w:szCs w:val="26"/>
+        </w:rPr>
+      </w:pPr>
+      <w:r>
+        <w:rPr>
+          <w:rFonts w:asciiTheme="majorHAnsi" w:hAnsiTheme="majorHAnsi" w:cstheme="majorHAnsi"/>
+          <w:sz w:val="26"/>
+          <w:szCs w:val="26"/>
+        </w:rPr>
+        <w:t xml:space="preserve">├── </w:t>
+      </w:r>
+      <w:r>
+        <w:rPr>
+          <w:rFonts w:ascii="Segoe UI Emoji" w:hAnsi="Segoe UI Emoji" w:cs="Segoe UI Emoji"/>
+          <w:sz w:val="26"/>
+          <w:szCs w:val="26"/>
+        </w:rPr>
+        <w:t>📂</w:t>
+      </w:r>
+      <w:r>
+        <w:rPr>
+          <w:rFonts w:asciiTheme="majorHAnsi" w:hAnsiTheme="majorHAnsi" w:cstheme="majorHAnsi"/>
+          <w:sz w:val="26"/>
+          <w:szCs w:val="26"/>
+        </w:rPr>
+        <w:t xml:space="preserve"> core (Domain Layer - Trái tim dự án)</w:t>
+      </w:r>
+    </w:p>
+    <w:p>
+      <w:pPr>
+        <w:spacing w:after="0"/>
+        <w:rPr>
+          <w:rFonts w:asciiTheme="majorHAnsi" w:hAnsiTheme="majorHAnsi" w:cstheme="majorHAnsi"/>
+          <w:sz w:val="26"/>
+          <w:szCs w:val="26"/>
+        </w:rPr>
+      </w:pPr>
+      <w:r>
+        <w:rPr>
+          <w:rFonts w:asciiTheme="majorHAnsi" w:hAnsiTheme="majorHAnsi" w:cstheme="majorHAnsi"/>
+          <w:sz w:val="26"/>
+          <w:szCs w:val="26"/>
+        </w:rPr>
+        <w:t xml:space="preserve">│   ├── </w:t>
+      </w:r>
+      <w:r>
+        <w:rPr>
+          <w:rFonts w:ascii="Segoe UI Emoji" w:hAnsi="Segoe UI Emoji" w:cs="Segoe UI Emoji"/>
+          <w:sz w:val="26"/>
+          <w:szCs w:val="26"/>
+        </w:rPr>
+        <w:t>📂</w:t>
+      </w:r>
+      <w:r>
+        <w:rPr>
+          <w:rFonts w:asciiTheme="majorHAnsi" w:hAnsiTheme="majorHAnsi" w:cstheme="majorHAnsi"/>
+          <w:sz w:val="26"/>
+          <w:szCs w:val="26"/>
+        </w:rPr>
+        <w:t xml:space="preserve"> entity              # Đối tượng nghiệp vụ (User, Appointment, MedicalRecord)</w:t>
+      </w:r>
+    </w:p>
+    <w:p>
+      <w:pPr>
+        <w:spacing w:after="0"/>
+        <w:rPr>
+          <w:rFonts w:asciiTheme="majorHAnsi" w:hAnsiTheme="majorHAnsi" w:cstheme="majorHAnsi"/>
+          <w:sz w:val="26"/>
+          <w:szCs w:val="26"/>
+        </w:rPr>
+      </w:pPr>
+      <w:r>
+        <w:rPr>
+          <w:rFonts w:asciiTheme="majorHAnsi" w:hAnsiTheme="majorHAnsi" w:cstheme="majorHAnsi"/>
+          <w:sz w:val="26"/>
+          <w:szCs w:val="26"/>
+        </w:rPr>
+        <w:t xml:space="preserve">│   ├── </w:t>
+      </w:r>
+      <w:r>
+        <w:rPr>
+          <w:rFonts w:ascii="Segoe UI Emoji" w:hAnsi="Segoe UI Emoji" w:cs="Segoe UI Emoji"/>
+          <w:sz w:val="26"/>
+          <w:szCs w:val="26"/>
+        </w:rPr>
+        <w:t>📂</w:t>
+      </w:r>
+      <w:r>
+        <w:rPr>
+          <w:rFonts w:asciiTheme="majorHAnsi" w:hAnsiTheme="majorHAnsi" w:cstheme="majorHAnsi"/>
+          <w:sz w:val="26"/>
+          <w:szCs w:val="26"/>
+        </w:rPr>
+        <w:t xml:space="preserve"> repository          # Interface định nghĩa (IUserRepository, IAppointmentRepository)</w:t>
+      </w:r>
+    </w:p>
+    <w:p>
+      <w:pPr>
+        <w:spacing w:after="0"/>
+        <w:rPr>
+          <w:rFonts w:asciiTheme="majorHAnsi" w:hAnsiTheme="majorHAnsi" w:cstheme="majorHAnsi"/>
+          <w:sz w:val="26"/>
+          <w:szCs w:val="26"/>
+        </w:rPr>
+      </w:pPr>
+      <w:r>
+        <w:rPr>
+          <w:rFonts w:asciiTheme="majorHAnsi" w:hAnsiTheme="majorHAnsi" w:cstheme="majorHAnsi"/>
+          <w:sz w:val="26"/>
+          <w:szCs w:val="26"/>
+        </w:rPr>
+        <w:t xml:space="preserve">│   ├── </w:t>
+      </w:r>
+      <w:r>
+        <w:rPr>
+          <w:rFonts w:ascii="Segoe UI Emoji" w:hAnsi="Segoe UI Emoji" w:cs="Segoe UI Emoji"/>
+          <w:sz w:val="26"/>
+          <w:szCs w:val="26"/>
+        </w:rPr>
+        <w:t>📂</w:t>
+      </w:r>
+      <w:r>
+        <w:rPr>
+          <w:rFonts w:asciiTheme="majorHAnsi" w:hAnsiTheme="majorHAnsi" w:cstheme="majorHAnsi"/>
+          <w:sz w:val="26"/>
+          <w:szCs w:val="26"/>
+        </w:rPr>
+        <w:t xml:space="preserve"> exception           # Lỗi nghiệp vụ (DomainException)</w:t>
+      </w:r>
+    </w:p>
+    <w:p>
+      <w:pPr>
+        <w:spacing w:after="0"/>
+        <w:rPr>
+          <w:rFonts w:asciiTheme="majorHAnsi" w:hAnsiTheme="majorHAnsi" w:cstheme="majorHAnsi"/>
+          <w:sz w:val="26"/>
+          <w:szCs w:val="26"/>
+        </w:rPr>
+      </w:pPr>
+      <w:r>
+        <w:rPr>
+          <w:rFonts w:asciiTheme="majorHAnsi" w:hAnsiTheme="majorHAnsi" w:cstheme="majorHAnsi"/>
+          <w:sz w:val="26"/>
+          <w:szCs w:val="26"/>
+        </w:rPr>
+        <w:t xml:space="preserve">│   └── </w:t>
+      </w:r>
+      <w:r>
+        <w:rPr>
+          <w:rFonts w:ascii="Segoe UI Emoji" w:hAnsi="Segoe UI Emoji" w:cs="Segoe UI Emoji"/>
+          <w:sz w:val="26"/>
+          <w:szCs w:val="26"/>
+        </w:rPr>
+        <w:t>📂</w:t>
+      </w:r>
+      <w:r>
+        <w:rPr>
+          <w:rFonts w:asciiTheme="majorHAnsi" w:hAnsiTheme="majorHAnsi" w:cstheme="majorHAnsi"/>
+          <w:sz w:val="26"/>
+          <w:szCs w:val="26"/>
+        </w:rPr>
+        <w:t xml:space="preserve"> constant            # Các Enum, Constant (AppointmentStatus, UserRole)</w:t>
+      </w:r>
+    </w:p>
+    <w:p>
+      <w:pPr>
+        <w:spacing w:after="0"/>
+        <w:rPr>
+          <w:rFonts w:asciiTheme="majorHAnsi" w:hAnsiTheme="majorHAnsi" w:cstheme="majorHAnsi"/>
+          <w:sz w:val="26"/>
+          <w:szCs w:val="26"/>
+        </w:rPr>
+      </w:pPr>
+      <w:r>
+        <w:rPr>
+          <w:rFonts w:asciiTheme="majorHAnsi" w:hAnsiTheme="majorHAnsi" w:cstheme="majorHAnsi"/>
+          <w:sz w:val="26"/>
+          <w:szCs w:val="26"/>
+        </w:rPr>
+        <w:t>│</w:t>
+      </w:r>
+    </w:p>
+    <w:p>
+      <w:pPr>
+        <w:spacing w:after="0"/>
+        <w:rPr>
+          <w:rFonts w:asciiTheme="majorHAnsi" w:hAnsiTheme="majorHAnsi" w:cstheme="majorHAnsi"/>
+          <w:sz w:val="26"/>
+          <w:szCs w:val="26"/>
+        </w:rPr>
+      </w:pPr>
+      <w:r>
+        <w:rPr>
+          <w:rFonts w:asciiTheme="majorHAnsi" w:hAnsiTheme="majorHAnsi" w:cstheme="majorHAnsi"/>
+          <w:sz w:val="26"/>
+          <w:szCs w:val="26"/>
+        </w:rPr>
+        <w:t xml:space="preserve">├── </w:t>
+      </w:r>
+      <w:r>
+        <w:rPr>
+          <w:rFonts w:ascii="Segoe UI Emoji" w:hAnsi="Segoe UI Emoji" w:cs="Segoe UI Emoji"/>
+          <w:sz w:val="26"/>
+          <w:szCs w:val="26"/>
+        </w:rPr>
+        <w:t>📂</w:t>
+      </w:r>
+      <w:r>
+        <w:rPr>
+          <w:rFonts w:asciiTheme="majorHAnsi" w:hAnsiTheme="majorHAnsi" w:cstheme="majorHAnsi"/>
+          <w:sz w:val="26"/>
+          <w:szCs w:val="26"/>
+        </w:rPr>
+        <w:t xml:space="preserve"> infrastructure (Infrastructure Layer - Chi tiết thực thi)</w:t>
+      </w:r>
+    </w:p>
+    <w:p>
+      <w:pPr>
+        <w:spacing w:after="0"/>
+        <w:rPr>
+          <w:rFonts w:asciiTheme="majorHAnsi" w:hAnsiTheme="majorHAnsi" w:cstheme="majorHAnsi"/>
+          <w:sz w:val="26"/>
+          <w:szCs w:val="26"/>
+        </w:rPr>
+      </w:pPr>
+      <w:r>
+        <w:rPr>
+          <w:rFonts w:asciiTheme="majorHAnsi" w:hAnsiTheme="majorHAnsi" w:cstheme="majorHAnsi"/>
+          <w:sz w:val="26"/>
+          <w:szCs w:val="26"/>
+        </w:rPr>
+        <w:t xml:space="preserve">│   ├── </w:t>
+      </w:r>
+      <w:r>
+        <w:rPr>
+          <w:rFonts w:ascii="Segoe UI Emoji" w:hAnsi="Segoe UI Emoji" w:cs="Segoe UI Emoji"/>
+          <w:sz w:val="26"/>
+          <w:szCs w:val="26"/>
+        </w:rPr>
+        <w:t>📂</w:t>
+      </w:r>
+      <w:r>
+        <w:rPr>
+          <w:rFonts w:asciiTheme="majorHAnsi" w:hAnsiTheme="majorHAnsi" w:cstheme="majorHAnsi"/>
+          <w:sz w:val="26"/>
+          <w:szCs w:val="26"/>
+        </w:rPr>
+        <w:t xml:space="preserve"> persistence         # Cài đặt Repository (Spring Data JPA)</w:t>
+      </w:r>
+    </w:p>
+    <w:p>
+      <w:pPr>
+        <w:spacing w:after="0"/>
+        <w:rPr>
+          <w:rFonts w:asciiTheme="majorHAnsi" w:hAnsiTheme="majorHAnsi" w:cstheme="majorHAnsi"/>
+          <w:sz w:val="26"/>
+          <w:szCs w:val="26"/>
+        </w:rPr>
+      </w:pPr>
+      <w:r>
+        <w:rPr>
+          <w:rFonts w:asciiTheme="majorHAnsi" w:hAnsiTheme="majorHAnsi" w:cstheme="majorHAnsi"/>
+          <w:sz w:val="26"/>
+          <w:szCs w:val="26"/>
+        </w:rPr>
+        <w:t xml:space="preserve">│   ├── </w:t>
+      </w:r>
+      <w:r>
+        <w:rPr>
+          <w:rFonts w:ascii="Segoe UI Emoji" w:hAnsi="Segoe UI Emoji" w:cs="Segoe UI Emoji"/>
+          <w:sz w:val="26"/>
+          <w:szCs w:val="26"/>
+        </w:rPr>
+        <w:t>📂</w:t>
+      </w:r>
+      <w:r>
+        <w:rPr>
+          <w:rFonts w:asciiTheme="majorHAnsi" w:hAnsiTheme="majorHAnsi" w:cstheme="majorHAnsi"/>
+          <w:sz w:val="26"/>
+          <w:szCs w:val="26"/>
+        </w:rPr>
+        <w:t xml:space="preserve"> security            # Cấu hình JWT, OAuth2, Bcrypt</w:t>
+      </w:r>
+    </w:p>
+    <w:p>
+      <w:pPr>
+        <w:spacing w:after="0"/>
+        <w:rPr>
+          <w:rFonts w:asciiTheme="majorHAnsi" w:hAnsiTheme="majorHAnsi" w:cstheme="majorHAnsi"/>
+          <w:sz w:val="26"/>
+          <w:szCs w:val="26"/>
+        </w:rPr>
+      </w:pPr>
+      <w:r>
+        <w:rPr>
+          <w:rFonts w:asciiTheme="majorHAnsi" w:hAnsiTheme="majorHAnsi" w:cstheme="majorHAnsi"/>
+          <w:sz w:val="26"/>
+          <w:szCs w:val="26"/>
+        </w:rPr>
+        <w:t xml:space="preserve">│   ├── </w:t>
+      </w:r>
+      <w:r>
+        <w:rPr>
+          <w:rFonts w:ascii="Segoe UI Emoji" w:hAnsi="Segoe UI Emoji" w:cs="Segoe UI Emoji"/>
+          <w:sz w:val="26"/>
+          <w:szCs w:val="26"/>
+        </w:rPr>
+        <w:t>📂</w:t>
+      </w:r>
+      <w:r>
+        <w:rPr>
+          <w:rFonts w:asciiTheme="majorHAnsi" w:hAnsiTheme="majorHAnsi" w:cstheme="majorHAnsi"/>
+          <w:sz w:val="26"/>
+          <w:szCs w:val="26"/>
+        </w:rPr>
+        <w:t xml:space="preserve"> external_services   # Twilio, SendGrid, Gemini AI implementations</w:t>
+      </w:r>
+    </w:p>
+    <w:p>
+      <w:pPr>
+        <w:spacing w:after="0"/>
+        <w:rPr>
+          <w:rFonts w:asciiTheme="majorHAnsi" w:hAnsiTheme="majorHAnsi" w:cstheme="majorHAnsi"/>
+          <w:sz w:val="26"/>
+          <w:szCs w:val="26"/>
+        </w:rPr>
+      </w:pPr>
+      <w:r>
+        <w:rPr>
+          <w:rFonts w:asciiTheme="majorHAnsi" w:hAnsiTheme="majorHAnsi" w:cstheme="majorHAnsi"/>
+          <w:sz w:val="26"/>
+          <w:szCs w:val="26"/>
+        </w:rPr>
+        <w:t xml:space="preserve">│   └── </w:t>
+      </w:r>
+      <w:r>
+        <w:rPr>
+          <w:rFonts w:ascii="Segoe UI Emoji" w:hAnsi="Segoe UI Emoji" w:cs="Segoe UI Emoji"/>
+          <w:sz w:val="26"/>
+          <w:szCs w:val="26"/>
+        </w:rPr>
+        <w:t>📂</w:t>
+      </w:r>
+      <w:r>
+        <w:rPr>
+          <w:rFonts w:asciiTheme="majorHAnsi" w:hAnsiTheme="majorHAnsi" w:cstheme="majorHAnsi"/>
+          <w:sz w:val="26"/>
+          <w:szCs w:val="26"/>
+        </w:rPr>
+        <w:t xml:space="preserve"> config              # Các file cấu hình Bean (@Configuration)</w:t>
+      </w:r>
+    </w:p>
+    <w:p>
+      <w:pPr>
+        <w:spacing w:after="0"/>
+        <w:rPr>
+          <w:rFonts w:asciiTheme="majorHAnsi" w:hAnsiTheme="majorHAnsi" w:cstheme="majorHAnsi"/>
+          <w:sz w:val="26"/>
+          <w:szCs w:val="26"/>
+        </w:rPr>
+      </w:pPr>
+      <w:r>
+        <w:rPr>
+          <w:rFonts w:asciiTheme="majorHAnsi" w:hAnsiTheme="majorHAnsi" w:cstheme="majorHAnsi"/>
+          <w:sz w:val="26"/>
+          <w:szCs w:val="26"/>
+        </w:rPr>
+        <w:t>│</w:t>
+      </w:r>
+    </w:p>
+    <w:p>
+      <w:pPr>
+        <w:spacing w:after="0"/>
+        <w:rPr>
+          <w:rFonts w:asciiTheme="majorHAnsi" w:hAnsiTheme="majorHAnsi" w:cstheme="majorHAnsi"/>
+          <w:sz w:val="26"/>
+          <w:szCs w:val="26"/>
+        </w:rPr>
+      </w:pPr>
+      <w:r>
+        <w:rPr>
+          <w:rFonts w:asciiTheme="majorHAnsi" w:hAnsiTheme="majorHAnsi" w:cstheme="majorHAnsi"/>
+          <w:sz w:val="26"/>
+          <w:szCs w:val="26"/>
+        </w:rPr>
+        <w:t xml:space="preserve">└── </w:t>
+      </w:r>
+      <w:r>
+        <w:rPr>
+          <w:rFonts w:ascii="Segoe UI Emoji" w:hAnsi="Segoe UI Emoji" w:cs="Segoe UI Emoji"/>
+          <w:sz w:val="26"/>
+          <w:szCs w:val="26"/>
+        </w:rPr>
+        <w:t>📂</w:t>
+      </w:r>
+      <w:r>
+        <w:rPr>
+          <w:rFonts w:asciiTheme="majorHAnsi" w:hAnsiTheme="majorHAnsi" w:cstheme="majorHAnsi"/>
+          <w:sz w:val="26"/>
+          <w:szCs w:val="26"/>
+        </w:rPr>
+        <w:t xml:space="preserve"> shared (Tiện ích dùng chung)</w:t>
+      </w:r>
+    </w:p>
+    <w:p>
+      <w:pPr>
+        <w:spacing w:after="0"/>
+        <w:rPr>
+          <w:rFonts w:asciiTheme="majorHAnsi" w:hAnsiTheme="majorHAnsi" w:cstheme="majorHAnsi"/>
+          <w:sz w:val="26"/>
+          <w:szCs w:val="26"/>
+        </w:rPr>
+      </w:pPr>
+      <w:r>
+        <w:rPr>
+          <w:rFonts w:asciiTheme="majorHAnsi" w:hAnsiTheme="majorHAnsi" w:cstheme="majorHAnsi"/>
+          <w:sz w:val="26"/>
+          <w:szCs w:val="26"/>
+        </w:rPr>
+        <w:t xml:space="preserve">    └── </w:t>
+      </w:r>
+      <w:r>
+        <w:rPr>
+          <w:rFonts w:ascii="Segoe UI Emoji" w:hAnsi="Segoe UI Emoji" w:cs="Segoe UI Emoji"/>
+          <w:sz w:val="26"/>
+          <w:szCs w:val="26"/>
+        </w:rPr>
+        <w:t>📂</w:t>
+      </w:r>
+      <w:r>
+        <w:rPr>
+          <w:rFonts w:asciiTheme="majorHAnsi" w:hAnsiTheme="majorHAnsi" w:cstheme="majorHAnsi"/>
+          <w:sz w:val="26"/>
+          <w:szCs w:val="26"/>
+        </w:rPr>
+        <w:t xml:space="preserve"> util                # StringUtils, DateUtils, PDFGenerator</w:t>
+      </w:r>
     </w:p>
     <w:sectPr>
       <w:pgSz w:w="11906" w:h="16838"/>
@@ -3471,6 +4403,7 @@
   <w:style w:type="character" w:default="1" w:styleId="DefaultParagraphFont">
     <w:name w:val="Default Paragraph Font"/>
     <w:uiPriority w:val="1"/>
+    <w:semiHidden/>
     <w:unhideWhenUsed/>
   </w:style>
   <w:style w:type="table" w:default="1" w:styleId="TableNormal">

--- a/TaiLieuMoTa.docx
+++ b/TaiLieuMoTa.docx
@@ -5,15 +5,15 @@
     <w:p>
       <w:pPr>
         <w:pStyle w:val="Heading1"/>
-        <w:spacing w:before="0" w:after="0" w:line="276" w:lineRule="auto"/>
+        <w:spacing w:before="0" w:after="0" w:line="240" w:lineRule="auto"/>
         <w:jc w:val="center"/>
         <w:rPr>
           <w:rFonts w:cstheme="majorHAnsi"/>
           <w:b/>
           <w:bCs/>
           <w:color w:val="auto"/>
-          <w:sz w:val="34"/>
-          <w:szCs w:val="34"/>
+          <w:sz w:val="26"/>
+          <w:szCs w:val="26"/>
         </w:rPr>
       </w:pPr>
       <w:r>
@@ -22,8 +22,8 @@
           <w:b/>
           <w:bCs/>
           <w:color w:val="auto"/>
-          <w:sz w:val="34"/>
-          <w:szCs w:val="34"/>
+          <w:sz w:val="26"/>
+          <w:szCs w:val="26"/>
         </w:rPr>
         <w:t>BACK END</w:t>
       </w:r>
@@ -32,7 +32,7 @@
       <w:pPr>
         <w:pStyle w:val="Heading1"/>
         <w:shd w:val="clear" w:color="auto" w:fill="FFFFFF" w:themeFill="background1"/>
-        <w:spacing w:before="0" w:after="0" w:line="276" w:lineRule="auto"/>
+        <w:spacing w:before="0" w:after="0" w:line="240" w:lineRule="auto"/>
         <w:jc w:val="both"/>
         <w:rPr>
           <w:rFonts w:cstheme="majorHAnsi"/>
@@ -59,7 +59,7 @@
       <w:pPr>
         <w:pStyle w:val="Heading2"/>
         <w:shd w:val="clear" w:color="auto" w:fill="FFFFFF" w:themeFill="background1"/>
-        <w:spacing w:before="0" w:after="0" w:line="276" w:lineRule="auto"/>
+        <w:spacing w:before="0" w:after="0" w:line="240" w:lineRule="auto"/>
         <w:jc w:val="both"/>
         <w:rPr>
           <w:rFonts w:cstheme="majorHAnsi"/>
@@ -85,7 +85,7 @@
     <w:p>
       <w:pPr>
         <w:shd w:val="clear" w:color="auto" w:fill="FFFFFF" w:themeFill="background1"/>
-        <w:spacing w:after="0" w:line="276" w:lineRule="auto"/>
+        <w:spacing w:after="0" w:line="240" w:lineRule="auto"/>
         <w:jc w:val="both"/>
         <w:rPr>
           <w:rFonts w:asciiTheme="majorHAnsi" w:hAnsiTheme="majorHAnsi" w:cstheme="majorHAnsi"/>
@@ -115,7 +115,7 @@
     <w:p>
       <w:pPr>
         <w:shd w:val="clear" w:color="auto" w:fill="FFFFFF" w:themeFill="background1"/>
-        <w:spacing w:after="0" w:line="276" w:lineRule="auto"/>
+        <w:spacing w:after="0" w:line="240" w:lineRule="auto"/>
         <w:jc w:val="both"/>
         <w:rPr>
           <w:rFonts w:asciiTheme="majorHAnsi" w:hAnsiTheme="majorHAnsi" w:cstheme="majorHAnsi"/>
@@ -128,7 +128,7 @@
       <w:pPr>
         <w:pStyle w:val="Heading2"/>
         <w:shd w:val="clear" w:color="auto" w:fill="FFFFFF" w:themeFill="background1"/>
-        <w:spacing w:before="0" w:after="0" w:line="276" w:lineRule="auto"/>
+        <w:spacing w:before="0" w:after="0" w:line="240" w:lineRule="auto"/>
         <w:jc w:val="both"/>
         <w:rPr>
           <w:rFonts w:cstheme="majorHAnsi"/>
@@ -154,7 +154,7 @@
     <w:p>
       <w:pPr>
         <w:shd w:val="clear" w:color="auto" w:fill="FFFFFF" w:themeFill="background1"/>
-        <w:spacing w:after="0" w:line="276" w:lineRule="auto"/>
+        <w:spacing w:after="0" w:line="240" w:lineRule="auto"/>
         <w:jc w:val="both"/>
         <w:rPr>
           <w:rFonts w:asciiTheme="majorHAnsi" w:hAnsiTheme="majorHAnsi" w:cstheme="majorHAnsi"/>
@@ -192,7 +192,7 @@
     <w:p>
       <w:pPr>
         <w:shd w:val="clear" w:color="auto" w:fill="FFFFFF" w:themeFill="background1"/>
-        <w:spacing w:after="0" w:line="276" w:lineRule="auto"/>
+        <w:spacing w:after="0" w:line="240" w:lineRule="auto"/>
         <w:jc w:val="both"/>
         <w:rPr>
           <w:rFonts w:asciiTheme="majorHAnsi" w:hAnsiTheme="majorHAnsi" w:cstheme="majorHAnsi"/>
@@ -220,7 +220,7 @@
           <w:numId w:val="1"/>
         </w:numPr>
         <w:shd w:val="clear" w:color="auto" w:fill="FFFFFF" w:themeFill="background1"/>
-        <w:spacing w:after="0" w:line="276" w:lineRule="auto"/>
+        <w:spacing w:after="0" w:line="240" w:lineRule="auto"/>
         <w:jc w:val="both"/>
         <w:rPr>
           <w:rFonts w:asciiTheme="majorHAnsi" w:hAnsiTheme="majorHAnsi" w:cstheme="majorHAnsi"/>
@@ -254,7 +254,7 @@
           <w:numId w:val="1"/>
         </w:numPr>
         <w:shd w:val="clear" w:color="auto" w:fill="FFFFFF" w:themeFill="background1"/>
-        <w:spacing w:after="0" w:line="276" w:lineRule="auto"/>
+        <w:spacing w:after="0" w:line="240" w:lineRule="auto"/>
         <w:jc w:val="both"/>
         <w:rPr>
           <w:rFonts w:asciiTheme="majorHAnsi" w:hAnsiTheme="majorHAnsi" w:cstheme="majorHAnsi"/>
@@ -288,7 +288,7 @@
           <w:numId w:val="1"/>
         </w:numPr>
         <w:shd w:val="clear" w:color="auto" w:fill="FFFFFF" w:themeFill="background1"/>
-        <w:spacing w:after="0" w:line="276" w:lineRule="auto"/>
+        <w:spacing w:after="0" w:line="240" w:lineRule="auto"/>
         <w:jc w:val="both"/>
         <w:rPr>
           <w:rFonts w:asciiTheme="majorHAnsi" w:hAnsiTheme="majorHAnsi" w:cstheme="majorHAnsi"/>
@@ -322,7 +322,7 @@
           <w:numId w:val="1"/>
         </w:numPr>
         <w:shd w:val="clear" w:color="auto" w:fill="FFFFFF" w:themeFill="background1"/>
-        <w:spacing w:after="0" w:line="276" w:lineRule="auto"/>
+        <w:spacing w:after="0" w:line="240" w:lineRule="auto"/>
         <w:jc w:val="both"/>
         <w:rPr>
           <w:rFonts w:asciiTheme="majorHAnsi" w:hAnsiTheme="majorHAnsi" w:cstheme="majorHAnsi"/>
@@ -356,7 +356,7 @@
           <w:numId w:val="1"/>
         </w:numPr>
         <w:shd w:val="clear" w:color="auto" w:fill="FFFFFF" w:themeFill="background1"/>
-        <w:spacing w:after="0" w:line="276" w:lineRule="auto"/>
+        <w:spacing w:after="0" w:line="240" w:lineRule="auto"/>
         <w:jc w:val="both"/>
         <w:rPr>
           <w:rFonts w:asciiTheme="majorHAnsi" w:hAnsiTheme="majorHAnsi" w:cstheme="majorHAnsi"/>
@@ -424,7 +424,7 @@
     <w:p>
       <w:pPr>
         <w:shd w:val="clear" w:color="auto" w:fill="FFFFFF" w:themeFill="background1"/>
-        <w:spacing w:after="0" w:line="276" w:lineRule="auto"/>
+        <w:spacing w:after="0" w:line="240" w:lineRule="auto"/>
         <w:jc w:val="both"/>
         <w:rPr>
           <w:rFonts w:asciiTheme="majorHAnsi" w:hAnsiTheme="majorHAnsi" w:cstheme="majorHAnsi"/>
@@ -452,7 +452,7 @@
           <w:numId w:val="2"/>
         </w:numPr>
         <w:shd w:val="clear" w:color="auto" w:fill="FFFFFF" w:themeFill="background1"/>
-        <w:spacing w:after="0" w:line="276" w:lineRule="auto"/>
+        <w:spacing w:after="0" w:line="240" w:lineRule="auto"/>
         <w:jc w:val="both"/>
         <w:rPr>
           <w:rFonts w:asciiTheme="majorHAnsi" w:hAnsiTheme="majorHAnsi" w:cstheme="majorHAnsi"/>
@@ -486,7 +486,7 @@
           <w:numId w:val="2"/>
         </w:numPr>
         <w:shd w:val="clear" w:color="auto" w:fill="FFFFFF" w:themeFill="background1"/>
-        <w:spacing w:after="0" w:line="276" w:lineRule="auto"/>
+        <w:spacing w:after="0" w:line="240" w:lineRule="auto"/>
         <w:jc w:val="both"/>
         <w:rPr>
           <w:rFonts w:asciiTheme="majorHAnsi" w:hAnsiTheme="majorHAnsi" w:cstheme="majorHAnsi"/>
@@ -520,7 +520,7 @@
           <w:numId w:val="2"/>
         </w:numPr>
         <w:shd w:val="clear" w:color="auto" w:fill="FFFFFF" w:themeFill="background1"/>
-        <w:spacing w:after="0" w:line="276" w:lineRule="auto"/>
+        <w:spacing w:after="0" w:line="240" w:lineRule="auto"/>
         <w:jc w:val="both"/>
         <w:rPr>
           <w:rFonts w:asciiTheme="majorHAnsi" w:hAnsiTheme="majorHAnsi" w:cstheme="majorHAnsi"/>
@@ -550,7 +550,7 @@
     <w:p>
       <w:pPr>
         <w:shd w:val="clear" w:color="auto" w:fill="FFFFFF" w:themeFill="background1"/>
-        <w:spacing w:after="0" w:line="276" w:lineRule="auto"/>
+        <w:spacing w:after="0" w:line="240" w:lineRule="auto"/>
         <w:jc w:val="both"/>
         <w:rPr>
           <w:rFonts w:asciiTheme="majorHAnsi" w:hAnsiTheme="majorHAnsi" w:cstheme="majorHAnsi"/>
@@ -578,7 +578,7 @@
           <w:numId w:val="3"/>
         </w:numPr>
         <w:shd w:val="clear" w:color="auto" w:fill="FFFFFF" w:themeFill="background1"/>
-        <w:spacing w:after="0" w:line="276" w:lineRule="auto"/>
+        <w:spacing w:after="0" w:line="240" w:lineRule="auto"/>
         <w:jc w:val="both"/>
         <w:rPr>
           <w:rFonts w:asciiTheme="majorHAnsi" w:hAnsiTheme="majorHAnsi" w:cstheme="majorHAnsi"/>
@@ -612,7 +612,7 @@
           <w:numId w:val="3"/>
         </w:numPr>
         <w:shd w:val="clear" w:color="auto" w:fill="FFFFFF" w:themeFill="background1"/>
-        <w:spacing w:after="0" w:line="276" w:lineRule="auto"/>
+        <w:spacing w:after="0" w:line="240" w:lineRule="auto"/>
         <w:jc w:val="both"/>
         <w:rPr>
           <w:rFonts w:asciiTheme="majorHAnsi" w:hAnsiTheme="majorHAnsi" w:cstheme="majorHAnsi"/>
@@ -646,7 +646,7 @@
           <w:numId w:val="3"/>
         </w:numPr>
         <w:shd w:val="clear" w:color="auto" w:fill="FFFFFF" w:themeFill="background1"/>
-        <w:spacing w:after="0" w:line="276" w:lineRule="auto"/>
+        <w:spacing w:after="0" w:line="240" w:lineRule="auto"/>
         <w:jc w:val="both"/>
         <w:rPr>
           <w:rFonts w:asciiTheme="majorHAnsi" w:hAnsiTheme="majorHAnsi" w:cstheme="majorHAnsi"/>
@@ -676,7 +676,7 @@
     <w:p>
       <w:pPr>
         <w:shd w:val="clear" w:color="auto" w:fill="FFFFFF" w:themeFill="background1"/>
-        <w:spacing w:after="0" w:line="276" w:lineRule="auto"/>
+        <w:spacing w:after="0" w:line="240" w:lineRule="auto"/>
         <w:jc w:val="both"/>
         <w:rPr>
           <w:rFonts w:asciiTheme="majorHAnsi" w:hAnsiTheme="majorHAnsi" w:cstheme="majorHAnsi"/>
@@ -704,7 +704,7 @@
           <w:numId w:val="4"/>
         </w:numPr>
         <w:shd w:val="clear" w:color="auto" w:fill="FFFFFF" w:themeFill="background1"/>
-        <w:spacing w:after="0" w:line="276" w:lineRule="auto"/>
+        <w:spacing w:after="0" w:line="240" w:lineRule="auto"/>
         <w:jc w:val="both"/>
         <w:rPr>
           <w:rFonts w:asciiTheme="majorHAnsi" w:hAnsiTheme="majorHAnsi" w:cstheme="majorHAnsi"/>
@@ -738,7 +738,7 @@
           <w:numId w:val="4"/>
         </w:numPr>
         <w:shd w:val="clear" w:color="auto" w:fill="FFFFFF" w:themeFill="background1"/>
-        <w:spacing w:after="0" w:line="276" w:lineRule="auto"/>
+        <w:spacing w:after="0" w:line="240" w:lineRule="auto"/>
         <w:jc w:val="both"/>
         <w:rPr>
           <w:rFonts w:asciiTheme="majorHAnsi" w:hAnsiTheme="majorHAnsi" w:cstheme="majorHAnsi"/>
@@ -772,23 +772,22 @@
           <w:numId w:val="4"/>
         </w:numPr>
         <w:shd w:val="clear" w:color="auto" w:fill="FFFFFF" w:themeFill="background1"/>
-        <w:spacing w:after="0" w:line="276" w:lineRule="auto"/>
-        <w:jc w:val="both"/>
-        <w:rPr>
-          <w:rFonts w:asciiTheme="majorHAnsi" w:hAnsiTheme="majorHAnsi" w:cstheme="majorHAnsi"/>
-          <w:sz w:val="26"/>
-          <w:szCs w:val="26"/>
-        </w:rPr>
-      </w:pPr>
-      <w:r>
-        <w:rPr>
-          <w:rFonts w:asciiTheme="majorHAnsi" w:hAnsiTheme="majorHAnsi" w:cstheme="majorHAnsi"/>
-          <w:b/>
-          <w:bCs/>
-          <w:sz w:val="26"/>
-          <w:szCs w:val="26"/>
-        </w:rPr>
-        <w:lastRenderedPageBreak/>
+        <w:spacing w:after="0" w:line="240" w:lineRule="auto"/>
+        <w:jc w:val="both"/>
+        <w:rPr>
+          <w:rFonts w:asciiTheme="majorHAnsi" w:hAnsiTheme="majorHAnsi" w:cstheme="majorHAnsi"/>
+          <w:sz w:val="26"/>
+          <w:szCs w:val="26"/>
+        </w:rPr>
+      </w:pPr>
+      <w:r>
+        <w:rPr>
+          <w:rFonts w:asciiTheme="majorHAnsi" w:hAnsiTheme="majorHAnsi" w:cstheme="majorHAnsi"/>
+          <w:b/>
+          <w:bCs/>
+          <w:sz w:val="26"/>
+          <w:szCs w:val="26"/>
+        </w:rPr>
         <w:t>Response Wrapper:</w:t>
       </w:r>
       <w:r>
@@ -803,7 +802,7 @@
     <w:p>
       <w:pPr>
         <w:shd w:val="clear" w:color="auto" w:fill="FFFFFF" w:themeFill="background1"/>
-        <w:spacing w:after="0" w:line="276" w:lineRule="auto"/>
+        <w:spacing w:after="0" w:line="240" w:lineRule="auto"/>
         <w:jc w:val="both"/>
         <w:rPr>
           <w:rFonts w:asciiTheme="majorHAnsi" w:hAnsiTheme="majorHAnsi" w:cstheme="majorHAnsi"/>
@@ -816,7 +815,7 @@
       <w:pPr>
         <w:pStyle w:val="Heading2"/>
         <w:shd w:val="clear" w:color="auto" w:fill="FFFFFF" w:themeFill="background1"/>
-        <w:spacing w:before="0" w:after="0" w:line="276" w:lineRule="auto"/>
+        <w:spacing w:before="0" w:after="0" w:line="240" w:lineRule="auto"/>
         <w:jc w:val="both"/>
         <w:rPr>
           <w:rFonts w:cstheme="majorHAnsi"/>
@@ -842,7 +841,7 @@
     <w:p>
       <w:pPr>
         <w:shd w:val="clear" w:color="auto" w:fill="FFFFFF" w:themeFill="background1"/>
-        <w:spacing w:after="0" w:line="276" w:lineRule="auto"/>
+        <w:spacing w:after="0" w:line="240" w:lineRule="auto"/>
         <w:jc w:val="both"/>
         <w:rPr>
           <w:rFonts w:asciiTheme="majorHAnsi" w:hAnsiTheme="majorHAnsi" w:cstheme="majorHAnsi"/>
@@ -870,7 +869,7 @@
           <w:numId w:val="27"/>
         </w:numPr>
         <w:shd w:val="clear" w:color="auto" w:fill="FFFFFF" w:themeFill="background1"/>
-        <w:spacing w:after="0" w:line="276" w:lineRule="auto"/>
+        <w:spacing w:after="0" w:line="240" w:lineRule="auto"/>
         <w:jc w:val="both"/>
         <w:rPr>
           <w:rFonts w:asciiTheme="majorHAnsi" w:hAnsiTheme="majorHAnsi" w:cstheme="majorHAnsi"/>
@@ -906,24 +905,25 @@
           <w:numId w:val="27"/>
         </w:numPr>
         <w:shd w:val="clear" w:color="auto" w:fill="FFFFFF" w:themeFill="background1"/>
-        <w:spacing w:after="0" w:line="276" w:lineRule="auto"/>
-        <w:jc w:val="both"/>
-        <w:rPr>
-          <w:rFonts w:asciiTheme="majorHAnsi" w:hAnsiTheme="majorHAnsi" w:cstheme="majorHAnsi"/>
-          <w:b/>
-          <w:bCs/>
-          <w:sz w:val="26"/>
-          <w:szCs w:val="26"/>
-        </w:rPr>
-      </w:pPr>
-      <w:r>
-        <w:rPr>
-          <w:rFonts w:asciiTheme="majorHAnsi" w:hAnsiTheme="majorHAnsi" w:cstheme="majorHAnsi"/>
-          <w:b/>
-          <w:bCs/>
-          <w:sz w:val="26"/>
-          <w:szCs w:val="26"/>
-        </w:rPr>
+        <w:spacing w:after="0" w:line="240" w:lineRule="auto"/>
+        <w:jc w:val="both"/>
+        <w:rPr>
+          <w:rFonts w:asciiTheme="majorHAnsi" w:hAnsiTheme="majorHAnsi" w:cstheme="majorHAnsi"/>
+          <w:b/>
+          <w:bCs/>
+          <w:sz w:val="26"/>
+          <w:szCs w:val="26"/>
+        </w:rPr>
+      </w:pPr>
+      <w:r>
+        <w:rPr>
+          <w:rFonts w:asciiTheme="majorHAnsi" w:hAnsiTheme="majorHAnsi" w:cstheme="majorHAnsi"/>
+          <w:b/>
+          <w:bCs/>
+          <w:sz w:val="26"/>
+          <w:szCs w:val="26"/>
+        </w:rPr>
+        <w:lastRenderedPageBreak/>
         <w:t xml:space="preserve">Onboarding Flow: </w:t>
       </w:r>
       <w:r>
@@ -942,7 +942,7 @@
           <w:numId w:val="27"/>
         </w:numPr>
         <w:shd w:val="clear" w:color="auto" w:fill="FFFFFF" w:themeFill="background1"/>
-        <w:spacing w:after="0" w:line="276" w:lineRule="auto"/>
+        <w:spacing w:after="0" w:line="240" w:lineRule="auto"/>
         <w:jc w:val="both"/>
         <w:rPr>
           <w:rFonts w:asciiTheme="majorHAnsi" w:hAnsiTheme="majorHAnsi" w:cstheme="majorHAnsi"/>
@@ -972,7 +972,7 @@
     <w:p>
       <w:pPr>
         <w:shd w:val="clear" w:color="auto" w:fill="FFFFFF" w:themeFill="background1"/>
-        <w:spacing w:after="0" w:line="276" w:lineRule="auto"/>
+        <w:spacing w:after="0" w:line="240" w:lineRule="auto"/>
         <w:jc w:val="both"/>
         <w:rPr>
           <w:rFonts w:asciiTheme="majorHAnsi" w:hAnsiTheme="majorHAnsi" w:cstheme="majorHAnsi"/>
@@ -1000,7 +1000,7 @@
           <w:numId w:val="28"/>
         </w:numPr>
         <w:shd w:val="clear" w:color="auto" w:fill="FFFFFF" w:themeFill="background1"/>
-        <w:spacing w:after="0" w:line="276" w:lineRule="auto"/>
+        <w:spacing w:after="0" w:line="240" w:lineRule="auto"/>
         <w:jc w:val="both"/>
         <w:rPr>
           <w:rFonts w:asciiTheme="majorHAnsi" w:hAnsiTheme="majorHAnsi" w:cstheme="majorHAnsi"/>
@@ -1036,7 +1036,7 @@
           <w:numId w:val="28"/>
         </w:numPr>
         <w:shd w:val="clear" w:color="auto" w:fill="FFFFFF" w:themeFill="background1"/>
-        <w:spacing w:after="0" w:line="276" w:lineRule="auto"/>
+        <w:spacing w:after="0" w:line="240" w:lineRule="auto"/>
         <w:jc w:val="both"/>
         <w:rPr>
           <w:rFonts w:asciiTheme="majorHAnsi" w:hAnsiTheme="majorHAnsi" w:cstheme="majorHAnsi"/>
@@ -1070,7 +1070,7 @@
           <w:numId w:val="28"/>
         </w:numPr>
         <w:shd w:val="clear" w:color="auto" w:fill="FFFFFF" w:themeFill="background1"/>
-        <w:spacing w:after="0" w:line="276" w:lineRule="auto"/>
+        <w:spacing w:after="0" w:line="240" w:lineRule="auto"/>
         <w:jc w:val="both"/>
         <w:rPr>
           <w:rFonts w:asciiTheme="majorHAnsi" w:hAnsiTheme="majorHAnsi" w:cstheme="majorHAnsi"/>
@@ -1104,7 +1104,7 @@
           <w:numId w:val="28"/>
         </w:numPr>
         <w:shd w:val="clear" w:color="auto" w:fill="FFFFFF" w:themeFill="background1"/>
-        <w:spacing w:after="0" w:line="276" w:lineRule="auto"/>
+        <w:spacing w:after="0" w:line="240" w:lineRule="auto"/>
         <w:jc w:val="both"/>
         <w:rPr>
           <w:rFonts w:asciiTheme="majorHAnsi" w:hAnsiTheme="majorHAnsi" w:cstheme="majorHAnsi"/>
@@ -1136,7 +1136,7 @@
     <w:p>
       <w:pPr>
         <w:shd w:val="clear" w:color="auto" w:fill="FFFFFF" w:themeFill="background1"/>
-        <w:spacing w:after="0" w:line="276" w:lineRule="auto"/>
+        <w:spacing w:after="0" w:line="240" w:lineRule="auto"/>
         <w:jc w:val="both"/>
         <w:rPr>
           <w:rFonts w:asciiTheme="majorHAnsi" w:hAnsiTheme="majorHAnsi" w:cstheme="majorHAnsi"/>
@@ -1164,7 +1164,7 @@
           <w:numId w:val="29"/>
         </w:numPr>
         <w:shd w:val="clear" w:color="auto" w:fill="FFFFFF" w:themeFill="background1"/>
-        <w:spacing w:after="0" w:line="276" w:lineRule="auto"/>
+        <w:spacing w:after="0" w:line="240" w:lineRule="auto"/>
         <w:jc w:val="both"/>
         <w:rPr>
           <w:rFonts w:asciiTheme="majorHAnsi" w:hAnsiTheme="majorHAnsi" w:cstheme="majorHAnsi"/>
@@ -1198,7 +1198,7 @@
           <w:numId w:val="29"/>
         </w:numPr>
         <w:shd w:val="clear" w:color="auto" w:fill="FFFFFF" w:themeFill="background1"/>
-        <w:spacing w:after="0" w:line="276" w:lineRule="auto"/>
+        <w:spacing w:after="0" w:line="240" w:lineRule="auto"/>
         <w:jc w:val="both"/>
         <w:rPr>
           <w:rFonts w:asciiTheme="majorHAnsi" w:hAnsiTheme="majorHAnsi" w:cstheme="majorHAnsi"/>
@@ -1232,7 +1232,7 @@
           <w:numId w:val="29"/>
         </w:numPr>
         <w:shd w:val="clear" w:color="auto" w:fill="FFFFFF" w:themeFill="background1"/>
-        <w:spacing w:after="0" w:line="276" w:lineRule="auto"/>
+        <w:spacing w:after="0" w:line="240" w:lineRule="auto"/>
         <w:jc w:val="both"/>
         <w:rPr>
           <w:rFonts w:asciiTheme="majorHAnsi" w:hAnsiTheme="majorHAnsi" w:cstheme="majorHAnsi"/>
@@ -1262,7 +1262,7 @@
     <w:p>
       <w:pPr>
         <w:shd w:val="clear" w:color="auto" w:fill="FFFFFF" w:themeFill="background1"/>
-        <w:spacing w:after="0" w:line="276" w:lineRule="auto"/>
+        <w:spacing w:after="0" w:line="240" w:lineRule="auto"/>
         <w:jc w:val="both"/>
         <w:rPr>
           <w:rFonts w:asciiTheme="majorHAnsi" w:hAnsiTheme="majorHAnsi" w:cstheme="majorHAnsi"/>
@@ -1290,7 +1290,7 @@
           <w:numId w:val="30"/>
         </w:numPr>
         <w:shd w:val="clear" w:color="auto" w:fill="FFFFFF" w:themeFill="background1"/>
-        <w:spacing w:after="0" w:line="276" w:lineRule="auto"/>
+        <w:spacing w:after="0" w:line="240" w:lineRule="auto"/>
         <w:jc w:val="both"/>
         <w:rPr>
           <w:rFonts w:asciiTheme="majorHAnsi" w:hAnsiTheme="majorHAnsi" w:cstheme="majorHAnsi"/>
@@ -1326,7 +1326,7 @@
           <w:numId w:val="30"/>
         </w:numPr>
         <w:shd w:val="clear" w:color="auto" w:fill="FFFFFF" w:themeFill="background1"/>
-        <w:spacing w:after="0" w:line="276" w:lineRule="auto"/>
+        <w:spacing w:after="0" w:line="240" w:lineRule="auto"/>
         <w:jc w:val="both"/>
         <w:rPr>
           <w:rFonts w:asciiTheme="majorHAnsi" w:hAnsiTheme="majorHAnsi" w:cstheme="majorHAnsi"/>
@@ -1360,7 +1360,7 @@
           <w:numId w:val="30"/>
         </w:numPr>
         <w:shd w:val="clear" w:color="auto" w:fill="FFFFFF" w:themeFill="background1"/>
-        <w:spacing w:after="0" w:line="276" w:lineRule="auto"/>
+        <w:spacing w:after="0" w:line="240" w:lineRule="auto"/>
         <w:jc w:val="both"/>
         <w:rPr>
           <w:rFonts w:asciiTheme="majorHAnsi" w:hAnsiTheme="majorHAnsi" w:cstheme="majorHAnsi"/>
@@ -1394,7 +1394,7 @@
           <w:numId w:val="30"/>
         </w:numPr>
         <w:shd w:val="clear" w:color="auto" w:fill="FFFFFF" w:themeFill="background1"/>
-        <w:spacing w:after="0" w:line="276" w:lineRule="auto"/>
+        <w:spacing w:after="0" w:line="240" w:lineRule="auto"/>
         <w:jc w:val="both"/>
         <w:rPr>
           <w:rFonts w:asciiTheme="majorHAnsi" w:hAnsiTheme="majorHAnsi" w:cstheme="majorHAnsi"/>
@@ -1424,7 +1424,7 @@
     <w:p>
       <w:pPr>
         <w:shd w:val="clear" w:color="auto" w:fill="FFFFFF" w:themeFill="background1"/>
-        <w:spacing w:after="0" w:line="276" w:lineRule="auto"/>
+        <w:spacing w:after="0" w:line="240" w:lineRule="auto"/>
         <w:jc w:val="both"/>
         <w:rPr>
           <w:rFonts w:asciiTheme="majorHAnsi" w:hAnsiTheme="majorHAnsi" w:cstheme="majorHAnsi"/>
@@ -1437,7 +1437,7 @@
       <w:pPr>
         <w:pStyle w:val="Heading2"/>
         <w:shd w:val="clear" w:color="auto" w:fill="FFFFFF" w:themeFill="background1"/>
-        <w:spacing w:before="0" w:after="0" w:line="276" w:lineRule="auto"/>
+        <w:spacing w:before="0" w:after="0" w:line="240" w:lineRule="auto"/>
         <w:jc w:val="both"/>
         <w:rPr>
           <w:rFonts w:cstheme="majorHAnsi"/>
@@ -1464,7 +1464,7 @@
       <w:pPr>
         <w:pStyle w:val="Heading3"/>
         <w:shd w:val="clear" w:color="auto" w:fill="FFFFFF" w:themeFill="background1"/>
-        <w:spacing w:before="0" w:after="0" w:line="276" w:lineRule="auto"/>
+        <w:spacing w:before="0" w:after="0" w:line="240" w:lineRule="auto"/>
         <w:jc w:val="both"/>
         <w:rPr>
           <w:rFonts w:asciiTheme="majorHAnsi" w:hAnsiTheme="majorHAnsi" w:cstheme="majorHAnsi"/>
@@ -1490,7 +1490,7 @@
     <w:p>
       <w:pPr>
         <w:shd w:val="clear" w:color="auto" w:fill="FFFFFF" w:themeFill="background1"/>
-        <w:spacing w:after="0" w:line="276" w:lineRule="auto"/>
+        <w:spacing w:after="0" w:line="240" w:lineRule="auto"/>
         <w:jc w:val="both"/>
         <w:rPr>
           <w:rFonts w:asciiTheme="majorHAnsi" w:hAnsiTheme="majorHAnsi" w:cstheme="majorHAnsi"/>
@@ -1510,7 +1510,7 @@
     <w:p>
       <w:pPr>
         <w:shd w:val="clear" w:color="auto" w:fill="FFFFFF" w:themeFill="background1"/>
-        <w:spacing w:after="0" w:line="276" w:lineRule="auto"/>
+        <w:spacing w:after="0" w:line="240" w:lineRule="auto"/>
         <w:jc w:val="both"/>
         <w:rPr>
           <w:rFonts w:asciiTheme="majorHAnsi" w:hAnsiTheme="majorHAnsi" w:cstheme="majorHAnsi"/>
@@ -1530,7 +1530,7 @@
     <w:p>
       <w:pPr>
         <w:shd w:val="clear" w:color="auto" w:fill="FFFFFF" w:themeFill="background1"/>
-        <w:spacing w:after="0" w:line="276" w:lineRule="auto"/>
+        <w:spacing w:after="0" w:line="240" w:lineRule="auto"/>
         <w:jc w:val="both"/>
         <w:rPr>
           <w:rFonts w:asciiTheme="majorHAnsi" w:hAnsiTheme="majorHAnsi" w:cstheme="majorHAnsi"/>
@@ -1550,7 +1550,7 @@
     <w:p>
       <w:pPr>
         <w:shd w:val="clear" w:color="auto" w:fill="FFFFFF" w:themeFill="background1"/>
-        <w:spacing w:after="0" w:line="276" w:lineRule="auto"/>
+        <w:spacing w:after="0" w:line="240" w:lineRule="auto"/>
         <w:jc w:val="both"/>
         <w:rPr>
           <w:rFonts w:asciiTheme="majorHAnsi" w:hAnsiTheme="majorHAnsi" w:cstheme="majorHAnsi"/>
@@ -1570,7 +1570,7 @@
     <w:p>
       <w:pPr>
         <w:shd w:val="clear" w:color="auto" w:fill="FFFFFF" w:themeFill="background1"/>
-        <w:spacing w:after="0" w:line="276" w:lineRule="auto"/>
+        <w:spacing w:after="0" w:line="240" w:lineRule="auto"/>
         <w:jc w:val="both"/>
         <w:rPr>
           <w:rFonts w:asciiTheme="majorHAnsi" w:hAnsiTheme="majorHAnsi" w:cstheme="majorHAnsi"/>
@@ -1590,7 +1590,7 @@
     <w:p>
       <w:pPr>
         <w:shd w:val="clear" w:color="auto" w:fill="FFFFFF" w:themeFill="background1"/>
-        <w:spacing w:after="0" w:line="276" w:lineRule="auto"/>
+        <w:spacing w:after="0" w:line="240" w:lineRule="auto"/>
         <w:jc w:val="both"/>
         <w:rPr>
           <w:rFonts w:asciiTheme="majorHAnsi" w:hAnsiTheme="majorHAnsi" w:cstheme="majorHAnsi"/>
@@ -1610,7 +1610,7 @@
     <w:p>
       <w:pPr>
         <w:shd w:val="clear" w:color="auto" w:fill="FFFFFF" w:themeFill="background1"/>
-        <w:spacing w:after="0" w:line="276" w:lineRule="auto"/>
+        <w:spacing w:after="0" w:line="240" w:lineRule="auto"/>
         <w:jc w:val="both"/>
         <w:rPr>
           <w:rFonts w:asciiTheme="majorHAnsi" w:hAnsiTheme="majorHAnsi" w:cstheme="majorHAnsi"/>
@@ -1630,7 +1630,7 @@
     <w:p>
       <w:pPr>
         <w:shd w:val="clear" w:color="auto" w:fill="FFFFFF" w:themeFill="background1"/>
-        <w:spacing w:after="0" w:line="276" w:lineRule="auto"/>
+        <w:spacing w:after="0" w:line="240" w:lineRule="auto"/>
         <w:jc w:val="both"/>
         <w:rPr>
           <w:rFonts w:asciiTheme="majorHAnsi" w:hAnsiTheme="majorHAnsi" w:cstheme="majorHAnsi"/>
@@ -1650,7 +1650,7 @@
     <w:p>
       <w:pPr>
         <w:shd w:val="clear" w:color="auto" w:fill="FFFFFF" w:themeFill="background1"/>
-        <w:spacing w:after="0" w:line="276" w:lineRule="auto"/>
+        <w:spacing w:after="0" w:line="240" w:lineRule="auto"/>
         <w:jc w:val="both"/>
         <w:rPr>
           <w:rFonts w:asciiTheme="majorHAnsi" w:hAnsiTheme="majorHAnsi" w:cstheme="majorHAnsi"/>
@@ -1671,7 +1671,7 @@
       <w:pPr>
         <w:pStyle w:val="Heading3"/>
         <w:shd w:val="clear" w:color="auto" w:fill="FFFFFF" w:themeFill="background1"/>
-        <w:spacing w:before="0" w:after="0" w:line="276" w:lineRule="auto"/>
+        <w:spacing w:before="0" w:after="0" w:line="240" w:lineRule="auto"/>
         <w:jc w:val="both"/>
         <w:rPr>
           <w:rFonts w:asciiTheme="majorHAnsi" w:hAnsiTheme="majorHAnsi" w:cstheme="majorHAnsi"/>
@@ -1691,14 +1691,13 @@
           <w:sz w:val="26"/>
           <w:szCs w:val="26"/>
         </w:rPr>
-        <w:lastRenderedPageBreak/>
         <w:t>4.2. Kiểm soát sự phụ thuộc (Dependency Injection)</w:t>
       </w:r>
     </w:p>
     <w:p>
       <w:pPr>
         <w:shd w:val="clear" w:color="auto" w:fill="FFFFFF" w:themeFill="background1"/>
-        <w:spacing w:after="0" w:line="276" w:lineRule="auto"/>
+        <w:spacing w:after="0" w:line="240" w:lineRule="auto"/>
         <w:jc w:val="both"/>
         <w:rPr>
           <w:rFonts w:asciiTheme="majorHAnsi" w:hAnsiTheme="majorHAnsi" w:cstheme="majorHAnsi"/>
@@ -1737,7 +1736,7 @@
       <w:pPr>
         <w:pStyle w:val="Heading3"/>
         <w:shd w:val="clear" w:color="auto" w:fill="FFFFFF" w:themeFill="background1"/>
-        <w:spacing w:before="0" w:after="0" w:line="276" w:lineRule="auto"/>
+        <w:spacing w:before="0" w:after="0" w:line="240" w:lineRule="auto"/>
         <w:jc w:val="both"/>
         <w:rPr>
           <w:rFonts w:asciiTheme="majorHAnsi" w:hAnsiTheme="majorHAnsi" w:cstheme="majorHAnsi"/>
@@ -1767,7 +1766,7 @@
           <w:numId w:val="9"/>
         </w:numPr>
         <w:shd w:val="clear" w:color="auto" w:fill="FFFFFF" w:themeFill="background1"/>
-        <w:spacing w:after="0" w:line="276" w:lineRule="auto"/>
+        <w:spacing w:after="0" w:line="240" w:lineRule="auto"/>
         <w:jc w:val="both"/>
         <w:rPr>
           <w:rFonts w:asciiTheme="majorHAnsi" w:hAnsiTheme="majorHAnsi" w:cstheme="majorHAnsi"/>
@@ -1801,7 +1800,7 @@
           <w:numId w:val="9"/>
         </w:numPr>
         <w:shd w:val="clear" w:color="auto" w:fill="FFFFFF" w:themeFill="background1"/>
-        <w:spacing w:after="0" w:line="276" w:lineRule="auto"/>
+        <w:spacing w:after="0" w:line="240" w:lineRule="auto"/>
         <w:jc w:val="both"/>
         <w:rPr>
           <w:rFonts w:asciiTheme="majorHAnsi" w:hAnsiTheme="majorHAnsi" w:cstheme="majorHAnsi"/>
@@ -1831,7 +1830,7 @@
     <w:p>
       <w:pPr>
         <w:shd w:val="clear" w:color="auto" w:fill="FFFFFF" w:themeFill="background1"/>
-        <w:spacing w:after="0" w:line="276" w:lineRule="auto"/>
+        <w:spacing w:after="0" w:line="240" w:lineRule="auto"/>
         <w:jc w:val="both"/>
         <w:rPr>
           <w:rFonts w:asciiTheme="majorHAnsi" w:hAnsiTheme="majorHAnsi" w:cstheme="majorHAnsi"/>
@@ -1861,19 +1860,19 @@
     <w:p>
       <w:pPr>
         <w:shd w:val="clear" w:color="auto" w:fill="FFFFFF" w:themeFill="background1"/>
-        <w:spacing w:after="0" w:line="276" w:lineRule="auto"/>
-        <w:jc w:val="both"/>
-        <w:rPr>
-          <w:rFonts w:asciiTheme="majorHAnsi" w:hAnsiTheme="majorHAnsi" w:cstheme="majorHAnsi"/>
-          <w:sz w:val="26"/>
-          <w:szCs w:val="26"/>
-        </w:rPr>
-      </w:pPr>
-    </w:p>
-    <w:p>
-      <w:pPr>
-        <w:shd w:val="clear" w:color="auto" w:fill="FFFFFF" w:themeFill="background1"/>
-        <w:spacing w:after="0" w:line="276" w:lineRule="auto"/>
+        <w:spacing w:after="0" w:line="240" w:lineRule="auto"/>
+        <w:jc w:val="both"/>
+        <w:rPr>
+          <w:rFonts w:asciiTheme="majorHAnsi" w:hAnsiTheme="majorHAnsi" w:cstheme="majorHAnsi"/>
+          <w:sz w:val="26"/>
+          <w:szCs w:val="26"/>
+        </w:rPr>
+      </w:pPr>
+    </w:p>
+    <w:p>
+      <w:pPr>
+        <w:shd w:val="clear" w:color="auto" w:fill="FFFFFF" w:themeFill="background1"/>
+        <w:spacing w:after="0" w:line="240" w:lineRule="auto"/>
         <w:jc w:val="both"/>
         <w:rPr>
           <w:rFonts w:asciiTheme="majorHAnsi" w:hAnsiTheme="majorHAnsi" w:cstheme="majorHAnsi"/>
@@ -1893,27 +1892,28 @@
     <w:p>
       <w:pPr>
         <w:shd w:val="clear" w:color="auto" w:fill="FFFFFF" w:themeFill="background1"/>
-        <w:spacing w:after="0" w:line="276" w:lineRule="auto"/>
-        <w:jc w:val="both"/>
-        <w:rPr>
-          <w:rFonts w:asciiTheme="majorHAnsi" w:hAnsiTheme="majorHAnsi" w:cstheme="majorHAnsi"/>
-          <w:sz w:val="26"/>
-          <w:szCs w:val="26"/>
-        </w:rPr>
-      </w:pPr>
-      <w:r>
-        <w:rPr>
-          <w:rFonts w:asciiTheme="majorHAnsi" w:hAnsiTheme="majorHAnsi" w:cstheme="majorHAnsi"/>
-          <w:sz w:val="26"/>
-          <w:szCs w:val="26"/>
-        </w:rPr>
+        <w:spacing w:after="0" w:line="240" w:lineRule="auto"/>
+        <w:jc w:val="both"/>
+        <w:rPr>
+          <w:rFonts w:asciiTheme="majorHAnsi" w:hAnsiTheme="majorHAnsi" w:cstheme="majorHAnsi"/>
+          <w:sz w:val="26"/>
+          <w:szCs w:val="26"/>
+        </w:rPr>
+      </w:pPr>
+      <w:r>
+        <w:rPr>
+          <w:rFonts w:asciiTheme="majorHAnsi" w:hAnsiTheme="majorHAnsi" w:cstheme="majorHAnsi"/>
+          <w:sz w:val="26"/>
+          <w:szCs w:val="26"/>
+        </w:rPr>
+        <w:lastRenderedPageBreak/>
         <w:t>│</w:t>
       </w:r>
     </w:p>
     <w:p>
       <w:pPr>
         <w:shd w:val="clear" w:color="auto" w:fill="FFFFFF" w:themeFill="background1"/>
-        <w:spacing w:after="0" w:line="276" w:lineRule="auto"/>
+        <w:spacing w:after="0" w:line="240" w:lineRule="auto"/>
         <w:jc w:val="both"/>
         <w:rPr>
           <w:rFonts w:asciiTheme="majorHAnsi" w:hAnsiTheme="majorHAnsi" w:cstheme="majorHAnsi"/>
@@ -1949,7 +1949,7 @@
     <w:p>
       <w:pPr>
         <w:shd w:val="clear" w:color="auto" w:fill="FFFFFF" w:themeFill="background1"/>
-        <w:spacing w:after="0" w:line="276" w:lineRule="auto"/>
+        <w:spacing w:after="0" w:line="240" w:lineRule="auto"/>
         <w:jc w:val="both"/>
         <w:rPr>
           <w:rFonts w:asciiTheme="majorHAnsi" w:hAnsiTheme="majorHAnsi" w:cstheme="majorHAnsi"/>
@@ -1985,7 +1985,7 @@
     <w:p>
       <w:pPr>
         <w:shd w:val="clear" w:color="auto" w:fill="FFFFFF" w:themeFill="background1"/>
-        <w:spacing w:after="0" w:line="276" w:lineRule="auto"/>
+        <w:spacing w:after="0" w:line="240" w:lineRule="auto"/>
         <w:jc w:val="both"/>
         <w:rPr>
           <w:rFonts w:asciiTheme="majorHAnsi" w:hAnsiTheme="majorHAnsi" w:cstheme="majorHAnsi"/>
@@ -2021,7 +2021,7 @@
     <w:p>
       <w:pPr>
         <w:shd w:val="clear" w:color="auto" w:fill="FFFFFF" w:themeFill="background1"/>
-        <w:spacing w:after="0" w:line="276" w:lineRule="auto"/>
+        <w:spacing w:after="0" w:line="240" w:lineRule="auto"/>
         <w:jc w:val="both"/>
         <w:rPr>
           <w:rFonts w:asciiTheme="majorHAnsi" w:hAnsiTheme="majorHAnsi" w:cstheme="majorHAnsi"/>
@@ -2057,7 +2057,7 @@
     <w:p>
       <w:pPr>
         <w:shd w:val="clear" w:color="auto" w:fill="FFFFFF" w:themeFill="background1"/>
-        <w:spacing w:after="0" w:line="276" w:lineRule="auto"/>
+        <w:spacing w:after="0" w:line="240" w:lineRule="auto"/>
         <w:jc w:val="both"/>
         <w:rPr>
           <w:rFonts w:asciiTheme="majorHAnsi" w:hAnsiTheme="majorHAnsi" w:cstheme="majorHAnsi"/>
@@ -2093,7 +2093,7 @@
     <w:p>
       <w:pPr>
         <w:shd w:val="clear" w:color="auto" w:fill="FFFFFF" w:themeFill="background1"/>
-        <w:spacing w:after="0" w:line="276" w:lineRule="auto"/>
+        <w:spacing w:after="0" w:line="240" w:lineRule="auto"/>
         <w:jc w:val="both"/>
         <w:rPr>
           <w:rFonts w:asciiTheme="majorHAnsi" w:hAnsiTheme="majorHAnsi" w:cstheme="majorHAnsi"/>
@@ -2129,7 +2129,7 @@
     <w:p>
       <w:pPr>
         <w:shd w:val="clear" w:color="auto" w:fill="FFFFFF" w:themeFill="background1"/>
-        <w:spacing w:after="0" w:line="276" w:lineRule="auto"/>
+        <w:spacing w:after="0" w:line="240" w:lineRule="auto"/>
         <w:jc w:val="both"/>
         <w:rPr>
           <w:rFonts w:asciiTheme="majorHAnsi" w:hAnsiTheme="majorHAnsi" w:cstheme="majorHAnsi"/>
@@ -2165,7 +2165,7 @@
     <w:p>
       <w:pPr>
         <w:shd w:val="clear" w:color="auto" w:fill="FFFFFF" w:themeFill="background1"/>
-        <w:spacing w:after="0" w:line="276" w:lineRule="auto"/>
+        <w:spacing w:after="0" w:line="240" w:lineRule="auto"/>
         <w:jc w:val="both"/>
         <w:rPr>
           <w:rFonts w:asciiTheme="majorHAnsi" w:hAnsiTheme="majorHAnsi" w:cstheme="majorHAnsi"/>
@@ -2185,7 +2185,7 @@
     <w:p>
       <w:pPr>
         <w:shd w:val="clear" w:color="auto" w:fill="FFFFFF" w:themeFill="background1"/>
-        <w:spacing w:after="0" w:line="276" w:lineRule="auto"/>
+        <w:spacing w:after="0" w:line="240" w:lineRule="auto"/>
         <w:jc w:val="both"/>
         <w:rPr>
           <w:rFonts w:asciiTheme="majorHAnsi" w:hAnsiTheme="majorHAnsi" w:cstheme="majorHAnsi"/>
@@ -2221,7 +2221,7 @@
     <w:p>
       <w:pPr>
         <w:shd w:val="clear" w:color="auto" w:fill="FFFFFF" w:themeFill="background1"/>
-        <w:spacing w:after="0" w:line="276" w:lineRule="auto"/>
+        <w:spacing w:after="0" w:line="240" w:lineRule="auto"/>
         <w:jc w:val="both"/>
         <w:rPr>
           <w:rFonts w:asciiTheme="majorHAnsi" w:hAnsiTheme="majorHAnsi" w:cstheme="majorHAnsi"/>
@@ -2257,7 +2257,7 @@
     <w:p>
       <w:pPr>
         <w:shd w:val="clear" w:color="auto" w:fill="FFFFFF" w:themeFill="background1"/>
-        <w:spacing w:after="0" w:line="276" w:lineRule="auto"/>
+        <w:spacing w:after="0" w:line="240" w:lineRule="auto"/>
         <w:jc w:val="both"/>
         <w:rPr>
           <w:rFonts w:asciiTheme="majorHAnsi" w:hAnsiTheme="majorHAnsi" w:cstheme="majorHAnsi"/>
@@ -2293,7 +2293,7 @@
     <w:p>
       <w:pPr>
         <w:shd w:val="clear" w:color="auto" w:fill="FFFFFF" w:themeFill="background1"/>
-        <w:spacing w:after="0" w:line="276" w:lineRule="auto"/>
+        <w:spacing w:after="0" w:line="240" w:lineRule="auto"/>
         <w:jc w:val="both"/>
         <w:rPr>
           <w:rFonts w:asciiTheme="majorHAnsi" w:hAnsiTheme="majorHAnsi" w:cstheme="majorHAnsi"/>
@@ -2329,7 +2329,7 @@
     <w:p>
       <w:pPr>
         <w:shd w:val="clear" w:color="auto" w:fill="FFFFFF" w:themeFill="background1"/>
-        <w:spacing w:after="0" w:line="276" w:lineRule="auto"/>
+        <w:spacing w:after="0" w:line="240" w:lineRule="auto"/>
         <w:jc w:val="both"/>
         <w:rPr>
           <w:rFonts w:asciiTheme="majorHAnsi" w:hAnsiTheme="majorHAnsi" w:cstheme="majorHAnsi"/>
@@ -2365,7 +2365,7 @@
     <w:p>
       <w:pPr>
         <w:shd w:val="clear" w:color="auto" w:fill="FFFFFF" w:themeFill="background1"/>
-        <w:spacing w:after="0" w:line="276" w:lineRule="auto"/>
+        <w:spacing w:after="0" w:line="240" w:lineRule="auto"/>
         <w:jc w:val="both"/>
         <w:rPr>
           <w:rFonts w:asciiTheme="majorHAnsi" w:hAnsiTheme="majorHAnsi" w:cstheme="majorHAnsi"/>
@@ -2385,7 +2385,7 @@
     <w:p>
       <w:pPr>
         <w:shd w:val="clear" w:color="auto" w:fill="FFFFFF" w:themeFill="background1"/>
-        <w:spacing w:after="0" w:line="276" w:lineRule="auto"/>
+        <w:spacing w:after="0" w:line="240" w:lineRule="auto"/>
         <w:jc w:val="both"/>
         <w:rPr>
           <w:rFonts w:asciiTheme="majorHAnsi" w:hAnsiTheme="majorHAnsi" w:cstheme="majorHAnsi"/>
@@ -2421,7 +2421,7 @@
     <w:p>
       <w:pPr>
         <w:shd w:val="clear" w:color="auto" w:fill="FFFFFF" w:themeFill="background1"/>
-        <w:spacing w:after="0" w:line="276" w:lineRule="auto"/>
+        <w:spacing w:after="0" w:line="240" w:lineRule="auto"/>
         <w:jc w:val="both"/>
         <w:rPr>
           <w:rFonts w:asciiTheme="majorHAnsi" w:hAnsiTheme="majorHAnsi" w:cstheme="majorHAnsi"/>
@@ -2457,7 +2457,7 @@
     <w:p>
       <w:pPr>
         <w:shd w:val="clear" w:color="auto" w:fill="FFFFFF" w:themeFill="background1"/>
-        <w:spacing w:after="0" w:line="276" w:lineRule="auto"/>
+        <w:spacing w:after="0" w:line="240" w:lineRule="auto"/>
         <w:jc w:val="both"/>
         <w:rPr>
           <w:rFonts w:asciiTheme="majorHAnsi" w:hAnsiTheme="majorHAnsi" w:cstheme="majorHAnsi"/>
@@ -2493,7 +2493,7 @@
     <w:p>
       <w:pPr>
         <w:shd w:val="clear" w:color="auto" w:fill="FFFFFF" w:themeFill="background1"/>
-        <w:spacing w:after="0" w:line="276" w:lineRule="auto"/>
+        <w:spacing w:after="0" w:line="240" w:lineRule="auto"/>
         <w:jc w:val="both"/>
         <w:rPr>
           <w:rFonts w:asciiTheme="majorHAnsi" w:hAnsiTheme="majorHAnsi" w:cstheme="majorHAnsi"/>
@@ -2529,7 +2529,7 @@
     <w:p>
       <w:pPr>
         <w:shd w:val="clear" w:color="auto" w:fill="FFFFFF" w:themeFill="background1"/>
-        <w:spacing w:after="0" w:line="276" w:lineRule="auto"/>
+        <w:spacing w:after="0" w:line="240" w:lineRule="auto"/>
         <w:jc w:val="both"/>
         <w:rPr>
           <w:rFonts w:asciiTheme="majorHAnsi" w:hAnsiTheme="majorHAnsi" w:cstheme="majorHAnsi"/>
@@ -2565,7 +2565,7 @@
     <w:p>
       <w:pPr>
         <w:shd w:val="clear" w:color="auto" w:fill="FFFFFF" w:themeFill="background1"/>
-        <w:spacing w:after="0" w:line="276" w:lineRule="auto"/>
+        <w:spacing w:after="0" w:line="240" w:lineRule="auto"/>
         <w:jc w:val="both"/>
         <w:rPr>
           <w:rFonts w:asciiTheme="majorHAnsi" w:hAnsiTheme="majorHAnsi" w:cstheme="majorHAnsi"/>
@@ -2585,7 +2585,7 @@
     <w:p>
       <w:pPr>
         <w:shd w:val="clear" w:color="auto" w:fill="FFFFFF" w:themeFill="background1"/>
-        <w:spacing w:after="0" w:line="276" w:lineRule="auto"/>
+        <w:spacing w:after="0" w:line="240" w:lineRule="auto"/>
         <w:jc w:val="both"/>
         <w:rPr>
           <w:rFonts w:asciiTheme="majorHAnsi" w:hAnsiTheme="majorHAnsi" w:cstheme="majorHAnsi"/>
@@ -2621,7 +2621,7 @@
     <w:p>
       <w:pPr>
         <w:shd w:val="clear" w:color="auto" w:fill="FFFFFF" w:themeFill="background1"/>
-        <w:spacing w:after="0" w:line="276" w:lineRule="auto"/>
+        <w:spacing w:after="0" w:line="240" w:lineRule="auto"/>
         <w:jc w:val="both"/>
         <w:rPr>
           <w:rFonts w:asciiTheme="majorHAnsi" w:hAnsiTheme="majorHAnsi" w:cstheme="majorHAnsi"/>
@@ -2657,21 +2657,20 @@
     <w:p>
       <w:pPr>
         <w:shd w:val="clear" w:color="auto" w:fill="FFFFFF" w:themeFill="background1"/>
-        <w:spacing w:after="0" w:line="276" w:lineRule="auto"/>
-        <w:jc w:val="both"/>
-        <w:rPr>
-          <w:rFonts w:asciiTheme="majorHAnsi" w:hAnsiTheme="majorHAnsi" w:cstheme="majorHAnsi"/>
-          <w:sz w:val="26"/>
-          <w:szCs w:val="26"/>
-        </w:rPr>
-      </w:pPr>
-      <w:r>
-        <w:rPr>
-          <w:rFonts w:asciiTheme="majorHAnsi" w:hAnsiTheme="majorHAnsi" w:cstheme="majorHAnsi"/>
-          <w:sz w:val="26"/>
-          <w:szCs w:val="26"/>
-        </w:rPr>
-        <w:lastRenderedPageBreak/>
+        <w:spacing w:after="0" w:line="240" w:lineRule="auto"/>
+        <w:jc w:val="both"/>
+        <w:rPr>
+          <w:rFonts w:asciiTheme="majorHAnsi" w:hAnsiTheme="majorHAnsi" w:cstheme="majorHAnsi"/>
+          <w:sz w:val="26"/>
+          <w:szCs w:val="26"/>
+        </w:rPr>
+      </w:pPr>
+      <w:r>
+        <w:rPr>
+          <w:rFonts w:asciiTheme="majorHAnsi" w:hAnsiTheme="majorHAnsi" w:cstheme="majorHAnsi"/>
+          <w:sz w:val="26"/>
+          <w:szCs w:val="26"/>
+        </w:rPr>
         <w:t xml:space="preserve">│   ├── </w:t>
       </w:r>
       <w:r>
@@ -2694,7 +2693,7 @@
     <w:p>
       <w:pPr>
         <w:shd w:val="clear" w:color="auto" w:fill="FFFFFF" w:themeFill="background1"/>
-        <w:spacing w:after="0" w:line="276" w:lineRule="auto"/>
+        <w:spacing w:after="0" w:line="240" w:lineRule="auto"/>
         <w:jc w:val="both"/>
         <w:rPr>
           <w:rFonts w:asciiTheme="majorHAnsi" w:hAnsiTheme="majorHAnsi" w:cstheme="majorHAnsi"/>
@@ -2730,7 +2729,7 @@
     <w:p>
       <w:pPr>
         <w:shd w:val="clear" w:color="auto" w:fill="FFFFFF" w:themeFill="background1"/>
-        <w:spacing w:after="0" w:line="276" w:lineRule="auto"/>
+        <w:spacing w:after="0" w:line="240" w:lineRule="auto"/>
         <w:jc w:val="both"/>
         <w:rPr>
           <w:rFonts w:asciiTheme="majorHAnsi" w:hAnsiTheme="majorHAnsi" w:cstheme="majorHAnsi"/>
@@ -2766,7 +2765,7 @@
     <w:p>
       <w:pPr>
         <w:shd w:val="clear" w:color="auto" w:fill="FFFFFF" w:themeFill="background1"/>
-        <w:spacing w:after="0" w:line="276" w:lineRule="auto"/>
+        <w:spacing w:after="0" w:line="240" w:lineRule="auto"/>
         <w:jc w:val="both"/>
         <w:rPr>
           <w:rFonts w:asciiTheme="majorHAnsi" w:hAnsiTheme="majorHAnsi" w:cstheme="majorHAnsi"/>
@@ -2786,7 +2785,7 @@
     <w:p>
       <w:pPr>
         <w:shd w:val="clear" w:color="auto" w:fill="FFFFFF" w:themeFill="background1"/>
-        <w:spacing w:after="0" w:line="276" w:lineRule="auto"/>
+        <w:spacing w:after="0" w:line="240" w:lineRule="auto"/>
         <w:jc w:val="both"/>
         <w:rPr>
           <w:rFonts w:asciiTheme="majorHAnsi" w:hAnsiTheme="majorHAnsi" w:cstheme="majorHAnsi"/>
@@ -2822,7 +2821,7 @@
     <w:p>
       <w:pPr>
         <w:shd w:val="clear" w:color="auto" w:fill="FFFFFF" w:themeFill="background1"/>
-        <w:spacing w:after="0" w:line="276" w:lineRule="auto"/>
+        <w:spacing w:after="0" w:line="240" w:lineRule="auto"/>
         <w:jc w:val="both"/>
         <w:rPr>
           <w:rFonts w:asciiTheme="majorHAnsi" w:hAnsiTheme="majorHAnsi" w:cstheme="majorHAnsi"/>
@@ -2858,7 +2857,7 @@
     <w:p>
       <w:pPr>
         <w:shd w:val="clear" w:color="auto" w:fill="FFFFFF" w:themeFill="background1"/>
-        <w:spacing w:after="0" w:line="276" w:lineRule="auto"/>
+        <w:spacing w:after="0" w:line="240" w:lineRule="auto"/>
         <w:jc w:val="both"/>
         <w:rPr>
           <w:rFonts w:asciiTheme="majorHAnsi" w:hAnsiTheme="majorHAnsi" w:cstheme="majorHAnsi"/>
@@ -2879,7 +2878,7 @@
       <w:pPr>
         <w:pStyle w:val="Heading1"/>
         <w:shd w:val="clear" w:color="auto" w:fill="FFFFFF" w:themeFill="background1"/>
-        <w:spacing w:before="0" w:after="0" w:line="276" w:lineRule="auto"/>
+        <w:spacing w:before="0" w:after="0" w:line="240" w:lineRule="auto"/>
         <w:jc w:val="both"/>
         <w:rPr>
           <w:rFonts w:cstheme="majorHAnsi"/>
@@ -2907,7 +2906,7 @@
       <w:pPr>
         <w:pStyle w:val="Heading2"/>
         <w:shd w:val="clear" w:color="auto" w:fill="FFFFFF" w:themeFill="background1"/>
-        <w:spacing w:before="0" w:after="0" w:line="276" w:lineRule="auto"/>
+        <w:spacing w:before="0" w:after="0" w:line="240" w:lineRule="auto"/>
         <w:jc w:val="both"/>
         <w:rPr>
           <w:rFonts w:cstheme="majorHAnsi"/>
@@ -2933,7 +2932,7 @@
     <w:p>
       <w:pPr>
         <w:shd w:val="clear" w:color="auto" w:fill="FFFFFF" w:themeFill="background1"/>
-        <w:spacing w:after="0" w:line="276" w:lineRule="auto"/>
+        <w:spacing w:after="0" w:line="240" w:lineRule="auto"/>
         <w:jc w:val="both"/>
         <w:rPr>
           <w:rFonts w:asciiTheme="majorHAnsi" w:hAnsiTheme="majorHAnsi" w:cstheme="majorHAnsi"/>
@@ -2954,7 +2953,7 @@
       <w:pPr>
         <w:pStyle w:val="Heading2"/>
         <w:shd w:val="clear" w:color="auto" w:fill="FFFFFF" w:themeFill="background1"/>
-        <w:spacing w:before="0" w:after="0" w:line="276" w:lineRule="auto"/>
+        <w:spacing w:before="0" w:after="0" w:line="240" w:lineRule="auto"/>
         <w:jc w:val="both"/>
         <w:rPr>
           <w:rFonts w:cstheme="majorHAnsi"/>
@@ -2980,7 +2979,7 @@
     <w:p>
       <w:pPr>
         <w:shd w:val="clear" w:color="auto" w:fill="FFFFFF" w:themeFill="background1"/>
-        <w:spacing w:after="0" w:line="276" w:lineRule="auto"/>
+        <w:spacing w:after="0" w:line="240" w:lineRule="auto"/>
         <w:jc w:val="both"/>
         <w:rPr>
           <w:rFonts w:asciiTheme="majorHAnsi" w:hAnsiTheme="majorHAnsi" w:cstheme="majorHAnsi"/>
@@ -3000,7 +2999,7 @@
     <w:p>
       <w:pPr>
         <w:shd w:val="clear" w:color="auto" w:fill="FFFFFF" w:themeFill="background1"/>
-        <w:spacing w:after="0" w:line="276" w:lineRule="auto"/>
+        <w:spacing w:after="0" w:line="240" w:lineRule="auto"/>
         <w:jc w:val="both"/>
         <w:rPr>
           <w:rFonts w:asciiTheme="majorHAnsi" w:hAnsiTheme="majorHAnsi" w:cstheme="majorHAnsi"/>
@@ -3020,7 +3019,7 @@
     <w:p>
       <w:pPr>
         <w:shd w:val="clear" w:color="auto" w:fill="FFFFFF" w:themeFill="background1"/>
-        <w:spacing w:after="0" w:line="276" w:lineRule="auto"/>
+        <w:spacing w:after="0" w:line="240" w:lineRule="auto"/>
         <w:jc w:val="both"/>
         <w:rPr>
           <w:rFonts w:asciiTheme="majorHAnsi" w:hAnsiTheme="majorHAnsi" w:cstheme="majorHAnsi"/>
@@ -3040,7 +3039,7 @@
     <w:p>
       <w:pPr>
         <w:shd w:val="clear" w:color="auto" w:fill="FFFFFF" w:themeFill="background1"/>
-        <w:spacing w:after="0" w:line="276" w:lineRule="auto"/>
+        <w:spacing w:after="0" w:line="240" w:lineRule="auto"/>
         <w:jc w:val="both"/>
         <w:rPr>
           <w:rFonts w:asciiTheme="majorHAnsi" w:hAnsiTheme="majorHAnsi" w:cstheme="majorHAnsi"/>
@@ -3060,7 +3059,7 @@
     <w:p>
       <w:pPr>
         <w:shd w:val="clear" w:color="auto" w:fill="FFFFFF" w:themeFill="background1"/>
-        <w:spacing w:after="0" w:line="276" w:lineRule="auto"/>
+        <w:spacing w:after="0" w:line="240" w:lineRule="auto"/>
         <w:jc w:val="both"/>
         <w:rPr>
           <w:rFonts w:asciiTheme="majorHAnsi" w:hAnsiTheme="majorHAnsi" w:cstheme="majorHAnsi"/>
@@ -3080,7 +3079,7 @@
     <w:p>
       <w:pPr>
         <w:shd w:val="clear" w:color="auto" w:fill="FFFFFF" w:themeFill="background1"/>
-        <w:spacing w:after="0" w:line="276" w:lineRule="auto"/>
+        <w:spacing w:after="0" w:line="240" w:lineRule="auto"/>
         <w:jc w:val="both"/>
         <w:rPr>
           <w:rFonts w:asciiTheme="majorHAnsi" w:hAnsiTheme="majorHAnsi" w:cstheme="majorHAnsi"/>
@@ -3100,7 +3099,7 @@
     <w:p>
       <w:pPr>
         <w:shd w:val="clear" w:color="auto" w:fill="FFFFFF" w:themeFill="background1"/>
-        <w:spacing w:after="0" w:line="276" w:lineRule="auto"/>
+        <w:spacing w:after="0" w:line="240" w:lineRule="auto"/>
         <w:jc w:val="both"/>
         <w:rPr>
           <w:rFonts w:asciiTheme="majorHAnsi" w:hAnsiTheme="majorHAnsi" w:cstheme="majorHAnsi"/>
@@ -3120,7 +3119,7 @@
     <w:p>
       <w:pPr>
         <w:shd w:val="clear" w:color="auto" w:fill="FFFFFF" w:themeFill="background1"/>
-        <w:spacing w:after="0" w:line="276" w:lineRule="auto"/>
+        <w:spacing w:after="0" w:line="240" w:lineRule="auto"/>
         <w:jc w:val="both"/>
         <w:rPr>
           <w:rFonts w:asciiTheme="majorHAnsi" w:hAnsiTheme="majorHAnsi" w:cstheme="majorHAnsi"/>
@@ -3140,7 +3139,7 @@
     <w:p>
       <w:pPr>
         <w:shd w:val="clear" w:color="auto" w:fill="FFFFFF" w:themeFill="background1"/>
-        <w:spacing w:after="0" w:line="276" w:lineRule="auto"/>
+        <w:spacing w:after="0" w:line="240" w:lineRule="auto"/>
         <w:jc w:val="both"/>
         <w:rPr>
           <w:rFonts w:asciiTheme="majorHAnsi" w:hAnsiTheme="majorHAnsi" w:cstheme="majorHAnsi"/>
@@ -3160,7 +3159,7 @@
     <w:p>
       <w:pPr>
         <w:shd w:val="clear" w:color="auto" w:fill="FFFFFF" w:themeFill="background1"/>
-        <w:spacing w:after="0" w:line="276" w:lineRule="auto"/>
+        <w:spacing w:after="0" w:line="240" w:lineRule="auto"/>
         <w:jc w:val="both"/>
         <w:rPr>
           <w:rFonts w:asciiTheme="majorHAnsi" w:hAnsiTheme="majorHAnsi" w:cstheme="majorHAnsi"/>
@@ -3184,7 +3183,7 @@
     <w:p>
       <w:pPr>
         <w:shd w:val="clear" w:color="auto" w:fill="FFFFFF" w:themeFill="background1"/>
-        <w:spacing w:after="0" w:line="276" w:lineRule="auto"/>
+        <w:spacing w:after="0" w:line="240" w:lineRule="auto"/>
         <w:jc w:val="both"/>
         <w:rPr>
           <w:rFonts w:asciiTheme="majorHAnsi" w:hAnsiTheme="majorHAnsi" w:cstheme="majorHAnsi"/>
@@ -3204,7 +3203,7 @@
     <w:p>
       <w:pPr>
         <w:shd w:val="clear" w:color="auto" w:fill="FFFFFF" w:themeFill="background1"/>
-        <w:spacing w:after="0" w:line="276" w:lineRule="auto"/>
+        <w:spacing w:after="0" w:line="240" w:lineRule="auto"/>
         <w:jc w:val="both"/>
         <w:rPr>
           <w:rFonts w:asciiTheme="majorHAnsi" w:hAnsiTheme="majorHAnsi" w:cstheme="majorHAnsi"/>
@@ -3224,7 +3223,7 @@
     <w:p>
       <w:pPr>
         <w:shd w:val="clear" w:color="auto" w:fill="FFFFFF" w:themeFill="background1"/>
-        <w:spacing w:after="0" w:line="276" w:lineRule="auto"/>
+        <w:spacing w:after="0" w:line="240" w:lineRule="auto"/>
         <w:jc w:val="both"/>
         <w:rPr>
           <w:rFonts w:asciiTheme="majorHAnsi" w:hAnsiTheme="majorHAnsi" w:cstheme="majorHAnsi"/>
@@ -3244,7 +3243,7 @@
     <w:p>
       <w:pPr>
         <w:shd w:val="clear" w:color="auto" w:fill="FFFFFF" w:themeFill="background1"/>
-        <w:spacing w:after="0" w:line="276" w:lineRule="auto"/>
+        <w:spacing w:after="0" w:line="240" w:lineRule="auto"/>
         <w:jc w:val="both"/>
         <w:rPr>
           <w:rFonts w:asciiTheme="majorHAnsi" w:hAnsiTheme="majorHAnsi" w:cstheme="majorHAnsi"/>
@@ -3264,7 +3263,7 @@
     <w:p>
       <w:pPr>
         <w:shd w:val="clear" w:color="auto" w:fill="FFFFFF" w:themeFill="background1"/>
-        <w:spacing w:after="0" w:line="276" w:lineRule="auto"/>
+        <w:spacing w:after="0" w:line="240" w:lineRule="auto"/>
         <w:jc w:val="both"/>
         <w:rPr>
           <w:rFonts w:asciiTheme="majorHAnsi" w:hAnsiTheme="majorHAnsi" w:cstheme="majorHAnsi"/>
@@ -3284,7 +3283,7 @@
     <w:p>
       <w:pPr>
         <w:shd w:val="clear" w:color="auto" w:fill="FFFFFF" w:themeFill="background1"/>
-        <w:spacing w:after="0" w:line="276" w:lineRule="auto"/>
+        <w:spacing w:after="0" w:line="240" w:lineRule="auto"/>
         <w:jc w:val="both"/>
         <w:rPr>
           <w:rFonts w:asciiTheme="majorHAnsi" w:hAnsiTheme="majorHAnsi" w:cstheme="majorHAnsi"/>
@@ -3304,7 +3303,7 @@
     <w:p>
       <w:pPr>
         <w:shd w:val="clear" w:color="auto" w:fill="FFFFFF" w:themeFill="background1"/>
-        <w:spacing w:after="0" w:line="276" w:lineRule="auto"/>
+        <w:spacing w:after="0" w:line="240" w:lineRule="auto"/>
         <w:jc w:val="both"/>
         <w:rPr>
           <w:rFonts w:asciiTheme="majorHAnsi" w:hAnsiTheme="majorHAnsi" w:cstheme="majorHAnsi"/>
@@ -3324,7 +3323,7 @@
     <w:p>
       <w:pPr>
         <w:shd w:val="clear" w:color="auto" w:fill="FFFFFF" w:themeFill="background1"/>
-        <w:spacing w:after="0" w:line="276" w:lineRule="auto"/>
+        <w:spacing w:after="0" w:line="240" w:lineRule="auto"/>
         <w:jc w:val="both"/>
         <w:rPr>
           <w:rFonts w:asciiTheme="majorHAnsi" w:hAnsiTheme="majorHAnsi" w:cstheme="majorHAnsi"/>
@@ -3344,7 +3343,7 @@
     <w:p>
       <w:pPr>
         <w:shd w:val="clear" w:color="auto" w:fill="FFFFFF" w:themeFill="background1"/>
-        <w:spacing w:after="0" w:line="276" w:lineRule="auto"/>
+        <w:spacing w:after="0" w:line="240" w:lineRule="auto"/>
         <w:jc w:val="both"/>
         <w:rPr>
           <w:rFonts w:asciiTheme="majorHAnsi" w:hAnsiTheme="majorHAnsi" w:cstheme="majorHAnsi"/>
@@ -3364,19 +3363,19 @@
     <w:p>
       <w:pPr>
         <w:shd w:val="clear" w:color="auto" w:fill="FFFFFF" w:themeFill="background1"/>
-        <w:spacing w:after="0" w:line="276" w:lineRule="auto"/>
-        <w:jc w:val="both"/>
-        <w:rPr>
-          <w:rFonts w:asciiTheme="majorHAnsi" w:hAnsiTheme="majorHAnsi" w:cstheme="majorHAnsi"/>
-          <w:sz w:val="26"/>
-          <w:szCs w:val="26"/>
-        </w:rPr>
-      </w:pPr>
-    </w:p>
-    <w:p>
-      <w:pPr>
-        <w:shd w:val="clear" w:color="auto" w:fill="FFFFFF" w:themeFill="background1"/>
-        <w:spacing w:after="0" w:line="276" w:lineRule="auto"/>
+        <w:spacing w:after="0" w:line="240" w:lineRule="auto"/>
+        <w:jc w:val="both"/>
+        <w:rPr>
+          <w:rFonts w:asciiTheme="majorHAnsi" w:hAnsiTheme="majorHAnsi" w:cstheme="majorHAnsi"/>
+          <w:sz w:val="26"/>
+          <w:szCs w:val="26"/>
+        </w:rPr>
+      </w:pPr>
+    </w:p>
+    <w:p>
+      <w:pPr>
+        <w:shd w:val="clear" w:color="auto" w:fill="FFFFFF" w:themeFill="background1"/>
+        <w:spacing w:after="0" w:line="240" w:lineRule="auto"/>
         <w:jc w:val="both"/>
         <w:rPr>
           <w:rFonts w:asciiTheme="majorHAnsi" w:hAnsiTheme="majorHAnsi" w:cstheme="majorHAnsi"/>
@@ -3400,7 +3399,7 @@
     <w:p>
       <w:pPr>
         <w:shd w:val="clear" w:color="auto" w:fill="FFFFFF" w:themeFill="background1"/>
-        <w:spacing w:after="0" w:line="276" w:lineRule="auto"/>
+        <w:spacing w:after="0" w:line="240" w:lineRule="auto"/>
         <w:jc w:val="both"/>
         <w:rPr>
           <w:rFonts w:asciiTheme="majorHAnsi" w:hAnsiTheme="majorHAnsi" w:cstheme="majorHAnsi"/>
@@ -3420,7 +3419,7 @@
     <w:p>
       <w:pPr>
         <w:shd w:val="clear" w:color="auto" w:fill="FFFFFF" w:themeFill="background1"/>
-        <w:spacing w:after="0" w:line="276" w:lineRule="auto"/>
+        <w:spacing w:after="0" w:line="240" w:lineRule="auto"/>
         <w:jc w:val="both"/>
         <w:rPr>
           <w:rFonts w:asciiTheme="majorHAnsi" w:hAnsiTheme="majorHAnsi" w:cstheme="majorHAnsi"/>
@@ -3444,7 +3443,7 @@
     <w:p>
       <w:pPr>
         <w:shd w:val="clear" w:color="auto" w:fill="FFFFFF" w:themeFill="background1"/>
-        <w:spacing w:after="0" w:line="276" w:lineRule="auto"/>
+        <w:spacing w:after="0" w:line="240" w:lineRule="auto"/>
         <w:jc w:val="both"/>
         <w:rPr>
           <w:rFonts w:asciiTheme="majorHAnsi" w:hAnsiTheme="majorHAnsi" w:cstheme="majorHAnsi"/>
@@ -3464,7 +3463,7 @@
     <w:p>
       <w:pPr>
         <w:shd w:val="clear" w:color="auto" w:fill="FFFFFF" w:themeFill="background1"/>
-        <w:spacing w:after="0" w:line="276" w:lineRule="auto"/>
+        <w:spacing w:after="0" w:line="240" w:lineRule="auto"/>
         <w:jc w:val="both"/>
         <w:rPr>
           <w:rFonts w:asciiTheme="majorHAnsi" w:hAnsiTheme="majorHAnsi" w:cstheme="majorHAnsi"/>
@@ -3484,7 +3483,7 @@
     <w:p>
       <w:pPr>
         <w:shd w:val="clear" w:color="auto" w:fill="FFFFFF" w:themeFill="background1"/>
-        <w:spacing w:after="0" w:line="276" w:lineRule="auto"/>
+        <w:spacing w:after="0" w:line="240" w:lineRule="auto"/>
         <w:jc w:val="both"/>
         <w:rPr>
           <w:rFonts w:asciiTheme="majorHAnsi" w:hAnsiTheme="majorHAnsi" w:cstheme="majorHAnsi"/>
@@ -3504,7 +3503,7 @@
     <w:p>
       <w:pPr>
         <w:shd w:val="clear" w:color="auto" w:fill="FFFFFF" w:themeFill="background1"/>
-        <w:spacing w:after="0" w:line="276" w:lineRule="auto"/>
+        <w:spacing w:after="0" w:line="240" w:lineRule="auto"/>
         <w:jc w:val="both"/>
         <w:rPr>
           <w:rFonts w:asciiTheme="majorHAnsi" w:hAnsiTheme="majorHAnsi" w:cstheme="majorHAnsi"/>
@@ -3524,7 +3523,7 @@
     <w:p>
       <w:pPr>
         <w:shd w:val="clear" w:color="auto" w:fill="FFFFFF" w:themeFill="background1"/>
-        <w:spacing w:after="0" w:line="276" w:lineRule="auto"/>
+        <w:spacing w:after="0" w:line="240" w:lineRule="auto"/>
         <w:jc w:val="both"/>
         <w:rPr>
           <w:rFonts w:asciiTheme="majorHAnsi" w:hAnsiTheme="majorHAnsi" w:cstheme="majorHAnsi"/>
@@ -3544,7 +3543,7 @@
     <w:p>
       <w:pPr>
         <w:shd w:val="clear" w:color="auto" w:fill="FFFFFF" w:themeFill="background1"/>
-        <w:spacing w:after="0" w:line="276" w:lineRule="auto"/>
+        <w:spacing w:after="0" w:line="240" w:lineRule="auto"/>
         <w:jc w:val="both"/>
         <w:rPr>
           <w:rFonts w:asciiTheme="majorHAnsi" w:hAnsiTheme="majorHAnsi" w:cstheme="majorHAnsi"/>
@@ -3564,7 +3563,7 @@
     <w:p>
       <w:pPr>
         <w:shd w:val="clear" w:color="auto" w:fill="FFFFFF" w:themeFill="background1"/>
-        <w:spacing w:after="0" w:line="276" w:lineRule="auto"/>
+        <w:spacing w:after="0" w:line="240" w:lineRule="auto"/>
         <w:jc w:val="both"/>
         <w:rPr>
           <w:rFonts w:asciiTheme="majorHAnsi" w:hAnsiTheme="majorHAnsi" w:cstheme="majorHAnsi"/>
@@ -3584,7 +3583,7 @@
     <w:p>
       <w:pPr>
         <w:shd w:val="clear" w:color="auto" w:fill="FFFFFF" w:themeFill="background1"/>
-        <w:spacing w:after="0" w:line="276" w:lineRule="auto"/>
+        <w:spacing w:after="0" w:line="240" w:lineRule="auto"/>
         <w:jc w:val="both"/>
         <w:rPr>
           <w:rFonts w:asciiTheme="majorHAnsi" w:hAnsiTheme="majorHAnsi" w:cstheme="majorHAnsi"/>
@@ -3604,28 +3603,27 @@
     <w:p>
       <w:pPr>
         <w:shd w:val="clear" w:color="auto" w:fill="FFFFFF" w:themeFill="background1"/>
-        <w:spacing w:after="0" w:line="276" w:lineRule="auto"/>
-        <w:jc w:val="both"/>
-        <w:rPr>
-          <w:rFonts w:asciiTheme="majorHAnsi" w:hAnsiTheme="majorHAnsi" w:cstheme="majorHAnsi"/>
-          <w:sz w:val="26"/>
-          <w:szCs w:val="26"/>
-        </w:rPr>
-      </w:pPr>
-      <w:r>
-        <w:rPr>
-          <w:rFonts w:asciiTheme="majorHAnsi" w:hAnsiTheme="majorHAnsi" w:cstheme="majorHAnsi"/>
-          <w:sz w:val="26"/>
-          <w:szCs w:val="26"/>
-        </w:rPr>
-        <w:lastRenderedPageBreak/>
+        <w:spacing w:after="0" w:line="240" w:lineRule="auto"/>
+        <w:jc w:val="both"/>
+        <w:rPr>
+          <w:rFonts w:asciiTheme="majorHAnsi" w:hAnsiTheme="majorHAnsi" w:cstheme="majorHAnsi"/>
+          <w:sz w:val="26"/>
+          <w:szCs w:val="26"/>
+        </w:rPr>
+      </w:pPr>
+      <w:r>
+        <w:rPr>
+          <w:rFonts w:asciiTheme="majorHAnsi" w:hAnsiTheme="majorHAnsi" w:cstheme="majorHAnsi"/>
+          <w:sz w:val="26"/>
+          <w:szCs w:val="26"/>
+        </w:rPr>
         <w:t xml:space="preserve">    private List&lt;String&gt; errors;</w:t>
       </w:r>
     </w:p>
     <w:p>
       <w:pPr>
         <w:shd w:val="clear" w:color="auto" w:fill="FFFFFF" w:themeFill="background1"/>
-        <w:spacing w:after="0" w:line="276" w:lineRule="auto"/>
+        <w:spacing w:after="0" w:line="240" w:lineRule="auto"/>
         <w:jc w:val="both"/>
         <w:rPr>
           <w:rFonts w:asciiTheme="majorHAnsi" w:hAnsiTheme="majorHAnsi" w:cstheme="majorHAnsi"/>
@@ -3645,7 +3643,7 @@
     <w:p>
       <w:pPr>
         <w:shd w:val="clear" w:color="auto" w:fill="FFFFFF" w:themeFill="background1"/>
-        <w:spacing w:after="0" w:line="276" w:lineRule="auto"/>
+        <w:spacing w:after="0" w:line="240" w:lineRule="auto"/>
         <w:jc w:val="both"/>
         <w:rPr>
           <w:rFonts w:asciiTheme="majorHAnsi" w:hAnsiTheme="majorHAnsi" w:cstheme="majorHAnsi"/>
@@ -3658,7 +3656,7 @@
       <w:pPr>
         <w:pStyle w:val="Heading2"/>
         <w:shd w:val="clear" w:color="auto" w:fill="FFFFFF" w:themeFill="background1"/>
-        <w:spacing w:before="0" w:after="0" w:line="276" w:lineRule="auto"/>
+        <w:spacing w:before="0" w:after="0" w:line="240" w:lineRule="auto"/>
         <w:jc w:val="both"/>
         <w:rPr>
           <w:rFonts w:cstheme="majorHAnsi"/>
@@ -3684,7 +3682,7 @@
     <w:p>
       <w:pPr>
         <w:shd w:val="clear" w:color="auto" w:fill="FFFFFF" w:themeFill="background1"/>
-        <w:spacing w:after="0" w:line="276" w:lineRule="auto"/>
+        <w:spacing w:after="0" w:line="240" w:lineRule="auto"/>
         <w:jc w:val="both"/>
         <w:rPr>
           <w:rFonts w:asciiTheme="majorHAnsi" w:hAnsiTheme="majorHAnsi" w:cstheme="majorHAnsi"/>
@@ -3762,7 +3760,7 @@
           <w:numId w:val="10"/>
         </w:numPr>
         <w:shd w:val="clear" w:color="auto" w:fill="FFFFFF" w:themeFill="background1"/>
-        <w:spacing w:after="0" w:line="276" w:lineRule="auto"/>
+        <w:spacing w:after="0" w:line="240" w:lineRule="auto"/>
         <w:jc w:val="both"/>
         <w:rPr>
           <w:rFonts w:asciiTheme="majorHAnsi" w:hAnsiTheme="majorHAnsi" w:cstheme="majorHAnsi"/>
@@ -3796,22 +3794,23 @@
           <w:numId w:val="10"/>
         </w:numPr>
         <w:shd w:val="clear" w:color="auto" w:fill="FFFFFF" w:themeFill="background1"/>
-        <w:spacing w:after="0" w:line="276" w:lineRule="auto"/>
-        <w:jc w:val="both"/>
-        <w:rPr>
-          <w:rFonts w:asciiTheme="majorHAnsi" w:hAnsiTheme="majorHAnsi" w:cstheme="majorHAnsi"/>
-          <w:sz w:val="26"/>
-          <w:szCs w:val="26"/>
-        </w:rPr>
-      </w:pPr>
-      <w:r>
-        <w:rPr>
-          <w:rFonts w:asciiTheme="majorHAnsi" w:hAnsiTheme="majorHAnsi" w:cstheme="majorHAnsi"/>
-          <w:b/>
-          <w:bCs/>
-          <w:sz w:val="26"/>
-          <w:szCs w:val="26"/>
-        </w:rPr>
+        <w:spacing w:after="0" w:line="240" w:lineRule="auto"/>
+        <w:jc w:val="both"/>
+        <w:rPr>
+          <w:rFonts w:asciiTheme="majorHAnsi" w:hAnsiTheme="majorHAnsi" w:cstheme="majorHAnsi"/>
+          <w:sz w:val="26"/>
+          <w:szCs w:val="26"/>
+        </w:rPr>
+      </w:pPr>
+      <w:r>
+        <w:rPr>
+          <w:rFonts w:asciiTheme="majorHAnsi" w:hAnsiTheme="majorHAnsi" w:cstheme="majorHAnsi"/>
+          <w:b/>
+          <w:bCs/>
+          <w:sz w:val="26"/>
+          <w:szCs w:val="26"/>
+        </w:rPr>
+        <w:lastRenderedPageBreak/>
         <w:t>User (Entity)</w:t>
       </w:r>
       <w:r>
@@ -3830,7 +3829,7 @@
           <w:numId w:val="10"/>
         </w:numPr>
         <w:shd w:val="clear" w:color="auto" w:fill="FFFFFF" w:themeFill="background1"/>
-        <w:spacing w:after="0" w:line="276" w:lineRule="auto"/>
+        <w:spacing w:after="0" w:line="240" w:lineRule="auto"/>
         <w:jc w:val="both"/>
         <w:rPr>
           <w:rFonts w:asciiTheme="majorHAnsi" w:hAnsiTheme="majorHAnsi" w:cstheme="majorHAnsi"/>
@@ -3860,7 +3859,7 @@
     <w:p>
       <w:pPr>
         <w:shd w:val="clear" w:color="auto" w:fill="FFFFFF" w:themeFill="background1"/>
-        <w:spacing w:after="0" w:line="276" w:lineRule="auto"/>
+        <w:spacing w:after="0" w:line="240" w:lineRule="auto"/>
         <w:jc w:val="both"/>
         <w:rPr>
           <w:rFonts w:asciiTheme="majorHAnsi" w:hAnsiTheme="majorHAnsi" w:cstheme="majorHAnsi"/>
@@ -3873,7 +3872,7 @@
       <w:pPr>
         <w:pStyle w:val="Heading2"/>
         <w:shd w:val="clear" w:color="auto" w:fill="FFFFFF" w:themeFill="background1"/>
-        <w:spacing w:before="0" w:after="0" w:line="276" w:lineRule="auto"/>
+        <w:spacing w:before="0" w:after="0" w:line="240" w:lineRule="auto"/>
         <w:jc w:val="both"/>
         <w:rPr>
           <w:rFonts w:cstheme="majorHAnsi"/>
@@ -3899,7 +3898,7 @@
     <w:p>
       <w:pPr>
         <w:shd w:val="clear" w:color="auto" w:fill="FFFFFF" w:themeFill="background1"/>
-        <w:spacing w:after="0" w:line="276" w:lineRule="auto"/>
+        <w:spacing w:after="0" w:line="240" w:lineRule="auto"/>
         <w:jc w:val="both"/>
         <w:rPr>
           <w:rFonts w:asciiTheme="majorHAnsi" w:hAnsiTheme="majorHAnsi" w:cstheme="majorHAnsi"/>
@@ -3923,7 +3922,7 @@
           <w:numId w:val="11"/>
         </w:numPr>
         <w:shd w:val="clear" w:color="auto" w:fill="FFFFFF" w:themeFill="background1"/>
-        <w:spacing w:after="0" w:line="276" w:lineRule="auto"/>
+        <w:spacing w:after="0" w:line="240" w:lineRule="auto"/>
         <w:jc w:val="both"/>
         <w:rPr>
           <w:rFonts w:asciiTheme="majorHAnsi" w:hAnsiTheme="majorHAnsi" w:cstheme="majorHAnsi"/>
@@ -3957,7 +3956,7 @@
           <w:numId w:val="11"/>
         </w:numPr>
         <w:shd w:val="clear" w:color="auto" w:fill="FFFFFF" w:themeFill="background1"/>
-        <w:spacing w:after="0" w:line="276" w:lineRule="auto"/>
+        <w:spacing w:after="0" w:line="240" w:lineRule="auto"/>
         <w:jc w:val="both"/>
         <w:rPr>
           <w:rFonts w:asciiTheme="majorHAnsi" w:hAnsiTheme="majorHAnsi" w:cstheme="majorHAnsi"/>
@@ -3991,7 +3990,7 @@
           <w:numId w:val="11"/>
         </w:numPr>
         <w:shd w:val="clear" w:color="auto" w:fill="FFFFFF" w:themeFill="background1"/>
-        <w:spacing w:after="0" w:line="276" w:lineRule="auto"/>
+        <w:spacing w:after="0" w:line="240" w:lineRule="auto"/>
         <w:jc w:val="both"/>
         <w:rPr>
           <w:rFonts w:asciiTheme="majorHAnsi" w:hAnsiTheme="majorHAnsi" w:cstheme="majorHAnsi"/>
@@ -4021,7 +4020,7 @@
     <w:p>
       <w:pPr>
         <w:shd w:val="clear" w:color="auto" w:fill="FFFFFF" w:themeFill="background1"/>
-        <w:spacing w:after="0" w:line="276" w:lineRule="auto"/>
+        <w:spacing w:after="0" w:line="240" w:lineRule="auto"/>
         <w:jc w:val="both"/>
         <w:rPr>
           <w:rFonts w:asciiTheme="majorHAnsi" w:hAnsiTheme="majorHAnsi" w:cstheme="majorHAnsi"/>
@@ -4034,7 +4033,7 @@
       <w:pPr>
         <w:pStyle w:val="Heading2"/>
         <w:shd w:val="clear" w:color="auto" w:fill="FFFFFF" w:themeFill="background1"/>
-        <w:spacing w:before="0" w:after="0" w:line="276" w:lineRule="auto"/>
+        <w:spacing w:before="0" w:after="0" w:line="240" w:lineRule="auto"/>
         <w:jc w:val="both"/>
         <w:rPr>
           <w:rFonts w:cstheme="majorHAnsi"/>
@@ -4060,7 +4059,7 @@
     <w:p>
       <w:pPr>
         <w:shd w:val="clear" w:color="auto" w:fill="FFFFFF" w:themeFill="background1"/>
-        <w:spacing w:after="0" w:line="276" w:lineRule="auto"/>
+        <w:spacing w:after="0" w:line="240" w:lineRule="auto"/>
         <w:jc w:val="both"/>
         <w:rPr>
           <w:rFonts w:asciiTheme="majorHAnsi" w:hAnsiTheme="majorHAnsi" w:cstheme="majorHAnsi"/>
@@ -4084,7 +4083,7 @@
           <w:numId w:val="12"/>
         </w:numPr>
         <w:shd w:val="clear" w:color="auto" w:fill="FFFFFF" w:themeFill="background1"/>
-        <w:spacing w:after="0" w:line="276" w:lineRule="auto"/>
+        <w:spacing w:after="0" w:line="240" w:lineRule="auto"/>
         <w:jc w:val="both"/>
         <w:rPr>
           <w:rFonts w:asciiTheme="majorHAnsi" w:hAnsiTheme="majorHAnsi" w:cstheme="majorHAnsi"/>
@@ -4118,7 +4117,7 @@
           <w:numId w:val="12"/>
         </w:numPr>
         <w:shd w:val="clear" w:color="auto" w:fill="FFFFFF" w:themeFill="background1"/>
-        <w:spacing w:after="0" w:line="276" w:lineRule="auto"/>
+        <w:spacing w:after="0" w:line="240" w:lineRule="auto"/>
         <w:jc w:val="both"/>
         <w:rPr>
           <w:rFonts w:asciiTheme="majorHAnsi" w:hAnsiTheme="majorHAnsi" w:cstheme="majorHAnsi"/>
@@ -4149,7 +4148,7 @@
       <w:pPr>
         <w:pStyle w:val="Heading2"/>
         <w:shd w:val="clear" w:color="auto" w:fill="FFFFFF" w:themeFill="background1"/>
-        <w:spacing w:before="0" w:after="0" w:line="276" w:lineRule="auto"/>
+        <w:spacing w:before="0" w:after="0" w:line="240" w:lineRule="auto"/>
         <w:rPr>
           <w:rFonts w:cstheme="majorHAnsi"/>
           <w:b/>
@@ -4174,7 +4173,7 @@
     <w:p>
       <w:pPr>
         <w:shd w:val="clear" w:color="auto" w:fill="FFFFFF" w:themeFill="background1"/>
-        <w:spacing w:after="0" w:line="276" w:lineRule="auto"/>
+        <w:spacing w:after="0" w:line="240" w:lineRule="auto"/>
         <w:jc w:val="both"/>
         <w:rPr>
           <w:rFonts w:asciiTheme="majorHAnsi" w:hAnsiTheme="majorHAnsi" w:cstheme="majorHAnsi"/>
@@ -4198,7 +4197,7 @@
           <w:numId w:val="13"/>
         </w:numPr>
         <w:shd w:val="clear" w:color="auto" w:fill="FFFFFF" w:themeFill="background1"/>
-        <w:spacing w:after="0" w:line="276" w:lineRule="auto"/>
+        <w:spacing w:after="0" w:line="240" w:lineRule="auto"/>
         <w:jc w:val="both"/>
         <w:rPr>
           <w:rFonts w:asciiTheme="majorHAnsi" w:hAnsiTheme="majorHAnsi" w:cstheme="majorHAnsi"/>
@@ -4232,7 +4231,7 @@
           <w:numId w:val="13"/>
         </w:numPr>
         <w:shd w:val="clear" w:color="auto" w:fill="FFFFFF" w:themeFill="background1"/>
-        <w:spacing w:after="0" w:line="276" w:lineRule="auto"/>
+        <w:spacing w:after="0" w:line="240" w:lineRule="auto"/>
         <w:jc w:val="both"/>
         <w:rPr>
           <w:rFonts w:asciiTheme="majorHAnsi" w:hAnsiTheme="majorHAnsi" w:cstheme="majorHAnsi"/>
@@ -4263,7 +4262,7 @@
       <w:pPr>
         <w:pStyle w:val="Heading2"/>
         <w:shd w:val="clear" w:color="auto" w:fill="FFFFFF" w:themeFill="background1"/>
-        <w:spacing w:before="0" w:after="0" w:line="276" w:lineRule="auto"/>
+        <w:spacing w:before="0" w:after="0" w:line="240" w:lineRule="auto"/>
         <w:rPr>
           <w:rFonts w:cstheme="majorHAnsi"/>
           <w:b/>
@@ -4288,7 +4287,7 @@
     <w:p>
       <w:pPr>
         <w:shd w:val="clear" w:color="auto" w:fill="FFFFFF" w:themeFill="background1"/>
-        <w:spacing w:after="0" w:line="276" w:lineRule="auto"/>
+        <w:spacing w:after="0" w:line="240" w:lineRule="auto"/>
         <w:jc w:val="both"/>
         <w:rPr>
           <w:rFonts w:asciiTheme="majorHAnsi" w:hAnsiTheme="majorHAnsi" w:cstheme="majorHAnsi"/>
@@ -4330,7 +4329,7 @@
           <w:numId w:val="14"/>
         </w:numPr>
         <w:shd w:val="clear" w:color="auto" w:fill="FFFFFF" w:themeFill="background1"/>
-        <w:spacing w:after="0" w:line="276" w:lineRule="auto"/>
+        <w:spacing w:after="0" w:line="240" w:lineRule="auto"/>
         <w:jc w:val="both"/>
         <w:rPr>
           <w:rFonts w:asciiTheme="majorHAnsi" w:hAnsiTheme="majorHAnsi" w:cstheme="majorHAnsi"/>
@@ -4364,7 +4363,7 @@
           <w:numId w:val="14"/>
         </w:numPr>
         <w:shd w:val="clear" w:color="auto" w:fill="FFFFFF" w:themeFill="background1"/>
-        <w:spacing w:after="0" w:line="276" w:lineRule="auto"/>
+        <w:spacing w:after="0" w:line="240" w:lineRule="auto"/>
         <w:jc w:val="both"/>
         <w:rPr>
           <w:rFonts w:asciiTheme="majorHAnsi" w:hAnsiTheme="majorHAnsi" w:cstheme="majorHAnsi"/>
@@ -4395,7 +4394,7 @@
       <w:pPr>
         <w:pStyle w:val="Heading2"/>
         <w:shd w:val="clear" w:color="auto" w:fill="FFFFFF" w:themeFill="background1"/>
-        <w:spacing w:before="0" w:after="0" w:line="276" w:lineRule="auto"/>
+        <w:spacing w:before="0" w:after="0" w:line="240" w:lineRule="auto"/>
         <w:rPr>
           <w:rFonts w:cstheme="majorHAnsi"/>
           <w:b/>
@@ -4420,7 +4419,7 @@
     <w:p>
       <w:pPr>
         <w:shd w:val="clear" w:color="auto" w:fill="FFFFFF" w:themeFill="background1"/>
-        <w:spacing w:after="0" w:line="276" w:lineRule="auto"/>
+        <w:spacing w:after="0" w:line="240" w:lineRule="auto"/>
         <w:jc w:val="both"/>
         <w:rPr>
           <w:rFonts w:asciiTheme="majorHAnsi" w:hAnsiTheme="majorHAnsi" w:cstheme="majorHAnsi"/>
@@ -4444,23 +4443,22 @@
           <w:numId w:val="15"/>
         </w:numPr>
         <w:shd w:val="clear" w:color="auto" w:fill="FFFFFF" w:themeFill="background1"/>
-        <w:spacing w:after="0" w:line="276" w:lineRule="auto"/>
-        <w:jc w:val="both"/>
-        <w:rPr>
-          <w:rFonts w:asciiTheme="majorHAnsi" w:hAnsiTheme="majorHAnsi" w:cstheme="majorHAnsi"/>
-          <w:sz w:val="26"/>
-          <w:szCs w:val="26"/>
-        </w:rPr>
-      </w:pPr>
-      <w:r>
-        <w:rPr>
-          <w:rFonts w:asciiTheme="majorHAnsi" w:hAnsiTheme="majorHAnsi" w:cstheme="majorHAnsi"/>
-          <w:b/>
-          <w:bCs/>
-          <w:sz w:val="26"/>
-          <w:szCs w:val="26"/>
-        </w:rPr>
-        <w:lastRenderedPageBreak/>
+        <w:spacing w:after="0" w:line="240" w:lineRule="auto"/>
+        <w:jc w:val="both"/>
+        <w:rPr>
+          <w:rFonts w:asciiTheme="majorHAnsi" w:hAnsiTheme="majorHAnsi" w:cstheme="majorHAnsi"/>
+          <w:sz w:val="26"/>
+          <w:szCs w:val="26"/>
+        </w:rPr>
+      </w:pPr>
+      <w:r>
+        <w:rPr>
+          <w:rFonts w:asciiTheme="majorHAnsi" w:hAnsiTheme="majorHAnsi" w:cstheme="majorHAnsi"/>
+          <w:b/>
+          <w:bCs/>
+          <w:sz w:val="26"/>
+          <w:szCs w:val="26"/>
+        </w:rPr>
         <w:t>API (Web)</w:t>
       </w:r>
       <w:r>
@@ -4479,7 +4477,7 @@
           <w:numId w:val="15"/>
         </w:numPr>
         <w:shd w:val="clear" w:color="auto" w:fill="FFFFFF" w:themeFill="background1"/>
-        <w:spacing w:after="0" w:line="276" w:lineRule="auto"/>
+        <w:spacing w:after="0" w:line="240" w:lineRule="auto"/>
         <w:jc w:val="both"/>
         <w:rPr>
           <w:rFonts w:asciiTheme="majorHAnsi" w:hAnsiTheme="majorHAnsi" w:cstheme="majorHAnsi"/>
@@ -4513,7 +4511,7 @@
           <w:numId w:val="15"/>
         </w:numPr>
         <w:shd w:val="clear" w:color="auto" w:fill="FFFFFF" w:themeFill="background1"/>
-        <w:spacing w:after="0" w:line="276" w:lineRule="auto"/>
+        <w:spacing w:after="0" w:line="240" w:lineRule="auto"/>
         <w:jc w:val="both"/>
         <w:rPr>
           <w:rFonts w:asciiTheme="majorHAnsi" w:hAnsiTheme="majorHAnsi" w:cstheme="majorHAnsi"/>
@@ -4547,7 +4545,7 @@
           <w:numId w:val="15"/>
         </w:numPr>
         <w:shd w:val="clear" w:color="auto" w:fill="FFFFFF" w:themeFill="background1"/>
-        <w:spacing w:after="0" w:line="276" w:lineRule="auto"/>
+        <w:spacing w:after="0" w:line="240" w:lineRule="auto"/>
         <w:jc w:val="both"/>
         <w:rPr>
           <w:rFonts w:asciiTheme="majorHAnsi" w:hAnsiTheme="majorHAnsi" w:cstheme="majorHAnsi"/>
@@ -4578,7 +4576,7 @@
       <w:pPr>
         <w:pStyle w:val="Heading2"/>
         <w:shd w:val="clear" w:color="auto" w:fill="FFFFFF" w:themeFill="background1"/>
-        <w:spacing w:before="0" w:after="0" w:line="276" w:lineRule="auto"/>
+        <w:spacing w:before="0" w:after="0" w:line="240" w:lineRule="auto"/>
         <w:rPr>
           <w:rFonts w:cstheme="majorHAnsi"/>
           <w:b/>
@@ -4603,7 +4601,7 @@
     <w:p>
       <w:pPr>
         <w:shd w:val="clear" w:color="auto" w:fill="FFFFFF" w:themeFill="background1"/>
-        <w:spacing w:after="0" w:line="276" w:lineRule="auto"/>
+        <w:spacing w:after="0" w:line="240" w:lineRule="auto"/>
         <w:jc w:val="both"/>
         <w:rPr>
           <w:rFonts w:asciiTheme="majorHAnsi" w:hAnsiTheme="majorHAnsi" w:cstheme="majorHAnsi"/>
@@ -4627,7 +4625,7 @@
           <w:numId w:val="16"/>
         </w:numPr>
         <w:shd w:val="clear" w:color="auto" w:fill="FFFFFF" w:themeFill="background1"/>
-        <w:spacing w:after="0" w:line="276" w:lineRule="auto"/>
+        <w:spacing w:after="0" w:line="240" w:lineRule="auto"/>
         <w:jc w:val="both"/>
         <w:rPr>
           <w:rFonts w:asciiTheme="majorHAnsi" w:hAnsiTheme="majorHAnsi" w:cstheme="majorHAnsi"/>
@@ -4661,22 +4659,23 @@
           <w:numId w:val="16"/>
         </w:numPr>
         <w:shd w:val="clear" w:color="auto" w:fill="FFFFFF" w:themeFill="background1"/>
-        <w:spacing w:after="0" w:line="276" w:lineRule="auto"/>
-        <w:jc w:val="both"/>
-        <w:rPr>
-          <w:rFonts w:asciiTheme="majorHAnsi" w:hAnsiTheme="majorHAnsi" w:cstheme="majorHAnsi"/>
-          <w:sz w:val="26"/>
-          <w:szCs w:val="26"/>
-        </w:rPr>
-      </w:pPr>
-      <w:r>
-        <w:rPr>
-          <w:rFonts w:asciiTheme="majorHAnsi" w:hAnsiTheme="majorHAnsi" w:cstheme="majorHAnsi"/>
-          <w:b/>
-          <w:bCs/>
-          <w:sz w:val="26"/>
-          <w:szCs w:val="26"/>
-        </w:rPr>
+        <w:spacing w:after="0" w:line="240" w:lineRule="auto"/>
+        <w:jc w:val="both"/>
+        <w:rPr>
+          <w:rFonts w:asciiTheme="majorHAnsi" w:hAnsiTheme="majorHAnsi" w:cstheme="majorHAnsi"/>
+          <w:sz w:val="26"/>
+          <w:szCs w:val="26"/>
+        </w:rPr>
+      </w:pPr>
+      <w:r>
+        <w:rPr>
+          <w:rFonts w:asciiTheme="majorHAnsi" w:hAnsiTheme="majorHAnsi" w:cstheme="majorHAnsi"/>
+          <w:b/>
+          <w:bCs/>
+          <w:sz w:val="26"/>
+          <w:szCs w:val="26"/>
+        </w:rPr>
+        <w:lastRenderedPageBreak/>
         <w:t>Database Optimization:</w:t>
       </w:r>
       <w:r>
@@ -4691,19 +4690,19 @@
     <w:p>
       <w:pPr>
         <w:shd w:val="clear" w:color="auto" w:fill="FFFFFF" w:themeFill="background1"/>
-        <w:spacing w:after="0" w:line="276" w:lineRule="auto"/>
-        <w:jc w:val="both"/>
-        <w:rPr>
-          <w:rFonts w:asciiTheme="majorHAnsi" w:hAnsiTheme="majorHAnsi" w:cstheme="majorHAnsi"/>
-          <w:sz w:val="26"/>
-          <w:szCs w:val="26"/>
-        </w:rPr>
-      </w:pPr>
-    </w:p>
-    <w:p>
-      <w:pPr>
-        <w:shd w:val="clear" w:color="auto" w:fill="FFFFFF" w:themeFill="background1"/>
-        <w:spacing w:after="0" w:line="276" w:lineRule="auto"/>
+        <w:spacing w:after="0" w:line="240" w:lineRule="auto"/>
+        <w:jc w:val="both"/>
+        <w:rPr>
+          <w:rFonts w:asciiTheme="majorHAnsi" w:hAnsiTheme="majorHAnsi" w:cstheme="majorHAnsi"/>
+          <w:sz w:val="26"/>
+          <w:szCs w:val="26"/>
+        </w:rPr>
+      </w:pPr>
+    </w:p>
+    <w:p>
+      <w:pPr>
+        <w:shd w:val="clear" w:color="auto" w:fill="FFFFFF" w:themeFill="background1"/>
+        <w:spacing w:after="0" w:line="240" w:lineRule="auto"/>
         <w:jc w:val="both"/>
         <w:rPr>
           <w:rFonts w:asciiTheme="majorHAnsi" w:hAnsiTheme="majorHAnsi" w:cstheme="majorHAnsi"/>
@@ -4728,7 +4727,7 @@
           <w:numId w:val="17"/>
         </w:numPr>
         <w:shd w:val="clear" w:color="auto" w:fill="FFFFFF" w:themeFill="background1"/>
-        <w:spacing w:after="0" w:line="276" w:lineRule="auto"/>
+        <w:spacing w:after="0" w:line="240" w:lineRule="auto"/>
         <w:jc w:val="both"/>
         <w:rPr>
           <w:rFonts w:asciiTheme="majorHAnsi" w:hAnsiTheme="majorHAnsi" w:cstheme="majorHAnsi"/>
@@ -4781,7 +4780,7 @@
           <w:numId w:val="17"/>
         </w:numPr>
         <w:shd w:val="clear" w:color="auto" w:fill="FFFFFF" w:themeFill="background1"/>
-        <w:spacing w:after="0" w:line="276" w:lineRule="auto"/>
+        <w:spacing w:after="0" w:line="240" w:lineRule="auto"/>
         <w:jc w:val="both"/>
         <w:rPr>
           <w:rFonts w:asciiTheme="majorHAnsi" w:hAnsiTheme="majorHAnsi" w:cstheme="majorHAnsi"/>
@@ -4834,7 +4833,7 @@
           <w:numId w:val="17"/>
         </w:numPr>
         <w:shd w:val="clear" w:color="auto" w:fill="FFFFFF" w:themeFill="background1"/>
-        <w:spacing w:after="0" w:line="276" w:lineRule="auto"/>
+        <w:spacing w:after="0" w:line="240" w:lineRule="auto"/>
         <w:jc w:val="both"/>
         <w:rPr>
           <w:rFonts w:asciiTheme="majorHAnsi" w:hAnsiTheme="majorHAnsi" w:cstheme="majorHAnsi"/>
@@ -4887,7 +4886,7 @@
           <w:numId w:val="17"/>
         </w:numPr>
         <w:shd w:val="clear" w:color="auto" w:fill="FFFFFF" w:themeFill="background1"/>
-        <w:spacing w:after="0" w:line="276" w:lineRule="auto"/>
+        <w:spacing w:after="0" w:line="240" w:lineRule="auto"/>
         <w:jc w:val="both"/>
         <w:rPr>
           <w:rFonts w:asciiTheme="majorHAnsi" w:hAnsiTheme="majorHAnsi" w:cstheme="majorHAnsi"/>
@@ -4935,19 +4934,19 @@
     <w:p>
       <w:pPr>
         <w:shd w:val="clear" w:color="auto" w:fill="FFFFFF" w:themeFill="background1"/>
-        <w:spacing w:after="0" w:line="276" w:lineRule="auto"/>
-        <w:jc w:val="both"/>
-        <w:rPr>
-          <w:rFonts w:asciiTheme="majorHAnsi" w:hAnsiTheme="majorHAnsi" w:cstheme="majorHAnsi"/>
-          <w:sz w:val="26"/>
-          <w:szCs w:val="26"/>
-        </w:rPr>
-      </w:pPr>
-    </w:p>
-    <w:p>
-      <w:pPr>
-        <w:shd w:val="clear" w:color="auto" w:fill="FFFFFF" w:themeFill="background1"/>
-        <w:spacing w:after="0" w:line="276" w:lineRule="auto"/>
+        <w:spacing w:after="0" w:line="240" w:lineRule="auto"/>
+        <w:jc w:val="both"/>
+        <w:rPr>
+          <w:rFonts w:asciiTheme="majorHAnsi" w:hAnsiTheme="majorHAnsi" w:cstheme="majorHAnsi"/>
+          <w:sz w:val="26"/>
+          <w:szCs w:val="26"/>
+        </w:rPr>
+      </w:pPr>
+    </w:p>
+    <w:p>
+      <w:pPr>
+        <w:shd w:val="clear" w:color="auto" w:fill="FFFFFF" w:themeFill="background1"/>
+        <w:spacing w:after="0" w:line="240" w:lineRule="auto"/>
         <w:rPr>
           <w:rFonts w:asciiTheme="majorHAnsi" w:hAnsiTheme="majorHAnsi" w:cstheme="majorHAnsi"/>
           <w:sz w:val="26"/>
@@ -4967,7 +4966,7 @@
       <w:pPr>
         <w:pStyle w:val="Heading1"/>
         <w:shd w:val="clear" w:color="auto" w:fill="FFFFFF" w:themeFill="background1"/>
-        <w:spacing w:before="0" w:after="0" w:line="276" w:lineRule="auto"/>
+        <w:spacing w:before="0" w:after="0" w:line="240" w:lineRule="auto"/>
         <w:rPr>
           <w:rFonts w:cstheme="majorHAnsi"/>
           <w:b/>
@@ -4994,7 +4993,7 @@
       <w:pPr>
         <w:pStyle w:val="Heading2"/>
         <w:shd w:val="clear" w:color="auto" w:fill="FFFFFF" w:themeFill="background1"/>
-        <w:spacing w:before="0" w:after="0" w:line="276" w:lineRule="auto"/>
+        <w:spacing w:before="0" w:after="0" w:line="240" w:lineRule="auto"/>
         <w:rPr>
           <w:rFonts w:cstheme="majorHAnsi"/>
           <w:b/>
@@ -5019,7 +5018,7 @@
     <w:p>
       <w:pPr>
         <w:shd w:val="clear" w:color="auto" w:fill="FFFFFF" w:themeFill="background1"/>
-        <w:spacing w:after="0" w:line="276" w:lineRule="auto"/>
+        <w:spacing w:after="0" w:line="240" w:lineRule="auto"/>
         <w:rPr>
           <w:rFonts w:asciiTheme="majorHAnsi" w:hAnsiTheme="majorHAnsi" w:cstheme="majorHAnsi"/>
           <w:sz w:val="26"/>
@@ -5043,7 +5042,7 @@
           <w:numId w:val="31"/>
         </w:numPr>
         <w:shd w:val="clear" w:color="auto" w:fill="FFFFFF" w:themeFill="background1"/>
-        <w:spacing w:after="0" w:line="276" w:lineRule="auto"/>
+        <w:spacing w:after="0" w:line="240" w:lineRule="auto"/>
         <w:rPr>
           <w:rFonts w:asciiTheme="majorHAnsi" w:hAnsiTheme="majorHAnsi" w:cstheme="majorHAnsi"/>
           <w:b/>
@@ -5079,7 +5078,7 @@
           <w:numId w:val="31"/>
         </w:numPr>
         <w:shd w:val="clear" w:color="auto" w:fill="FFFFFF" w:themeFill="background1"/>
-        <w:spacing w:after="0" w:line="276" w:lineRule="auto"/>
+        <w:spacing w:after="0" w:line="240" w:lineRule="auto"/>
         <w:rPr>
           <w:rFonts w:asciiTheme="majorHAnsi" w:hAnsiTheme="majorHAnsi" w:cstheme="majorHAnsi"/>
           <w:sz w:val="26"/>
@@ -5113,7 +5112,7 @@
           <w:numId w:val="31"/>
         </w:numPr>
         <w:shd w:val="clear" w:color="auto" w:fill="FFFFFF" w:themeFill="background1"/>
-        <w:spacing w:after="0" w:line="276" w:lineRule="auto"/>
+        <w:spacing w:after="0" w:line="240" w:lineRule="auto"/>
         <w:rPr>
           <w:rFonts w:asciiTheme="majorHAnsi" w:hAnsiTheme="majorHAnsi" w:cstheme="majorHAnsi"/>
           <w:sz w:val="26"/>
@@ -5147,7 +5146,7 @@
           <w:numId w:val="31"/>
         </w:numPr>
         <w:shd w:val="clear" w:color="auto" w:fill="FFFFFF" w:themeFill="background1"/>
-        <w:spacing w:after="0" w:line="276" w:lineRule="auto"/>
+        <w:spacing w:after="0" w:line="240" w:lineRule="auto"/>
         <w:rPr>
           <w:rFonts w:asciiTheme="majorHAnsi" w:hAnsiTheme="majorHAnsi" w:cstheme="majorHAnsi"/>
           <w:b/>
@@ -5183,7 +5182,7 @@
           <w:numId w:val="31"/>
         </w:numPr>
         <w:shd w:val="clear" w:color="auto" w:fill="FFFFFF" w:themeFill="background1"/>
-        <w:spacing w:after="0" w:line="276" w:lineRule="auto"/>
+        <w:spacing w:after="0" w:line="240" w:lineRule="auto"/>
         <w:rPr>
           <w:rFonts w:asciiTheme="majorHAnsi" w:hAnsiTheme="majorHAnsi" w:cstheme="majorHAnsi"/>
           <w:sz w:val="26"/>
@@ -5212,7 +5211,7 @@
     <w:p>
       <w:pPr>
         <w:shd w:val="clear" w:color="auto" w:fill="FFFFFF" w:themeFill="background1"/>
-        <w:spacing w:after="0" w:line="276" w:lineRule="auto"/>
+        <w:spacing w:after="0" w:line="240" w:lineRule="auto"/>
         <w:rPr>
           <w:rFonts w:asciiTheme="majorHAnsi" w:hAnsiTheme="majorHAnsi" w:cstheme="majorHAnsi"/>
           <w:b/>
@@ -5226,7 +5225,7 @@
       <w:pPr>
         <w:pStyle w:val="Heading2"/>
         <w:shd w:val="clear" w:color="auto" w:fill="FFFFFF" w:themeFill="background1"/>
-        <w:spacing w:before="0" w:after="0" w:line="276" w:lineRule="auto"/>
+        <w:spacing w:before="0" w:after="0" w:line="240" w:lineRule="auto"/>
         <w:rPr>
           <w:rFonts w:cstheme="majorHAnsi"/>
           <w:b/>
@@ -5251,7 +5250,7 @@
     <w:p>
       <w:pPr>
         <w:shd w:val="clear" w:color="auto" w:fill="FFFFFF" w:themeFill="background1"/>
-        <w:spacing w:after="0" w:line="276" w:lineRule="auto"/>
+        <w:spacing w:after="0" w:line="240" w:lineRule="auto"/>
         <w:rPr>
           <w:rFonts w:asciiTheme="majorHAnsi" w:hAnsiTheme="majorHAnsi" w:cstheme="majorHAnsi"/>
           <w:sz w:val="26"/>
@@ -5274,7 +5273,7 @@
           <w:numId w:val="22"/>
         </w:numPr>
         <w:shd w:val="clear" w:color="auto" w:fill="FFFFFF" w:themeFill="background1"/>
-        <w:spacing w:after="0" w:line="276" w:lineRule="auto"/>
+        <w:spacing w:after="0" w:line="240" w:lineRule="auto"/>
         <w:jc w:val="both"/>
         <w:rPr>
           <w:rFonts w:asciiTheme="majorHAnsi" w:hAnsiTheme="majorHAnsi" w:cstheme="majorHAnsi"/>
@@ -5303,7 +5302,7 @@
           <w:numId w:val="26"/>
         </w:numPr>
         <w:shd w:val="clear" w:color="auto" w:fill="FFFFFF" w:themeFill="background1"/>
-        <w:spacing w:after="0" w:line="276" w:lineRule="auto"/>
+        <w:spacing w:after="0" w:line="240" w:lineRule="auto"/>
         <w:jc w:val="both"/>
         <w:rPr>
           <w:rFonts w:asciiTheme="majorHAnsi" w:hAnsiTheme="majorHAnsi" w:cstheme="majorHAnsi"/>
@@ -5328,7 +5327,7 @@
           <w:numId w:val="26"/>
         </w:numPr>
         <w:shd w:val="clear" w:color="auto" w:fill="FFFFFF" w:themeFill="background1"/>
-        <w:spacing w:after="0" w:line="276" w:lineRule="auto"/>
+        <w:spacing w:after="0" w:line="240" w:lineRule="auto"/>
         <w:jc w:val="both"/>
         <w:rPr>
           <w:rFonts w:asciiTheme="majorHAnsi" w:hAnsiTheme="majorHAnsi" w:cstheme="majorHAnsi"/>
@@ -5353,7 +5352,7 @@
           <w:numId w:val="26"/>
         </w:numPr>
         <w:shd w:val="clear" w:color="auto" w:fill="FFFFFF" w:themeFill="background1"/>
-        <w:spacing w:after="0" w:line="276" w:lineRule="auto"/>
+        <w:spacing w:after="0" w:line="240" w:lineRule="auto"/>
         <w:jc w:val="both"/>
         <w:rPr>
           <w:rFonts w:asciiTheme="majorHAnsi" w:hAnsiTheme="majorHAnsi" w:cstheme="majorHAnsi"/>
@@ -5377,7 +5376,7 @@
           <w:numId w:val="22"/>
         </w:numPr>
         <w:shd w:val="clear" w:color="auto" w:fill="FFFFFF" w:themeFill="background1"/>
-        <w:spacing w:after="0" w:line="276" w:lineRule="auto"/>
+        <w:spacing w:after="0" w:line="240" w:lineRule="auto"/>
         <w:jc w:val="both"/>
         <w:rPr>
           <w:rFonts w:asciiTheme="majorHAnsi" w:hAnsiTheme="majorHAnsi" w:cstheme="majorHAnsi"/>
@@ -5411,7 +5410,7 @@
           <w:numId w:val="22"/>
         </w:numPr>
         <w:shd w:val="clear" w:color="auto" w:fill="FFFFFF" w:themeFill="background1"/>
-        <w:spacing w:after="0" w:line="276" w:lineRule="auto"/>
+        <w:spacing w:after="0" w:line="240" w:lineRule="auto"/>
         <w:jc w:val="both"/>
         <w:rPr>
           <w:rFonts w:asciiTheme="majorHAnsi" w:hAnsiTheme="majorHAnsi" w:cstheme="majorHAnsi"/>
@@ -5445,7 +5444,7 @@
           <w:numId w:val="22"/>
         </w:numPr>
         <w:shd w:val="clear" w:color="auto" w:fill="FFFFFF" w:themeFill="background1"/>
-        <w:spacing w:after="0" w:line="276" w:lineRule="auto"/>
+        <w:spacing w:after="0" w:line="240" w:lineRule="auto"/>
         <w:jc w:val="both"/>
         <w:rPr>
           <w:rFonts w:asciiTheme="majorHAnsi" w:hAnsiTheme="majorHAnsi" w:cstheme="majorHAnsi"/>
@@ -5469,7 +5468,7 @@
           <w:numId w:val="22"/>
         </w:numPr>
         <w:shd w:val="clear" w:color="auto" w:fill="FFFFFF" w:themeFill="background1"/>
-        <w:spacing w:after="0" w:line="276" w:lineRule="auto"/>
+        <w:spacing w:after="0" w:line="240" w:lineRule="auto"/>
         <w:jc w:val="both"/>
         <w:rPr>
           <w:rFonts w:asciiTheme="majorHAnsi" w:hAnsiTheme="majorHAnsi" w:cstheme="majorHAnsi"/>
@@ -5500,7 +5499,7 @@
       <w:pPr>
         <w:pStyle w:val="Heading2"/>
         <w:shd w:val="clear" w:color="auto" w:fill="FFFFFF" w:themeFill="background1"/>
-        <w:spacing w:before="0" w:after="0" w:line="276" w:lineRule="auto"/>
+        <w:spacing w:before="0" w:after="0" w:line="240" w:lineRule="auto"/>
         <w:rPr>
           <w:rFonts w:cstheme="majorHAnsi"/>
           <w:b/>
@@ -5529,7 +5528,7 @@
           <w:numId w:val="23"/>
         </w:numPr>
         <w:shd w:val="clear" w:color="auto" w:fill="FFFFFF" w:themeFill="background1"/>
-        <w:spacing w:after="0" w:line="276" w:lineRule="auto"/>
+        <w:spacing w:after="0" w:line="240" w:lineRule="auto"/>
         <w:jc w:val="both"/>
         <w:rPr>
           <w:rFonts w:asciiTheme="majorHAnsi" w:hAnsiTheme="majorHAnsi" w:cstheme="majorHAnsi"/>
@@ -5563,7 +5562,7 @@
           <w:numId w:val="23"/>
         </w:numPr>
         <w:shd w:val="clear" w:color="auto" w:fill="FFFFFF" w:themeFill="background1"/>
-        <w:spacing w:after="0" w:line="276" w:lineRule="auto"/>
+        <w:spacing w:after="0" w:line="240" w:lineRule="auto"/>
         <w:jc w:val="both"/>
         <w:rPr>
           <w:rFonts w:asciiTheme="majorHAnsi" w:hAnsiTheme="majorHAnsi" w:cstheme="majorHAnsi"/>
@@ -5597,7 +5596,7 @@
           <w:numId w:val="23"/>
         </w:numPr>
         <w:shd w:val="clear" w:color="auto" w:fill="FFFFFF" w:themeFill="background1"/>
-        <w:spacing w:after="0" w:line="276" w:lineRule="auto"/>
+        <w:spacing w:after="0" w:line="240" w:lineRule="auto"/>
         <w:jc w:val="both"/>
         <w:rPr>
           <w:rFonts w:asciiTheme="majorHAnsi" w:hAnsiTheme="majorHAnsi" w:cstheme="majorHAnsi"/>
@@ -5631,7 +5630,7 @@
           <w:numId w:val="23"/>
         </w:numPr>
         <w:shd w:val="clear" w:color="auto" w:fill="FFFFFF" w:themeFill="background1"/>
-        <w:spacing w:after="0" w:line="276" w:lineRule="auto"/>
+        <w:spacing w:after="0" w:line="240" w:lineRule="auto"/>
         <w:jc w:val="both"/>
         <w:rPr>
           <w:rFonts w:asciiTheme="majorHAnsi" w:hAnsiTheme="majorHAnsi" w:cstheme="majorHAnsi"/>
@@ -5662,7 +5661,7 @@
       <w:pPr>
         <w:pStyle w:val="Heading2"/>
         <w:shd w:val="clear" w:color="auto" w:fill="FFFFFF" w:themeFill="background1"/>
-        <w:spacing w:before="0" w:after="0" w:line="276" w:lineRule="auto"/>
+        <w:spacing w:before="0" w:after="0" w:line="240" w:lineRule="auto"/>
         <w:rPr>
           <w:rFonts w:cstheme="majorHAnsi"/>
           <w:b/>
@@ -5681,7 +5680,6 @@
           <w:sz w:val="26"/>
           <w:szCs w:val="26"/>
         </w:rPr>
-        <w:lastRenderedPageBreak/>
         <w:t>4. Role: Admin (Quản trị viên hệ thống) - Người điều phối cao nhất</w:t>
       </w:r>
     </w:p>
@@ -5692,7 +5690,7 @@
           <w:numId w:val="24"/>
         </w:numPr>
         <w:shd w:val="clear" w:color="auto" w:fill="FFFFFF" w:themeFill="background1"/>
-        <w:spacing w:after="0" w:line="276" w:lineRule="auto"/>
+        <w:spacing w:after="0" w:line="240" w:lineRule="auto"/>
         <w:jc w:val="both"/>
         <w:rPr>
           <w:rFonts w:asciiTheme="majorHAnsi" w:hAnsiTheme="majorHAnsi" w:cstheme="majorHAnsi"/>
@@ -5726,7 +5724,7 @@
           <w:numId w:val="24"/>
         </w:numPr>
         <w:shd w:val="clear" w:color="auto" w:fill="FFFFFF" w:themeFill="background1"/>
-        <w:spacing w:after="0" w:line="276" w:lineRule="auto"/>
+        <w:spacing w:after="0" w:line="240" w:lineRule="auto"/>
         <w:jc w:val="both"/>
         <w:rPr>
           <w:rFonts w:asciiTheme="majorHAnsi" w:hAnsiTheme="majorHAnsi" w:cstheme="majorHAnsi"/>
@@ -5760,7 +5758,7 @@
           <w:numId w:val="24"/>
         </w:numPr>
         <w:shd w:val="clear" w:color="auto" w:fill="FFFFFF" w:themeFill="background1"/>
-        <w:spacing w:after="0" w:line="276" w:lineRule="auto"/>
+        <w:spacing w:after="0" w:line="240" w:lineRule="auto"/>
         <w:jc w:val="both"/>
         <w:rPr>
           <w:rFonts w:asciiTheme="majorHAnsi" w:hAnsiTheme="majorHAnsi" w:cstheme="majorHAnsi"/>
@@ -5790,20 +5788,20 @@
     <w:p>
       <w:pPr>
         <w:shd w:val="clear" w:color="auto" w:fill="FFFFFF" w:themeFill="background1"/>
-        <w:spacing w:after="0" w:line="276" w:lineRule="auto"/>
-        <w:jc w:val="both"/>
-        <w:rPr>
-          <w:rFonts w:asciiTheme="majorHAnsi" w:hAnsiTheme="majorHAnsi" w:cstheme="majorHAnsi"/>
-          <w:b/>
-          <w:bCs/>
-          <w:sz w:val="26"/>
-          <w:szCs w:val="26"/>
-        </w:rPr>
-      </w:pPr>
-    </w:p>
-    <w:p>
-      <w:pPr>
-        <w:spacing w:after="0" w:line="276" w:lineRule="auto"/>
+        <w:spacing w:after="0" w:line="240" w:lineRule="auto"/>
+        <w:jc w:val="both"/>
+        <w:rPr>
+          <w:rFonts w:asciiTheme="majorHAnsi" w:hAnsiTheme="majorHAnsi" w:cstheme="majorHAnsi"/>
+          <w:b/>
+          <w:bCs/>
+          <w:sz w:val="26"/>
+          <w:szCs w:val="26"/>
+        </w:rPr>
+      </w:pPr>
+    </w:p>
+    <w:p>
+      <w:pPr>
+        <w:spacing w:after="0" w:line="240" w:lineRule="auto"/>
         <w:rPr>
           <w:rFonts w:asciiTheme="majorHAnsi" w:eastAsiaTheme="majorEastAsia" w:hAnsiTheme="majorHAnsi" w:cstheme="majorHAnsi"/>
           <w:b/>
@@ -5814,7 +5812,7 @@
       </w:pPr>
       <w:r>
         <w:rPr>
-          <w:rFonts w:cstheme="majorHAnsi"/>
+          <w:rFonts w:asciiTheme="majorHAnsi" w:hAnsiTheme="majorHAnsi" w:cstheme="majorHAnsi"/>
           <w:b/>
           <w:bCs/>
           <w:sz w:val="26"/>
@@ -5826,7 +5824,7 @@
     <w:p>
       <w:pPr>
         <w:pStyle w:val="Heading1"/>
-        <w:spacing w:before="0" w:after="0" w:line="276" w:lineRule="auto"/>
+        <w:spacing w:before="0" w:after="0" w:line="240" w:lineRule="auto"/>
         <w:rPr>
           <w:rFonts w:cstheme="majorHAnsi"/>
           <w:b/>
@@ -5851,7 +5849,12 @@
     </w:p>
     <w:p>
       <w:pPr>
-        <w:spacing w:after="0" w:line="276" w:lineRule="auto"/>
+        <w:spacing w:after="0" w:line="240" w:lineRule="auto"/>
+        <w:rPr>
+          <w:rFonts w:asciiTheme="majorHAnsi" w:hAnsiTheme="majorHAnsi" w:cstheme="majorHAnsi"/>
+          <w:sz w:val="26"/>
+          <w:szCs w:val="26"/>
+        </w:rPr>
       </w:pPr>
       <w:r>
         <w:rPr>
@@ -5867,7 +5870,7 @@
     <w:p>
       <w:pPr>
         <w:pStyle w:val="Heading3"/>
-        <w:spacing w:before="0" w:after="0" w:line="276" w:lineRule="auto"/>
+        <w:spacing w:before="0" w:after="0" w:line="240" w:lineRule="auto"/>
         <w:rPr>
           <w:rFonts w:asciiTheme="majorHAnsi" w:hAnsiTheme="majorHAnsi" w:cstheme="majorHAnsi"/>
           <w:b/>
@@ -5892,7 +5895,7 @@
     <w:p>
       <w:pPr>
         <w:shd w:val="clear" w:color="auto" w:fill="FFFFFF" w:themeFill="background1"/>
-        <w:spacing w:after="0" w:line="276" w:lineRule="auto"/>
+        <w:spacing w:after="0" w:line="240" w:lineRule="auto"/>
         <w:jc w:val="both"/>
         <w:rPr>
           <w:rFonts w:asciiTheme="majorHAnsi" w:hAnsiTheme="majorHAnsi" w:cstheme="majorHAnsi"/>
@@ -5916,7 +5919,7 @@
           <w:numId w:val="32"/>
         </w:numPr>
         <w:shd w:val="clear" w:color="auto" w:fill="FFFFFF" w:themeFill="background1"/>
-        <w:spacing w:after="0" w:line="276" w:lineRule="auto"/>
+        <w:spacing w:after="0" w:line="240" w:lineRule="auto"/>
         <w:jc w:val="both"/>
         <w:rPr>
           <w:rFonts w:asciiTheme="majorHAnsi" w:hAnsiTheme="majorHAnsi" w:cstheme="majorHAnsi"/>
@@ -5950,7 +5953,7 @@
           <w:numId w:val="32"/>
         </w:numPr>
         <w:shd w:val="clear" w:color="auto" w:fill="FFFFFF" w:themeFill="background1"/>
-        <w:spacing w:after="0" w:line="276" w:lineRule="auto"/>
+        <w:spacing w:after="0" w:line="240" w:lineRule="auto"/>
         <w:jc w:val="both"/>
         <w:rPr>
           <w:rFonts w:asciiTheme="majorHAnsi" w:hAnsiTheme="majorHAnsi" w:cstheme="majorHAnsi"/>
@@ -6002,7 +6005,7 @@
           <w:numId w:val="32"/>
         </w:numPr>
         <w:shd w:val="clear" w:color="auto" w:fill="FFFFFF" w:themeFill="background1"/>
-        <w:spacing w:after="0" w:line="276" w:lineRule="auto"/>
+        <w:spacing w:after="0" w:line="240" w:lineRule="auto"/>
         <w:jc w:val="both"/>
         <w:rPr>
           <w:rFonts w:asciiTheme="majorHAnsi" w:hAnsiTheme="majorHAnsi" w:cstheme="majorHAnsi"/>
@@ -6054,7 +6057,7 @@
           <w:numId w:val="32"/>
         </w:numPr>
         <w:shd w:val="clear" w:color="auto" w:fill="FFFFFF" w:themeFill="background1"/>
-        <w:spacing w:after="0" w:line="276" w:lineRule="auto"/>
+        <w:spacing w:after="0" w:line="240" w:lineRule="auto"/>
         <w:jc w:val="both"/>
         <w:rPr>
           <w:rFonts w:asciiTheme="majorHAnsi" w:hAnsiTheme="majorHAnsi" w:cstheme="majorHAnsi"/>
@@ -6084,7 +6087,7 @@
     <w:p>
       <w:pPr>
         <w:shd w:val="clear" w:color="auto" w:fill="FFFFFF" w:themeFill="background1"/>
-        <w:spacing w:after="0" w:line="276" w:lineRule="auto"/>
+        <w:spacing w:after="0" w:line="240" w:lineRule="auto"/>
         <w:jc w:val="both"/>
         <w:rPr>
           <w:rFonts w:asciiTheme="majorHAnsi" w:hAnsiTheme="majorHAnsi" w:cstheme="majorHAnsi"/>
@@ -6096,7 +6099,7 @@
     <w:p>
       <w:pPr>
         <w:pStyle w:val="Heading3"/>
-        <w:spacing w:before="0" w:after="0" w:line="276" w:lineRule="auto"/>
+        <w:spacing w:before="0" w:after="0" w:line="240" w:lineRule="auto"/>
         <w:rPr>
           <w:rFonts w:asciiTheme="majorHAnsi" w:hAnsiTheme="majorHAnsi" w:cstheme="majorHAnsi"/>
           <w:b/>
@@ -6121,7 +6124,7 @@
     <w:p>
       <w:pPr>
         <w:shd w:val="clear" w:color="auto" w:fill="FFFFFF" w:themeFill="background1"/>
-        <w:spacing w:after="0" w:line="276" w:lineRule="auto"/>
+        <w:spacing w:after="0" w:line="240" w:lineRule="auto"/>
         <w:jc w:val="both"/>
         <w:rPr>
           <w:rFonts w:asciiTheme="majorHAnsi" w:hAnsiTheme="majorHAnsi" w:cstheme="majorHAnsi"/>
@@ -6145,7 +6148,7 @@
           <w:numId w:val="33"/>
         </w:numPr>
         <w:shd w:val="clear" w:color="auto" w:fill="FFFFFF" w:themeFill="background1"/>
-        <w:spacing w:after="0" w:line="276" w:lineRule="auto"/>
+        <w:spacing w:after="0" w:line="240" w:lineRule="auto"/>
         <w:jc w:val="both"/>
         <w:rPr>
           <w:rFonts w:asciiTheme="majorHAnsi" w:hAnsiTheme="majorHAnsi" w:cstheme="majorHAnsi"/>
@@ -6179,7 +6182,7 @@
           <w:numId w:val="33"/>
         </w:numPr>
         <w:shd w:val="clear" w:color="auto" w:fill="FFFFFF" w:themeFill="background1"/>
-        <w:spacing w:after="0" w:line="276" w:lineRule="auto"/>
+        <w:spacing w:after="0" w:line="240" w:lineRule="auto"/>
         <w:jc w:val="both"/>
         <w:rPr>
           <w:rFonts w:asciiTheme="majorHAnsi" w:hAnsiTheme="majorHAnsi" w:cstheme="majorHAnsi"/>
@@ -6227,7 +6230,7 @@
     <w:p>
       <w:pPr>
         <w:shd w:val="clear" w:color="auto" w:fill="FFFFFF" w:themeFill="background1"/>
-        <w:spacing w:after="0" w:line="276" w:lineRule="auto"/>
+        <w:spacing w:after="0" w:line="240" w:lineRule="auto"/>
         <w:jc w:val="both"/>
         <w:rPr>
           <w:rFonts w:asciiTheme="majorHAnsi" w:hAnsiTheme="majorHAnsi" w:cstheme="majorHAnsi"/>
@@ -6239,7 +6242,7 @@
     <w:p>
       <w:pPr>
         <w:pStyle w:val="Heading3"/>
-        <w:spacing w:before="0" w:after="0" w:line="276" w:lineRule="auto"/>
+        <w:spacing w:before="0" w:after="0" w:line="240" w:lineRule="auto"/>
         <w:rPr>
           <w:rFonts w:asciiTheme="majorHAnsi" w:hAnsiTheme="majorHAnsi" w:cstheme="majorHAnsi"/>
           <w:b/>
@@ -6264,7 +6267,7 @@
     <w:p>
       <w:pPr>
         <w:shd w:val="clear" w:color="auto" w:fill="FFFFFF" w:themeFill="background1"/>
-        <w:spacing w:after="0" w:line="276" w:lineRule="auto"/>
+        <w:spacing w:after="0" w:line="240" w:lineRule="auto"/>
         <w:jc w:val="both"/>
         <w:rPr>
           <w:rFonts w:asciiTheme="majorHAnsi" w:hAnsiTheme="majorHAnsi" w:cstheme="majorHAnsi"/>
@@ -6306,7 +6309,7 @@
           <w:numId w:val="34"/>
         </w:numPr>
         <w:shd w:val="clear" w:color="auto" w:fill="FFFFFF" w:themeFill="background1"/>
-        <w:spacing w:after="0" w:line="276" w:lineRule="auto"/>
+        <w:spacing w:after="0" w:line="240" w:lineRule="auto"/>
         <w:jc w:val="both"/>
         <w:rPr>
           <w:rFonts w:asciiTheme="majorHAnsi" w:hAnsiTheme="majorHAnsi" w:cstheme="majorHAnsi"/>
@@ -6358,7 +6361,7 @@
           <w:numId w:val="34"/>
         </w:numPr>
         <w:shd w:val="clear" w:color="auto" w:fill="FFFFFF" w:themeFill="background1"/>
-        <w:spacing w:after="0" w:line="276" w:lineRule="auto"/>
+        <w:spacing w:after="0" w:line="240" w:lineRule="auto"/>
         <w:jc w:val="both"/>
         <w:rPr>
           <w:rFonts w:asciiTheme="majorHAnsi" w:hAnsiTheme="majorHAnsi" w:cstheme="majorHAnsi"/>
@@ -6392,7 +6395,7 @@
           <w:numId w:val="34"/>
         </w:numPr>
         <w:shd w:val="clear" w:color="auto" w:fill="FFFFFF" w:themeFill="background1"/>
-        <w:spacing w:after="0" w:line="276" w:lineRule="auto"/>
+        <w:spacing w:after="0" w:line="240" w:lineRule="auto"/>
         <w:jc w:val="both"/>
         <w:rPr>
           <w:rFonts w:asciiTheme="majorHAnsi" w:hAnsiTheme="majorHAnsi" w:cstheme="majorHAnsi"/>
@@ -6440,7 +6443,7 @@
     <w:p>
       <w:pPr>
         <w:shd w:val="clear" w:color="auto" w:fill="FFFFFF" w:themeFill="background1"/>
-        <w:spacing w:after="0" w:line="276" w:lineRule="auto"/>
+        <w:spacing w:after="0" w:line="240" w:lineRule="auto"/>
         <w:jc w:val="both"/>
         <w:rPr>
           <w:rFonts w:asciiTheme="majorHAnsi" w:hAnsiTheme="majorHAnsi" w:cstheme="majorHAnsi"/>
@@ -6452,7 +6455,7 @@
     <w:p>
       <w:pPr>
         <w:pStyle w:val="Heading3"/>
-        <w:spacing w:before="0" w:after="0" w:line="276" w:lineRule="auto"/>
+        <w:spacing w:before="0" w:after="0" w:line="240" w:lineRule="auto"/>
         <w:rPr>
           <w:rFonts w:asciiTheme="majorHAnsi" w:hAnsiTheme="majorHAnsi" w:cstheme="majorHAnsi"/>
           <w:b/>
@@ -6477,7 +6480,7 @@
     <w:p>
       <w:pPr>
         <w:shd w:val="clear" w:color="auto" w:fill="FFFFFF" w:themeFill="background1"/>
-        <w:spacing w:after="0" w:line="276" w:lineRule="auto"/>
+        <w:spacing w:after="0" w:line="240" w:lineRule="auto"/>
         <w:jc w:val="both"/>
         <w:rPr>
           <w:rFonts w:asciiTheme="majorHAnsi" w:hAnsiTheme="majorHAnsi" w:cstheme="majorHAnsi"/>
@@ -6501,7 +6504,7 @@
           <w:numId w:val="35"/>
         </w:numPr>
         <w:shd w:val="clear" w:color="auto" w:fill="FFFFFF" w:themeFill="background1"/>
-        <w:spacing w:after="0" w:line="276" w:lineRule="auto"/>
+        <w:spacing w:after="0" w:line="240" w:lineRule="auto"/>
         <w:jc w:val="both"/>
         <w:rPr>
           <w:rFonts w:asciiTheme="majorHAnsi" w:hAnsiTheme="majorHAnsi" w:cstheme="majorHAnsi"/>
@@ -6535,7 +6538,7 @@
           <w:numId w:val="35"/>
         </w:numPr>
         <w:shd w:val="clear" w:color="auto" w:fill="FFFFFF" w:themeFill="background1"/>
-        <w:spacing w:after="0" w:line="276" w:lineRule="auto"/>
+        <w:spacing w:after="0" w:line="240" w:lineRule="auto"/>
         <w:jc w:val="both"/>
         <w:rPr>
           <w:rFonts w:asciiTheme="majorHAnsi" w:hAnsiTheme="majorHAnsi" w:cstheme="majorHAnsi"/>
@@ -6587,21 +6590,20 @@
           <w:numId w:val="35"/>
         </w:numPr>
         <w:shd w:val="clear" w:color="auto" w:fill="FFFFFF" w:themeFill="background1"/>
-        <w:spacing w:after="0" w:line="276" w:lineRule="auto"/>
-        <w:jc w:val="both"/>
-        <w:rPr>
-          <w:rFonts w:asciiTheme="majorHAnsi" w:hAnsiTheme="majorHAnsi" w:cstheme="majorHAnsi"/>
-          <w:sz w:val="26"/>
-          <w:szCs w:val="26"/>
-        </w:rPr>
-      </w:pPr>
-      <w:r>
-        <w:rPr>
-          <w:rFonts w:asciiTheme="majorHAnsi" w:hAnsiTheme="majorHAnsi" w:cstheme="majorHAnsi"/>
-          <w:sz w:val="26"/>
-          <w:szCs w:val="26"/>
-        </w:rPr>
-        <w:lastRenderedPageBreak/>
+        <w:spacing w:after="0" w:line="240" w:lineRule="auto"/>
+        <w:jc w:val="both"/>
+        <w:rPr>
+          <w:rFonts w:asciiTheme="majorHAnsi" w:hAnsiTheme="majorHAnsi" w:cstheme="majorHAnsi"/>
+          <w:sz w:val="26"/>
+          <w:szCs w:val="26"/>
+        </w:rPr>
+      </w:pPr>
+      <w:r>
+        <w:rPr>
+          <w:rFonts w:asciiTheme="majorHAnsi" w:hAnsiTheme="majorHAnsi" w:cstheme="majorHAnsi"/>
+          <w:sz w:val="26"/>
+          <w:szCs w:val="26"/>
+        </w:rPr>
         <w:t xml:space="preserve">Nếu là </w:t>
       </w:r>
       <w:r>
@@ -6630,7 +6632,7 @@
           <w:numId w:val="35"/>
         </w:numPr>
         <w:shd w:val="clear" w:color="auto" w:fill="FFFFFF" w:themeFill="background1"/>
-        <w:spacing w:after="0" w:line="276" w:lineRule="auto"/>
+        <w:spacing w:after="0" w:line="240" w:lineRule="auto"/>
         <w:jc w:val="both"/>
         <w:rPr>
           <w:rFonts w:asciiTheme="majorHAnsi" w:hAnsiTheme="majorHAnsi" w:cstheme="majorHAnsi"/>
@@ -6668,18 +6670,18 @@
     <w:p>
       <w:pPr>
         <w:shd w:val="clear" w:color="auto" w:fill="FFFFFF" w:themeFill="background1"/>
-        <w:spacing w:after="0" w:line="276" w:lineRule="auto"/>
-        <w:jc w:val="both"/>
-        <w:rPr>
-          <w:rFonts w:asciiTheme="majorHAnsi" w:hAnsiTheme="majorHAnsi" w:cstheme="majorHAnsi"/>
-          <w:sz w:val="26"/>
-          <w:szCs w:val="26"/>
-        </w:rPr>
-      </w:pPr>
-    </w:p>
-    <w:p>
-      <w:pPr>
-        <w:spacing w:after="0" w:line="276" w:lineRule="auto"/>
+        <w:spacing w:after="0" w:line="240" w:lineRule="auto"/>
+        <w:jc w:val="both"/>
+        <w:rPr>
+          <w:rFonts w:asciiTheme="majorHAnsi" w:hAnsiTheme="majorHAnsi" w:cstheme="majorHAnsi"/>
+          <w:sz w:val="26"/>
+          <w:szCs w:val="26"/>
+        </w:rPr>
+      </w:pPr>
+    </w:p>
+    <w:p>
+      <w:pPr>
+        <w:spacing w:after="0" w:line="240" w:lineRule="auto"/>
         <w:rPr>
           <w:rFonts w:asciiTheme="majorHAnsi" w:hAnsiTheme="majorHAnsi" w:cstheme="majorHAnsi"/>
           <w:b/>
@@ -6701,24 +6703,25 @@
     </w:p>
     <w:p>
       <w:pPr>
-        <w:shd w:val="clear" w:color="auto" w:fill="FFFFFF" w:themeFill="background1"/>
-        <w:spacing w:after="0" w:line="276" w:lineRule="auto"/>
-        <w:jc w:val="center"/>
-        <w:rPr>
-          <w:rFonts w:asciiTheme="majorHAnsi" w:hAnsiTheme="majorHAnsi" w:cstheme="majorHAnsi"/>
-          <w:b/>
-          <w:bCs/>
-          <w:sz w:val="34"/>
-          <w:szCs w:val="34"/>
-        </w:rPr>
-      </w:pPr>
-      <w:r>
-        <w:rPr>
-          <w:rFonts w:asciiTheme="majorHAnsi" w:hAnsiTheme="majorHAnsi" w:cstheme="majorHAnsi"/>
-          <w:b/>
-          <w:bCs/>
-          <w:sz w:val="34"/>
-          <w:szCs w:val="34"/>
+        <w:pStyle w:val="Heading1"/>
+        <w:spacing w:before="0" w:after="0" w:line="240" w:lineRule="auto"/>
+        <w:rPr>
+          <w:rFonts w:cstheme="majorHAnsi"/>
+          <w:b/>
+          <w:bCs/>
+          <w:color w:val="auto"/>
+          <w:sz w:val="26"/>
+          <w:szCs w:val="26"/>
+        </w:rPr>
+      </w:pPr>
+      <w:r>
+        <w:rPr>
+          <w:rFonts w:cstheme="majorHAnsi"/>
+          <w:b/>
+          <w:bCs/>
+          <w:color w:val="auto"/>
+          <w:sz w:val="26"/>
+          <w:szCs w:val="26"/>
         </w:rPr>
         <w:lastRenderedPageBreak/>
         <w:t>FRONT END</w:t>
@@ -6726,8 +6729,8 @@
     </w:p>
     <w:p>
       <w:pPr>
-        <w:pStyle w:val="Heading1"/>
-        <w:spacing w:before="0" w:after="0" w:line="276" w:lineRule="auto"/>
+        <w:pStyle w:val="Heading2"/>
+        <w:spacing w:before="0" w:after="0" w:line="240" w:lineRule="auto"/>
         <w:rPr>
           <w:rFonts w:cstheme="majorHAnsi"/>
           <w:b/>
@@ -6756,7 +6759,7 @@
           <w:numId w:val="36"/>
         </w:numPr>
         <w:shd w:val="clear" w:color="auto" w:fill="FFFFFF" w:themeFill="background1"/>
-        <w:spacing w:after="0" w:line="276" w:lineRule="auto"/>
+        <w:spacing w:after="0" w:line="240" w:lineRule="auto"/>
         <w:rPr>
           <w:rFonts w:asciiTheme="majorHAnsi" w:hAnsiTheme="majorHAnsi" w:cstheme="majorHAnsi"/>
           <w:b/>
@@ -6791,7 +6794,7 @@
           <w:numId w:val="36"/>
         </w:numPr>
         <w:shd w:val="clear" w:color="auto" w:fill="FFFFFF" w:themeFill="background1"/>
-        <w:spacing w:after="0" w:line="276" w:lineRule="auto"/>
+        <w:spacing w:after="0" w:line="240" w:lineRule="auto"/>
         <w:rPr>
           <w:rFonts w:asciiTheme="majorHAnsi" w:hAnsiTheme="majorHAnsi" w:cstheme="majorHAnsi"/>
           <w:sz w:val="26"/>
@@ -6824,7 +6827,7 @@
           <w:numId w:val="36"/>
         </w:numPr>
         <w:shd w:val="clear" w:color="auto" w:fill="FFFFFF" w:themeFill="background1"/>
-        <w:spacing w:after="0" w:line="276" w:lineRule="auto"/>
+        <w:spacing w:after="0" w:line="240" w:lineRule="auto"/>
         <w:rPr>
           <w:rFonts w:asciiTheme="majorHAnsi" w:hAnsiTheme="majorHAnsi" w:cstheme="majorHAnsi"/>
           <w:sz w:val="26"/>
@@ -6847,7 +6850,7 @@
           <w:numId w:val="36"/>
         </w:numPr>
         <w:shd w:val="clear" w:color="auto" w:fill="FFFFFF" w:themeFill="background1"/>
-        <w:spacing w:after="0" w:line="276" w:lineRule="auto"/>
+        <w:spacing w:after="0" w:line="240" w:lineRule="auto"/>
         <w:rPr>
           <w:rFonts w:asciiTheme="majorHAnsi" w:hAnsiTheme="majorHAnsi" w:cstheme="majorHAnsi"/>
           <w:b/>
@@ -6877,8 +6880,8 @@
     </w:p>
     <w:p>
       <w:pPr>
-        <w:pStyle w:val="Heading1"/>
-        <w:spacing w:before="0" w:after="0" w:line="276" w:lineRule="auto"/>
+        <w:pStyle w:val="Heading2"/>
+        <w:spacing w:before="0" w:after="0" w:line="240" w:lineRule="auto"/>
         <w:rPr>
           <w:rFonts w:cstheme="majorHAnsi"/>
           <w:b/>
@@ -6907,7 +6910,7 @@
           <w:numId w:val="37"/>
         </w:numPr>
         <w:shd w:val="clear" w:color="auto" w:fill="FFFFFF" w:themeFill="background1"/>
-        <w:spacing w:after="0" w:line="276" w:lineRule="auto"/>
+        <w:spacing w:after="0" w:line="240" w:lineRule="auto"/>
         <w:rPr>
           <w:rFonts w:asciiTheme="majorHAnsi" w:hAnsiTheme="majorHAnsi" w:cstheme="majorHAnsi"/>
           <w:sz w:val="26"/>
@@ -6940,7 +6943,7 @@
           <w:numId w:val="37"/>
         </w:numPr>
         <w:shd w:val="clear" w:color="auto" w:fill="FFFFFF" w:themeFill="background1"/>
-        <w:spacing w:after="0" w:line="276" w:lineRule="auto"/>
+        <w:spacing w:after="0" w:line="240" w:lineRule="auto"/>
         <w:rPr>
           <w:rFonts w:asciiTheme="majorHAnsi" w:hAnsiTheme="majorHAnsi" w:cstheme="majorHAnsi"/>
           <w:b/>
@@ -6975,7 +6978,7 @@
           <w:numId w:val="37"/>
         </w:numPr>
         <w:shd w:val="clear" w:color="auto" w:fill="FFFFFF" w:themeFill="background1"/>
-        <w:spacing w:after="0" w:line="276" w:lineRule="auto"/>
+        <w:spacing w:after="0" w:line="240" w:lineRule="auto"/>
         <w:rPr>
           <w:rFonts w:asciiTheme="majorHAnsi" w:hAnsiTheme="majorHAnsi" w:cstheme="majorHAnsi"/>
           <w:b/>
@@ -7005,8 +7008,8 @@
     </w:p>
     <w:p>
       <w:pPr>
-        <w:pStyle w:val="Heading1"/>
-        <w:spacing w:before="0" w:after="0" w:line="276" w:lineRule="auto"/>
+        <w:pStyle w:val="Heading2"/>
+        <w:spacing w:before="0" w:after="0" w:line="240" w:lineRule="auto"/>
         <w:rPr>
           <w:rFonts w:cstheme="majorHAnsi"/>
           <w:b/>
@@ -7031,7 +7034,7 @@
     <w:p>
       <w:pPr>
         <w:shd w:val="clear" w:color="auto" w:fill="FFFFFF" w:themeFill="background1"/>
-        <w:spacing w:after="0" w:line="276" w:lineRule="auto"/>
+        <w:spacing w:after="0" w:line="240" w:lineRule="auto"/>
         <w:rPr>
           <w:rFonts w:asciiTheme="majorHAnsi" w:hAnsiTheme="majorHAnsi" w:cstheme="majorHAnsi"/>
           <w:sz w:val="26"/>
@@ -7054,7 +7057,7 @@
           <w:numId w:val="38"/>
         </w:numPr>
         <w:shd w:val="clear" w:color="auto" w:fill="FFFFFF" w:themeFill="background1"/>
-        <w:spacing w:after="0" w:line="276" w:lineRule="auto"/>
+        <w:spacing w:after="0" w:line="240" w:lineRule="auto"/>
         <w:rPr>
           <w:rFonts w:asciiTheme="majorHAnsi" w:hAnsiTheme="majorHAnsi" w:cstheme="majorHAnsi"/>
           <w:sz w:val="26"/>
@@ -7087,7 +7090,7 @@
           <w:numId w:val="38"/>
         </w:numPr>
         <w:shd w:val="clear" w:color="auto" w:fill="FFFFFF" w:themeFill="background1"/>
-        <w:spacing w:after="0" w:line="276" w:lineRule="auto"/>
+        <w:spacing w:after="0" w:line="240" w:lineRule="auto"/>
         <w:rPr>
           <w:rFonts w:asciiTheme="majorHAnsi" w:hAnsiTheme="majorHAnsi" w:cstheme="majorHAnsi"/>
           <w:sz w:val="26"/>
@@ -7120,7 +7123,7 @@
           <w:numId w:val="38"/>
         </w:numPr>
         <w:shd w:val="clear" w:color="auto" w:fill="FFFFFF" w:themeFill="background1"/>
-        <w:spacing w:after="0" w:line="276" w:lineRule="auto"/>
+        <w:spacing w:after="0" w:line="240" w:lineRule="auto"/>
         <w:rPr>
           <w:rFonts w:asciiTheme="majorHAnsi" w:hAnsiTheme="majorHAnsi" w:cstheme="majorHAnsi"/>
           <w:sz w:val="26"/>
@@ -7143,7 +7146,7 @@
           <w:numId w:val="38"/>
         </w:numPr>
         <w:shd w:val="clear" w:color="auto" w:fill="FFFFFF" w:themeFill="background1"/>
-        <w:spacing w:after="0" w:line="276" w:lineRule="auto"/>
+        <w:spacing w:after="0" w:line="240" w:lineRule="auto"/>
         <w:rPr>
           <w:rFonts w:asciiTheme="majorHAnsi" w:hAnsiTheme="majorHAnsi" w:cstheme="majorHAnsi"/>
           <w:b/>
@@ -7181,8 +7184,8 @@
     </w:p>
     <w:p>
       <w:pPr>
-        <w:pStyle w:val="Heading1"/>
-        <w:spacing w:before="0" w:after="0" w:line="276" w:lineRule="auto"/>
+        <w:pStyle w:val="Heading2"/>
+        <w:spacing w:before="0" w:after="0" w:line="240" w:lineRule="auto"/>
         <w:rPr>
           <w:rFonts w:cstheme="majorHAnsi"/>
           <w:b/>
@@ -7211,7 +7214,7 @@
           <w:numId w:val="39"/>
         </w:numPr>
         <w:shd w:val="clear" w:color="auto" w:fill="FFFFFF" w:themeFill="background1"/>
-        <w:spacing w:after="0" w:line="276" w:lineRule="auto"/>
+        <w:spacing w:after="0" w:line="240" w:lineRule="auto"/>
         <w:rPr>
           <w:rFonts w:asciiTheme="majorHAnsi" w:hAnsiTheme="majorHAnsi" w:cstheme="majorHAnsi"/>
           <w:sz w:val="26"/>
@@ -7244,7 +7247,7 @@
           <w:numId w:val="39"/>
         </w:numPr>
         <w:shd w:val="clear" w:color="auto" w:fill="FFFFFF" w:themeFill="background1"/>
-        <w:spacing w:after="0" w:line="276" w:lineRule="auto"/>
+        <w:spacing w:after="0" w:line="240" w:lineRule="auto"/>
         <w:rPr>
           <w:rFonts w:asciiTheme="majorHAnsi" w:hAnsiTheme="majorHAnsi" w:cstheme="majorHAnsi"/>
           <w:sz w:val="26"/>
@@ -7277,7 +7280,7 @@
           <w:numId w:val="39"/>
         </w:numPr>
         <w:shd w:val="clear" w:color="auto" w:fill="FFFFFF" w:themeFill="background1"/>
-        <w:spacing w:after="0" w:line="276" w:lineRule="auto"/>
+        <w:spacing w:after="0" w:line="240" w:lineRule="auto"/>
         <w:rPr>
           <w:rFonts w:asciiTheme="majorHAnsi" w:hAnsiTheme="majorHAnsi" w:cstheme="majorHAnsi"/>
           <w:sz w:val="26"/>
@@ -7295,8 +7298,8 @@
     </w:p>
     <w:p>
       <w:pPr>
-        <w:pStyle w:val="Heading1"/>
-        <w:spacing w:before="0" w:after="0" w:line="276" w:lineRule="auto"/>
+        <w:pStyle w:val="Heading2"/>
+        <w:spacing w:before="0" w:after="0" w:line="240" w:lineRule="auto"/>
         <w:rPr>
           <w:rFonts w:cstheme="majorHAnsi"/>
           <w:b/>
@@ -7325,7 +7328,7 @@
           <w:numId w:val="40"/>
         </w:numPr>
         <w:shd w:val="clear" w:color="auto" w:fill="FFFFFF" w:themeFill="background1"/>
-        <w:spacing w:after="0" w:line="276" w:lineRule="auto"/>
+        <w:spacing w:after="0" w:line="240" w:lineRule="auto"/>
         <w:rPr>
           <w:rFonts w:asciiTheme="majorHAnsi" w:hAnsiTheme="majorHAnsi" w:cstheme="majorHAnsi"/>
           <w:b/>
@@ -7370,7 +7373,7 @@
           <w:numId w:val="40"/>
         </w:numPr>
         <w:shd w:val="clear" w:color="auto" w:fill="FFFFFF" w:themeFill="background1"/>
-        <w:spacing w:after="0" w:line="276" w:lineRule="auto"/>
+        <w:spacing w:after="0" w:line="240" w:lineRule="auto"/>
         <w:rPr>
           <w:rFonts w:asciiTheme="majorHAnsi" w:hAnsiTheme="majorHAnsi" w:cstheme="majorHAnsi"/>
           <w:b/>
@@ -7392,8 +7395,8 @@
     </w:p>
     <w:p>
       <w:pPr>
-        <w:pStyle w:val="Heading1"/>
-        <w:spacing w:before="0" w:after="0" w:line="276" w:lineRule="auto"/>
+        <w:pStyle w:val="Heading2"/>
+        <w:spacing w:before="0" w:after="0" w:line="240" w:lineRule="auto"/>
         <w:rPr>
           <w:rFonts w:cstheme="majorHAnsi"/>
           <w:b/>
@@ -7412,7 +7415,6 @@
           <w:sz w:val="26"/>
           <w:szCs w:val="26"/>
         </w:rPr>
-        <w:lastRenderedPageBreak/>
         <w:t>6. TÍNH NHẤT QUÁN &amp; RESPONSIVE (DESIGN SYSTEM)</w:t>
       </w:r>
     </w:p>
@@ -7423,7 +7425,7 @@
           <w:numId w:val="41"/>
         </w:numPr>
         <w:shd w:val="clear" w:color="auto" w:fill="FFFFFF" w:themeFill="background1"/>
-        <w:spacing w:after="0" w:line="276" w:lineRule="auto"/>
+        <w:spacing w:after="0" w:line="240" w:lineRule="auto"/>
         <w:rPr>
           <w:rFonts w:asciiTheme="majorHAnsi" w:hAnsiTheme="majorHAnsi" w:cstheme="majorHAnsi"/>
           <w:b/>
@@ -7468,7 +7470,7 @@
           <w:numId w:val="41"/>
         </w:numPr>
         <w:shd w:val="clear" w:color="auto" w:fill="FFFFFF" w:themeFill="background1"/>
-        <w:spacing w:after="0" w:line="276" w:lineRule="auto"/>
+        <w:spacing w:after="0" w:line="240" w:lineRule="auto"/>
         <w:rPr>
           <w:rFonts w:asciiTheme="majorHAnsi" w:hAnsiTheme="majorHAnsi" w:cstheme="majorHAnsi"/>
           <w:sz w:val="26"/>
@@ -7501,7 +7503,7 @@
           <w:numId w:val="41"/>
         </w:numPr>
         <w:shd w:val="clear" w:color="auto" w:fill="FFFFFF" w:themeFill="background1"/>
-        <w:spacing w:after="0" w:line="276" w:lineRule="auto"/>
+        <w:spacing w:after="0" w:line="240" w:lineRule="auto"/>
         <w:rPr>
           <w:rFonts w:asciiTheme="majorHAnsi" w:hAnsiTheme="majorHAnsi" w:cstheme="majorHAnsi"/>
           <w:sz w:val="26"/>
@@ -7519,8 +7521,8 @@
     </w:p>
     <w:p>
       <w:pPr>
-        <w:pStyle w:val="Heading1"/>
-        <w:spacing w:before="0" w:after="0" w:line="276" w:lineRule="auto"/>
+        <w:pStyle w:val="Heading2"/>
+        <w:spacing w:before="0" w:after="0" w:line="240" w:lineRule="auto"/>
         <w:rPr>
           <w:rFonts w:cstheme="majorHAnsi"/>
           <w:b/>
@@ -7539,6 +7541,7 @@
           <w:sz w:val="26"/>
           <w:szCs w:val="26"/>
         </w:rPr>
+        <w:lastRenderedPageBreak/>
         <w:t>7. PHÂN TRANG &amp; HIỂN THỊ DỮ LIỆU (PAGINATION)</w:t>
       </w:r>
     </w:p>
@@ -7549,7 +7552,7 @@
           <w:numId w:val="42"/>
         </w:numPr>
         <w:shd w:val="clear" w:color="auto" w:fill="FFFFFF" w:themeFill="background1"/>
-        <w:spacing w:after="0" w:line="276" w:lineRule="auto"/>
+        <w:spacing w:after="0" w:line="240" w:lineRule="auto"/>
         <w:rPr>
           <w:rFonts w:asciiTheme="majorHAnsi" w:hAnsiTheme="majorHAnsi" w:cstheme="majorHAnsi"/>
           <w:b/>
@@ -7580,20 +7583,20 @@
     <w:p>
       <w:pPr>
         <w:shd w:val="clear" w:color="auto" w:fill="FFFFFF" w:themeFill="background1"/>
-        <w:spacing w:after="0" w:line="276" w:lineRule="auto"/>
-        <w:rPr>
-          <w:rFonts w:asciiTheme="majorHAnsi" w:hAnsiTheme="majorHAnsi" w:cstheme="majorHAnsi"/>
-          <w:b/>
-          <w:bCs/>
-          <w:sz w:val="26"/>
-          <w:szCs w:val="26"/>
-        </w:rPr>
-      </w:pPr>
-    </w:p>
-    <w:p>
-      <w:pPr>
-        <w:shd w:val="clear" w:color="auto" w:fill="FFFFFF" w:themeFill="background1"/>
-        <w:spacing w:after="0" w:line="276" w:lineRule="auto"/>
+        <w:spacing w:after="0" w:line="240" w:lineRule="auto"/>
+        <w:rPr>
+          <w:rFonts w:asciiTheme="majorHAnsi" w:hAnsiTheme="majorHAnsi" w:cstheme="majorHAnsi"/>
+          <w:b/>
+          <w:bCs/>
+          <w:sz w:val="26"/>
+          <w:szCs w:val="26"/>
+        </w:rPr>
+      </w:pPr>
+    </w:p>
+    <w:p>
+      <w:pPr>
+        <w:shd w:val="clear" w:color="auto" w:fill="FFFFFF" w:themeFill="background1"/>
+        <w:spacing w:after="0" w:line="240" w:lineRule="auto"/>
         <w:rPr>
           <w:rFonts w:asciiTheme="majorHAnsi" w:hAnsiTheme="majorHAnsi" w:cstheme="majorHAnsi"/>
           <w:sz w:val="26"/>
@@ -7612,7 +7615,7 @@
     <w:p>
       <w:pPr>
         <w:shd w:val="clear" w:color="auto" w:fill="FFFFFF" w:themeFill="background1"/>
-        <w:spacing w:after="0" w:line="276" w:lineRule="auto"/>
+        <w:spacing w:after="0" w:line="240" w:lineRule="auto"/>
         <w:rPr>
           <w:rFonts w:asciiTheme="majorHAnsi" w:hAnsiTheme="majorHAnsi" w:cstheme="majorHAnsi"/>
           <w:sz w:val="26"/>
@@ -7631,7 +7634,7 @@
     <w:p>
       <w:pPr>
         <w:shd w:val="clear" w:color="auto" w:fill="FFFFFF" w:themeFill="background1"/>
-        <w:spacing w:after="0" w:line="276" w:lineRule="auto"/>
+        <w:spacing w:after="0" w:line="240" w:lineRule="auto"/>
         <w:rPr>
           <w:rFonts w:asciiTheme="majorHAnsi" w:hAnsiTheme="majorHAnsi" w:cstheme="majorHAnsi"/>
           <w:sz w:val="26"/>
@@ -7666,7 +7669,7 @@
     <w:p>
       <w:pPr>
         <w:shd w:val="clear" w:color="auto" w:fill="FFFFFF" w:themeFill="background1"/>
-        <w:spacing w:after="0" w:line="276" w:lineRule="auto"/>
+        <w:spacing w:after="0" w:line="240" w:lineRule="auto"/>
         <w:rPr>
           <w:rFonts w:asciiTheme="majorHAnsi" w:hAnsiTheme="majorHAnsi" w:cstheme="majorHAnsi"/>
           <w:sz w:val="26"/>
@@ -7701,7 +7704,7 @@
     <w:p>
       <w:pPr>
         <w:shd w:val="clear" w:color="auto" w:fill="FFFFFF" w:themeFill="background1"/>
-        <w:spacing w:after="0" w:line="276" w:lineRule="auto"/>
+        <w:spacing w:after="0" w:line="240" w:lineRule="auto"/>
         <w:rPr>
           <w:rFonts w:asciiTheme="majorHAnsi" w:hAnsiTheme="majorHAnsi" w:cstheme="majorHAnsi"/>
           <w:sz w:val="26"/>
@@ -7736,7 +7739,7 @@
     <w:p>
       <w:pPr>
         <w:shd w:val="clear" w:color="auto" w:fill="FFFFFF" w:themeFill="background1"/>
-        <w:spacing w:after="0" w:line="276" w:lineRule="auto"/>
+        <w:spacing w:after="0" w:line="240" w:lineRule="auto"/>
         <w:rPr>
           <w:rFonts w:asciiTheme="majorHAnsi" w:hAnsiTheme="majorHAnsi" w:cstheme="majorHAnsi"/>
           <w:sz w:val="26"/>
@@ -7771,7 +7774,7 @@
     <w:p>
       <w:pPr>
         <w:shd w:val="clear" w:color="auto" w:fill="FFFFFF" w:themeFill="background1"/>
-        <w:spacing w:after="0" w:line="276" w:lineRule="auto"/>
+        <w:spacing w:after="0" w:line="240" w:lineRule="auto"/>
         <w:rPr>
           <w:rFonts w:asciiTheme="majorHAnsi" w:hAnsiTheme="majorHAnsi" w:cstheme="majorHAnsi"/>
           <w:sz w:val="26"/>
@@ -7806,7 +7809,7 @@
     <w:p>
       <w:pPr>
         <w:shd w:val="clear" w:color="auto" w:fill="FFFFFF" w:themeFill="background1"/>
-        <w:spacing w:after="0" w:line="276" w:lineRule="auto"/>
+        <w:spacing w:after="0" w:line="240" w:lineRule="auto"/>
         <w:rPr>
           <w:rFonts w:asciiTheme="majorHAnsi" w:hAnsiTheme="majorHAnsi" w:cstheme="majorHAnsi"/>
           <w:sz w:val="26"/>
@@ -7841,7 +7844,7 @@
     <w:p>
       <w:pPr>
         <w:shd w:val="clear" w:color="auto" w:fill="FFFFFF" w:themeFill="background1"/>
-        <w:spacing w:after="0" w:line="276" w:lineRule="auto"/>
+        <w:spacing w:after="0" w:line="240" w:lineRule="auto"/>
         <w:rPr>
           <w:rFonts w:asciiTheme="majorHAnsi" w:hAnsiTheme="majorHAnsi" w:cstheme="majorHAnsi"/>
           <w:sz w:val="26"/>
@@ -7876,7 +7879,7 @@
     <w:p>
       <w:pPr>
         <w:shd w:val="clear" w:color="auto" w:fill="FFFFFF" w:themeFill="background1"/>
-        <w:spacing w:after="0" w:line="276" w:lineRule="auto"/>
+        <w:spacing w:after="0" w:line="240" w:lineRule="auto"/>
         <w:rPr>
           <w:rFonts w:asciiTheme="majorHAnsi" w:hAnsiTheme="majorHAnsi" w:cstheme="majorHAnsi"/>
           <w:sz w:val="26"/>
@@ -7895,7 +7898,7 @@
     <w:p>
       <w:pPr>
         <w:shd w:val="clear" w:color="auto" w:fill="FFFFFF" w:themeFill="background1"/>
-        <w:spacing w:after="0" w:line="276" w:lineRule="auto"/>
+        <w:spacing w:after="0" w:line="240" w:lineRule="auto"/>
         <w:rPr>
           <w:rFonts w:asciiTheme="majorHAnsi" w:hAnsiTheme="majorHAnsi" w:cstheme="majorHAnsi"/>
           <w:sz w:val="26"/>
@@ -7930,7 +7933,7 @@
     <w:p>
       <w:pPr>
         <w:shd w:val="clear" w:color="auto" w:fill="FFFFFF" w:themeFill="background1"/>
-        <w:spacing w:after="0" w:line="276" w:lineRule="auto"/>
+        <w:spacing w:after="0" w:line="240" w:lineRule="auto"/>
         <w:rPr>
           <w:rFonts w:asciiTheme="majorHAnsi" w:hAnsiTheme="majorHAnsi" w:cstheme="majorHAnsi"/>
           <w:sz w:val="26"/>
@@ -7965,7 +7968,7 @@
     <w:p>
       <w:pPr>
         <w:shd w:val="clear" w:color="auto" w:fill="FFFFFF" w:themeFill="background1"/>
-        <w:spacing w:after="0" w:line="276" w:lineRule="auto"/>
+        <w:spacing w:after="0" w:line="240" w:lineRule="auto"/>
         <w:rPr>
           <w:rFonts w:asciiTheme="majorHAnsi" w:hAnsiTheme="majorHAnsi" w:cstheme="majorHAnsi"/>
           <w:sz w:val="26"/>
@@ -8000,7 +8003,7 @@
     <w:p>
       <w:pPr>
         <w:shd w:val="clear" w:color="auto" w:fill="FFFFFF" w:themeFill="background1"/>
-        <w:spacing w:after="0" w:line="276" w:lineRule="auto"/>
+        <w:spacing w:after="0" w:line="240" w:lineRule="auto"/>
         <w:rPr>
           <w:rFonts w:asciiTheme="majorHAnsi" w:hAnsiTheme="majorHAnsi" w:cstheme="majorHAnsi"/>
           <w:sz w:val="26"/>
@@ -8035,7 +8038,7 @@
     <w:p>
       <w:pPr>
         <w:shd w:val="clear" w:color="auto" w:fill="FFFFFF" w:themeFill="background1"/>
-        <w:spacing w:after="0" w:line="276" w:lineRule="auto"/>
+        <w:spacing w:after="0" w:line="240" w:lineRule="auto"/>
         <w:rPr>
           <w:rFonts w:asciiTheme="majorHAnsi" w:hAnsiTheme="majorHAnsi" w:cstheme="majorHAnsi"/>
           <w:sz w:val="26"/>
@@ -8054,7 +8057,7 @@
     <w:p>
       <w:pPr>
         <w:shd w:val="clear" w:color="auto" w:fill="FFFFFF" w:themeFill="background1"/>
-        <w:spacing w:after="0" w:line="276" w:lineRule="auto"/>
+        <w:spacing w:after="0" w:line="240" w:lineRule="auto"/>
         <w:rPr>
           <w:rFonts w:asciiTheme="majorHAnsi" w:hAnsiTheme="majorHAnsi" w:cstheme="majorHAnsi"/>
           <w:sz w:val="26"/>
@@ -8089,7 +8092,7 @@
     <w:p>
       <w:pPr>
         <w:shd w:val="clear" w:color="auto" w:fill="FFFFFF" w:themeFill="background1"/>
-        <w:spacing w:after="0" w:line="276" w:lineRule="auto"/>
+        <w:spacing w:after="0" w:line="240" w:lineRule="auto"/>
         <w:rPr>
           <w:rFonts w:asciiTheme="majorHAnsi" w:hAnsiTheme="majorHAnsi" w:cstheme="majorHAnsi"/>
           <w:sz w:val="26"/>
@@ -8124,7 +8127,7 @@
     <w:p>
       <w:pPr>
         <w:shd w:val="clear" w:color="auto" w:fill="FFFFFF" w:themeFill="background1"/>
-        <w:spacing w:after="0" w:line="276" w:lineRule="auto"/>
+        <w:spacing w:after="0" w:line="240" w:lineRule="auto"/>
         <w:rPr>
           <w:rFonts w:asciiTheme="majorHAnsi" w:hAnsiTheme="majorHAnsi" w:cstheme="majorHAnsi"/>
           <w:sz w:val="26"/>
@@ -8159,7 +8162,7 @@
     <w:p>
       <w:pPr>
         <w:shd w:val="clear" w:color="auto" w:fill="FFFFFF" w:themeFill="background1"/>
-        <w:spacing w:after="0" w:line="276" w:lineRule="auto"/>
+        <w:spacing w:after="0" w:line="240" w:lineRule="auto"/>
         <w:rPr>
           <w:rFonts w:asciiTheme="majorHAnsi" w:hAnsiTheme="majorHAnsi" w:cstheme="majorHAnsi"/>
           <w:sz w:val="26"/>
@@ -8194,7 +8197,7 @@
     <w:p>
       <w:pPr>
         <w:shd w:val="clear" w:color="auto" w:fill="FFFFFF" w:themeFill="background1"/>
-        <w:spacing w:after="0" w:line="276" w:lineRule="auto"/>
+        <w:spacing w:after="0" w:line="240" w:lineRule="auto"/>
         <w:rPr>
           <w:rFonts w:asciiTheme="majorHAnsi" w:hAnsiTheme="majorHAnsi" w:cstheme="majorHAnsi"/>
           <w:sz w:val="26"/>
@@ -8213,7 +8216,7 @@
     <w:p>
       <w:pPr>
         <w:shd w:val="clear" w:color="auto" w:fill="FFFFFF" w:themeFill="background1"/>
-        <w:spacing w:after="0" w:line="276" w:lineRule="auto"/>
+        <w:spacing w:after="0" w:line="240" w:lineRule="auto"/>
         <w:rPr>
           <w:rFonts w:asciiTheme="majorHAnsi" w:hAnsiTheme="majorHAnsi" w:cstheme="majorHAnsi"/>
           <w:sz w:val="26"/>
@@ -8248,7 +8251,7 @@
     <w:p>
       <w:pPr>
         <w:shd w:val="clear" w:color="auto" w:fill="FFFFFF" w:themeFill="background1"/>
-        <w:spacing w:after="0" w:line="276" w:lineRule="auto"/>
+        <w:spacing w:after="0" w:line="240" w:lineRule="auto"/>
         <w:rPr>
           <w:rFonts w:asciiTheme="majorHAnsi" w:hAnsiTheme="majorHAnsi" w:cstheme="majorHAnsi"/>
           <w:sz w:val="26"/>
@@ -8283,7 +8286,7 @@
     <w:p>
       <w:pPr>
         <w:shd w:val="clear" w:color="auto" w:fill="FFFFFF" w:themeFill="background1"/>
-        <w:spacing w:after="0" w:line="276" w:lineRule="auto"/>
+        <w:spacing w:after="0" w:line="240" w:lineRule="auto"/>
         <w:rPr>
           <w:rFonts w:asciiTheme="majorHAnsi" w:hAnsiTheme="majorHAnsi" w:cstheme="majorHAnsi"/>
           <w:sz w:val="26"/>
@@ -8318,7 +8321,7 @@
     <w:p>
       <w:pPr>
         <w:shd w:val="clear" w:color="auto" w:fill="FFFFFF" w:themeFill="background1"/>
-        <w:spacing w:after="0" w:line="276" w:lineRule="auto"/>
+        <w:spacing w:after="0" w:line="240" w:lineRule="auto"/>
         <w:rPr>
           <w:rFonts w:asciiTheme="majorHAnsi" w:hAnsiTheme="majorHAnsi" w:cstheme="majorHAnsi"/>
           <w:sz w:val="26"/>
@@ -8353,7 +8356,7 @@
     <w:p>
       <w:pPr>
         <w:shd w:val="clear" w:color="auto" w:fill="FFFFFF" w:themeFill="background1"/>
-        <w:spacing w:after="0" w:line="276" w:lineRule="auto"/>
+        <w:spacing w:after="0" w:line="240" w:lineRule="auto"/>
         <w:rPr>
           <w:rFonts w:asciiTheme="majorHAnsi" w:hAnsiTheme="majorHAnsi" w:cstheme="majorHAnsi"/>
           <w:sz w:val="26"/>
@@ -8388,7 +8391,7 @@
     <w:p>
       <w:pPr>
         <w:shd w:val="clear" w:color="auto" w:fill="FFFFFF" w:themeFill="background1"/>
-        <w:spacing w:after="0" w:line="276" w:lineRule="auto"/>
+        <w:spacing w:after="0" w:line="240" w:lineRule="auto"/>
         <w:rPr>
           <w:rFonts w:asciiTheme="majorHAnsi" w:hAnsiTheme="majorHAnsi" w:cstheme="majorHAnsi"/>
           <w:sz w:val="26"/>
@@ -8423,97 +8426,2283 @@
     <w:p>
       <w:pPr>
         <w:shd w:val="clear" w:color="auto" w:fill="FFFFFF" w:themeFill="background1"/>
-        <w:spacing w:after="0" w:line="276" w:lineRule="auto"/>
-        <w:rPr>
-          <w:rFonts w:asciiTheme="majorHAnsi" w:hAnsiTheme="majorHAnsi" w:cstheme="majorHAnsi"/>
-          <w:sz w:val="26"/>
-          <w:szCs w:val="26"/>
-        </w:rPr>
-      </w:pPr>
-      <w:r>
-        <w:rPr>
-          <w:rFonts w:asciiTheme="majorHAnsi" w:hAnsiTheme="majorHAnsi" w:cstheme="majorHAnsi"/>
+        <w:spacing w:after="0" w:line="240" w:lineRule="auto"/>
+        <w:rPr>
+          <w:rFonts w:asciiTheme="majorHAnsi" w:hAnsiTheme="majorHAnsi" w:cstheme="majorHAnsi"/>
+          <w:sz w:val="26"/>
+          <w:szCs w:val="26"/>
+        </w:rPr>
+      </w:pPr>
+      <w:r>
+        <w:rPr>
+          <w:rFonts w:asciiTheme="majorHAnsi" w:hAnsiTheme="majorHAnsi" w:cstheme="majorHAnsi"/>
+          <w:sz w:val="26"/>
+          <w:szCs w:val="26"/>
+        </w:rPr>
+        <w:t>│</w:t>
+      </w:r>
+    </w:p>
+    <w:p>
+      <w:pPr>
+        <w:shd w:val="clear" w:color="auto" w:fill="FFFFFF" w:themeFill="background1"/>
+        <w:spacing w:after="0" w:line="240" w:lineRule="auto"/>
+        <w:rPr>
+          <w:rFonts w:asciiTheme="majorHAnsi" w:hAnsiTheme="majorHAnsi" w:cstheme="majorHAnsi"/>
+          <w:sz w:val="26"/>
+          <w:szCs w:val="26"/>
+        </w:rPr>
+      </w:pPr>
+      <w:r>
+        <w:rPr>
+          <w:rFonts w:asciiTheme="majorHAnsi" w:hAnsiTheme="majorHAnsi" w:cstheme="majorHAnsi"/>
+          <w:sz w:val="26"/>
+          <w:szCs w:val="26"/>
+        </w:rPr>
+        <w:t xml:space="preserve">└── </w:t>
+      </w:r>
+      <w:r>
+        <w:rPr>
+          <w:rFonts w:ascii="Segoe UI Emoji" w:hAnsi="Segoe UI Emoji" w:cs="Segoe UI Emoji"/>
+          <w:sz w:val="26"/>
+          <w:szCs w:val="26"/>
+        </w:rPr>
+        <w:t>📂</w:t>
+      </w:r>
+      <w:r>
+        <w:rPr>
+          <w:rFonts w:asciiTheme="majorHAnsi" w:hAnsiTheme="majorHAnsi" w:cstheme="majorHAnsi"/>
+          <w:sz w:val="26"/>
+          <w:szCs w:val="26"/>
+        </w:rPr>
+        <w:t xml:space="preserve"> shared (Cross-cutting Layer - Tiện ích dùng chung)</w:t>
+      </w:r>
+    </w:p>
+    <w:p>
+      <w:pPr>
+        <w:shd w:val="clear" w:color="auto" w:fill="FFFFFF" w:themeFill="background1"/>
+        <w:spacing w:after="0" w:line="240" w:lineRule="auto"/>
+        <w:rPr>
+          <w:rFonts w:asciiTheme="majorHAnsi" w:hAnsiTheme="majorHAnsi" w:cstheme="majorHAnsi"/>
+          <w:sz w:val="26"/>
+          <w:szCs w:val="26"/>
+        </w:rPr>
+      </w:pPr>
+      <w:r>
+        <w:rPr>
+          <w:rFonts w:asciiTheme="majorHAnsi" w:hAnsiTheme="majorHAnsi" w:cstheme="majorHAnsi"/>
+          <w:sz w:val="26"/>
+          <w:szCs w:val="26"/>
+        </w:rPr>
+        <w:t xml:space="preserve">└── </w:t>
+      </w:r>
+      <w:r>
+        <w:rPr>
+          <w:rFonts w:ascii="Segoe UI Emoji" w:hAnsi="Segoe UI Emoji" w:cs="Segoe UI Emoji"/>
+          <w:sz w:val="26"/>
+          <w:szCs w:val="26"/>
+        </w:rPr>
+        <w:t>📂</w:t>
+      </w:r>
+      <w:r>
+        <w:rPr>
+          <w:rFonts w:asciiTheme="majorHAnsi" w:hAnsiTheme="majorHAnsi" w:cstheme="majorHAnsi"/>
+          <w:sz w:val="26"/>
+          <w:szCs w:val="26"/>
+        </w:rPr>
+        <w:t xml:space="preserve"> utils # Hàm bổ trợ (Format tiền, xử lý ngày tháng, Validate)</w:t>
+      </w:r>
+    </w:p>
+    <w:p>
+      <w:pPr>
+        <w:shd w:val="clear" w:color="auto" w:fill="FFFFFF" w:themeFill="background1"/>
+        <w:spacing w:after="0" w:line="240" w:lineRule="auto"/>
+        <w:rPr>
+          <w:rFonts w:asciiTheme="majorHAnsi" w:hAnsiTheme="majorHAnsi" w:cstheme="majorHAnsi"/>
+          <w:b/>
+          <w:bCs/>
+          <w:sz w:val="26"/>
+          <w:szCs w:val="26"/>
+        </w:rPr>
+      </w:pPr>
+    </w:p>
+    <w:p>
+      <w:pPr>
+        <w:rPr>
+          <w:rFonts w:asciiTheme="majorHAnsi" w:eastAsiaTheme="majorEastAsia" w:hAnsiTheme="majorHAnsi" w:cstheme="majorHAnsi"/>
+          <w:b/>
+          <w:bCs/>
+          <w:sz w:val="26"/>
+          <w:szCs w:val="26"/>
+        </w:rPr>
+      </w:pPr>
+      <w:r>
+        <w:rPr>
+          <w:rFonts w:cstheme="majorHAnsi"/>
+          <w:b/>
+          <w:bCs/>
+          <w:sz w:val="26"/>
+          <w:szCs w:val="26"/>
+        </w:rPr>
+        <w:br w:type="page"/>
+      </w:r>
+    </w:p>
+    <w:p>
+      <w:pPr>
+        <w:pStyle w:val="Heading1"/>
+        <w:spacing w:before="0" w:after="0" w:line="240" w:lineRule="auto"/>
+        <w:rPr>
+          <w:rFonts w:cstheme="majorHAnsi"/>
+          <w:b/>
+          <w:bCs/>
+          <w:color w:val="auto"/>
+          <w:sz w:val="26"/>
+          <w:szCs w:val="26"/>
+        </w:rPr>
+      </w:pPr>
+      <w:r>
+        <w:rPr>
+          <w:rFonts w:cstheme="majorHAnsi"/>
+          <w:b/>
+          <w:bCs/>
+          <w:color w:val="auto"/>
           <w:sz w:val="26"/>
           <w:szCs w:val="26"/>
         </w:rPr>
         <w:lastRenderedPageBreak/>
-        <w:t>│</w:t>
-      </w:r>
-    </w:p>
-    <w:p>
-      <w:pPr>
-        <w:shd w:val="clear" w:color="auto" w:fill="FFFFFF" w:themeFill="background1"/>
-        <w:spacing w:after="0" w:line="276" w:lineRule="auto"/>
-        <w:rPr>
-          <w:rFonts w:asciiTheme="majorHAnsi" w:hAnsiTheme="majorHAnsi" w:cstheme="majorHAnsi"/>
-          <w:sz w:val="26"/>
-          <w:szCs w:val="26"/>
-        </w:rPr>
-      </w:pPr>
-      <w:r>
-        <w:rPr>
-          <w:rFonts w:asciiTheme="majorHAnsi" w:hAnsiTheme="majorHAnsi" w:cstheme="majorHAnsi"/>
-          <w:sz w:val="26"/>
-          <w:szCs w:val="26"/>
-        </w:rPr>
-        <w:t xml:space="preserve">└── </w:t>
-      </w:r>
-      <w:r>
-        <w:rPr>
-          <w:rFonts w:ascii="Segoe UI Emoji" w:hAnsi="Segoe UI Emoji" w:cs="Segoe UI Emoji"/>
-          <w:sz w:val="26"/>
-          <w:szCs w:val="26"/>
-        </w:rPr>
-        <w:t>📂</w:t>
-      </w:r>
-      <w:r>
-        <w:rPr>
-          <w:rFonts w:asciiTheme="majorHAnsi" w:hAnsiTheme="majorHAnsi" w:cstheme="majorHAnsi"/>
-          <w:sz w:val="26"/>
-          <w:szCs w:val="26"/>
-        </w:rPr>
-        <w:t xml:space="preserve"> shared (Cross-cutting Layer - Tiện ích dùng chung)</w:t>
-      </w:r>
-    </w:p>
-    <w:p>
-      <w:pPr>
-        <w:shd w:val="clear" w:color="auto" w:fill="FFFFFF" w:themeFill="background1"/>
-        <w:spacing w:after="0" w:line="276" w:lineRule="auto"/>
-        <w:rPr>
-          <w:rFonts w:asciiTheme="majorHAnsi" w:hAnsiTheme="majorHAnsi" w:cstheme="majorHAnsi"/>
-          <w:sz w:val="26"/>
-          <w:szCs w:val="26"/>
-        </w:rPr>
-      </w:pPr>
-      <w:r>
-        <w:rPr>
-          <w:rFonts w:asciiTheme="majorHAnsi" w:hAnsiTheme="majorHAnsi" w:cstheme="majorHAnsi"/>
-          <w:sz w:val="26"/>
-          <w:szCs w:val="26"/>
-        </w:rPr>
-        <w:t xml:space="preserve">└── </w:t>
-      </w:r>
-      <w:r>
-        <w:rPr>
-          <w:rFonts w:ascii="Segoe UI Emoji" w:hAnsi="Segoe UI Emoji" w:cs="Segoe UI Emoji"/>
-          <w:sz w:val="26"/>
-          <w:szCs w:val="26"/>
-        </w:rPr>
-        <w:t>📂</w:t>
-      </w:r>
-      <w:r>
-        <w:rPr>
-          <w:rFonts w:asciiTheme="majorHAnsi" w:hAnsiTheme="majorHAnsi" w:cstheme="majorHAnsi"/>
-          <w:sz w:val="26"/>
-          <w:szCs w:val="26"/>
-        </w:rPr>
-        <w:t xml:space="preserve"> utils # Hàm bổ trợ (Format tiền, xử lý ngày tháng, Validate)</w:t>
-      </w:r>
-    </w:p>
-    <w:p>
-      <w:pPr>
-        <w:shd w:val="clear" w:color="auto" w:fill="FFFFFF" w:themeFill="background1"/>
-        <w:spacing w:after="0" w:line="276" w:lineRule="auto"/>
+        <w:t>MÔ TẢ GIAO DIỆN</w:t>
+      </w:r>
+    </w:p>
+    <w:p>
+      <w:pPr>
+        <w:spacing w:after="0" w:line="240" w:lineRule="auto"/>
+        <w:rPr>
+          <w:rFonts w:asciiTheme="majorHAnsi" w:hAnsiTheme="majorHAnsi" w:cstheme="majorHAnsi"/>
+          <w:b/>
+          <w:bCs/>
+          <w:sz w:val="26"/>
+          <w:szCs w:val="26"/>
+        </w:rPr>
+      </w:pPr>
+      <w:r>
+        <w:rPr>
+          <w:rFonts w:asciiTheme="majorHAnsi" w:hAnsiTheme="majorHAnsi" w:cstheme="majorHAnsi"/>
+          <w:b/>
+          <w:bCs/>
+          <w:sz w:val="26"/>
+          <w:szCs w:val="26"/>
+        </w:rPr>
+        <w:t>1. PATIENT Dashboard (Bệnh nhân)</w:t>
+      </w:r>
+    </w:p>
+    <w:tbl>
+      <w:tblPr>
+        <w:tblW w:w="8280" w:type="dxa"/>
+        <w:tblCellMar>
+          <w:top w:w="15" w:type="dxa"/>
+          <w:left w:w="15" w:type="dxa"/>
+          <w:bottom w:w="15" w:type="dxa"/>
+          <w:right w:w="15" w:type="dxa"/>
+        </w:tblCellMar>
+        <w:tblLook w:val="04A0" w:firstRow="1" w:lastRow="0" w:firstColumn="1" w:lastColumn="0" w:noHBand="0" w:noVBand="1"/>
+      </w:tblPr>
+      <w:tblGrid>
+        <w:gridCol w:w="6210"/>
+        <w:gridCol w:w="2070"/>
+      </w:tblGrid>
+      <w:tr>
+        <w:trPr>
+          <w:tblHeader/>
+        </w:trPr>
+        <w:tc>
+          <w:tcPr>
+            <w:tcW w:w="6210" w:type="dxa"/>
+            <w:tcBorders>
+              <w:top w:val="nil"/>
+            </w:tcBorders>
+            <w:tcMar>
+              <w:top w:w="150" w:type="dxa"/>
+              <w:left w:w="0" w:type="dxa"/>
+              <w:bottom w:w="150" w:type="dxa"/>
+              <w:right w:w="240" w:type="dxa"/>
+            </w:tcMar>
+            <w:vAlign w:val="center"/>
+            <w:hideMark/>
+          </w:tcPr>
+          <w:p>
+            <w:pPr>
+              <w:shd w:val="clear" w:color="auto" w:fill="FFFFFF" w:themeFill="background1"/>
+              <w:spacing w:after="0" w:line="240" w:lineRule="auto"/>
+              <w:rPr>
+                <w:rFonts w:asciiTheme="majorHAnsi" w:hAnsiTheme="majorHAnsi" w:cstheme="majorHAnsi"/>
+                <w:sz w:val="26"/>
+                <w:szCs w:val="26"/>
+              </w:rPr>
+            </w:pPr>
+            <w:r>
+              <w:rPr>
+                <w:rFonts w:asciiTheme="majorHAnsi" w:hAnsiTheme="majorHAnsi" w:cstheme="majorHAnsi"/>
+                <w:sz w:val="26"/>
+                <w:szCs w:val="26"/>
+              </w:rPr>
+              <w:t>Thành phần</w:t>
+            </w:r>
+          </w:p>
+        </w:tc>
+        <w:tc>
+          <w:tcPr>
+            <w:tcW w:w="2070" w:type="dxa"/>
+            <w:tcBorders>
+              <w:top w:val="nil"/>
+            </w:tcBorders>
+            <w:tcMar>
+              <w:top w:w="150" w:type="dxa"/>
+              <w:left w:w="240" w:type="dxa"/>
+              <w:bottom w:w="150" w:type="dxa"/>
+              <w:right w:w="240" w:type="dxa"/>
+            </w:tcMar>
+            <w:vAlign w:val="center"/>
+            <w:hideMark/>
+          </w:tcPr>
+          <w:p>
+            <w:pPr>
+              <w:shd w:val="clear" w:color="auto" w:fill="FFFFFF" w:themeFill="background1"/>
+              <w:spacing w:after="0" w:line="240" w:lineRule="auto"/>
+              <w:rPr>
+                <w:rFonts w:asciiTheme="majorHAnsi" w:hAnsiTheme="majorHAnsi" w:cstheme="majorHAnsi"/>
+                <w:sz w:val="26"/>
+                <w:szCs w:val="26"/>
+              </w:rPr>
+            </w:pPr>
+            <w:r>
+              <w:rPr>
+                <w:rFonts w:asciiTheme="majorHAnsi" w:hAnsiTheme="majorHAnsi" w:cstheme="majorHAnsi"/>
+                <w:sz w:val="26"/>
+                <w:szCs w:val="26"/>
+              </w:rPr>
+              <w:t>Lý do</w:t>
+            </w:r>
+          </w:p>
+        </w:tc>
+      </w:tr>
+      <w:tr>
+        <w:tc>
+          <w:tcPr>
+            <w:tcW w:w="6210" w:type="dxa"/>
+            <w:tcMar>
+              <w:top w:w="150" w:type="dxa"/>
+              <w:left w:w="0" w:type="dxa"/>
+              <w:bottom w:w="150" w:type="dxa"/>
+              <w:right w:w="240" w:type="dxa"/>
+            </w:tcMar>
+            <w:vAlign w:val="center"/>
+            <w:hideMark/>
+          </w:tcPr>
+          <w:p>
+            <w:pPr>
+              <w:shd w:val="clear" w:color="auto" w:fill="FFFFFF" w:themeFill="background1"/>
+              <w:spacing w:after="0" w:line="240" w:lineRule="auto"/>
+              <w:rPr>
+                <w:rFonts w:asciiTheme="majorHAnsi" w:hAnsiTheme="majorHAnsi" w:cstheme="majorHAnsi"/>
+                <w:sz w:val="26"/>
+                <w:szCs w:val="26"/>
+              </w:rPr>
+            </w:pPr>
+            <w:r>
+              <w:rPr>
+                <w:rFonts w:ascii="Segoe UI Emoji" w:hAnsi="Segoe UI Emoji" w:cs="Segoe UI Emoji"/>
+                <w:sz w:val="26"/>
+                <w:szCs w:val="26"/>
+              </w:rPr>
+              <w:t>👋</w:t>
+            </w:r>
+            <w:r>
+              <w:rPr>
+                <w:rFonts w:asciiTheme="majorHAnsi" w:hAnsiTheme="majorHAnsi" w:cstheme="majorHAnsi"/>
+                <w:sz w:val="26"/>
+                <w:szCs w:val="26"/>
+              </w:rPr>
+              <w:t xml:space="preserve"> Chào + tên</w:t>
+            </w:r>
+          </w:p>
+        </w:tc>
+        <w:tc>
+          <w:tcPr>
+            <w:tcW w:w="2070" w:type="dxa"/>
+            <w:tcMar>
+              <w:top w:w="150" w:type="dxa"/>
+              <w:left w:w="240" w:type="dxa"/>
+              <w:bottom w:w="150" w:type="dxa"/>
+              <w:right w:w="0" w:type="dxa"/>
+            </w:tcMar>
+            <w:vAlign w:val="center"/>
+            <w:hideMark/>
+          </w:tcPr>
+          <w:p>
+            <w:pPr>
+              <w:shd w:val="clear" w:color="auto" w:fill="FFFFFF" w:themeFill="background1"/>
+              <w:spacing w:after="0" w:line="240" w:lineRule="auto"/>
+              <w:rPr>
+                <w:rFonts w:asciiTheme="majorHAnsi" w:hAnsiTheme="majorHAnsi" w:cstheme="majorHAnsi"/>
+                <w:sz w:val="26"/>
+                <w:szCs w:val="26"/>
+              </w:rPr>
+            </w:pPr>
+            <w:r>
+              <w:rPr>
+                <w:rFonts w:asciiTheme="majorHAnsi" w:hAnsiTheme="majorHAnsi" w:cstheme="majorHAnsi"/>
+                <w:sz w:val="26"/>
+                <w:szCs w:val="26"/>
+              </w:rPr>
+              <w:t>Cá nhân hóa</w:t>
+            </w:r>
+          </w:p>
+        </w:tc>
+      </w:tr>
+      <w:tr>
+        <w:tc>
+          <w:tcPr>
+            <w:tcW w:w="6210" w:type="dxa"/>
+            <w:tcMar>
+              <w:top w:w="150" w:type="dxa"/>
+              <w:left w:w="0" w:type="dxa"/>
+              <w:bottom w:w="150" w:type="dxa"/>
+              <w:right w:w="240" w:type="dxa"/>
+            </w:tcMar>
+            <w:vAlign w:val="center"/>
+            <w:hideMark/>
+          </w:tcPr>
+          <w:p>
+            <w:pPr>
+              <w:shd w:val="clear" w:color="auto" w:fill="FFFFFF" w:themeFill="background1"/>
+              <w:spacing w:after="0" w:line="240" w:lineRule="auto"/>
+              <w:rPr>
+                <w:rFonts w:asciiTheme="majorHAnsi" w:hAnsiTheme="majorHAnsi" w:cstheme="majorHAnsi"/>
+                <w:sz w:val="26"/>
+                <w:szCs w:val="26"/>
+              </w:rPr>
+            </w:pPr>
+            <w:r>
+              <w:rPr>
+                <w:rFonts w:ascii="Segoe UI Emoji" w:hAnsi="Segoe UI Emoji" w:cs="Segoe UI Emoji"/>
+                <w:sz w:val="26"/>
+                <w:szCs w:val="26"/>
+              </w:rPr>
+              <w:t>📋</w:t>
+            </w:r>
+            <w:r>
+              <w:rPr>
+                <w:rFonts w:asciiTheme="majorHAnsi" w:hAnsiTheme="majorHAnsi" w:cstheme="majorHAnsi"/>
+                <w:sz w:val="26"/>
+                <w:szCs w:val="26"/>
+              </w:rPr>
+              <w:t xml:space="preserve"> Lịch hẹn sắp tới (2-3 cái)</w:t>
+            </w:r>
+          </w:p>
+        </w:tc>
+        <w:tc>
+          <w:tcPr>
+            <w:tcW w:w="2070" w:type="dxa"/>
+            <w:tcMar>
+              <w:top w:w="150" w:type="dxa"/>
+              <w:left w:w="240" w:type="dxa"/>
+              <w:bottom w:w="150" w:type="dxa"/>
+              <w:right w:w="0" w:type="dxa"/>
+            </w:tcMar>
+            <w:vAlign w:val="center"/>
+            <w:hideMark/>
+          </w:tcPr>
+          <w:p>
+            <w:pPr>
+              <w:shd w:val="clear" w:color="auto" w:fill="FFFFFF" w:themeFill="background1"/>
+              <w:spacing w:after="0" w:line="240" w:lineRule="auto"/>
+              <w:rPr>
+                <w:rFonts w:asciiTheme="majorHAnsi" w:hAnsiTheme="majorHAnsi" w:cstheme="majorHAnsi"/>
+                <w:sz w:val="26"/>
+                <w:szCs w:val="26"/>
+              </w:rPr>
+            </w:pPr>
+            <w:r>
+              <w:rPr>
+                <w:rFonts w:asciiTheme="majorHAnsi" w:hAnsiTheme="majorHAnsi" w:cstheme="majorHAnsi"/>
+                <w:sz w:val="26"/>
+                <w:szCs w:val="26"/>
+              </w:rPr>
+              <w:t>Quan trọng nhất</w:t>
+            </w:r>
+          </w:p>
+        </w:tc>
+      </w:tr>
+      <w:tr>
+        <w:tc>
+          <w:tcPr>
+            <w:tcW w:w="6210" w:type="dxa"/>
+            <w:tcMar>
+              <w:top w:w="150" w:type="dxa"/>
+              <w:left w:w="0" w:type="dxa"/>
+              <w:bottom w:w="150" w:type="dxa"/>
+              <w:right w:w="240" w:type="dxa"/>
+            </w:tcMar>
+            <w:vAlign w:val="center"/>
+            <w:hideMark/>
+          </w:tcPr>
+          <w:p>
+            <w:pPr>
+              <w:shd w:val="clear" w:color="auto" w:fill="FFFFFF" w:themeFill="background1"/>
+              <w:spacing w:after="0" w:line="240" w:lineRule="auto"/>
+              <w:rPr>
+                <w:rFonts w:asciiTheme="majorHAnsi" w:hAnsiTheme="majorHAnsi" w:cstheme="majorHAnsi"/>
+                <w:sz w:val="26"/>
+                <w:szCs w:val="26"/>
+              </w:rPr>
+            </w:pPr>
+            <w:r>
+              <w:rPr>
+                <w:rFonts w:ascii="Segoe UI Emoji" w:hAnsi="Segoe UI Emoji" w:cs="Segoe UI Emoji"/>
+                <w:sz w:val="26"/>
+                <w:szCs w:val="26"/>
+              </w:rPr>
+              <w:t>🩺</w:t>
+            </w:r>
+            <w:r>
+              <w:rPr>
+                <w:rFonts w:asciiTheme="majorHAnsi" w:hAnsiTheme="majorHAnsi" w:cstheme="majorHAnsi"/>
+                <w:sz w:val="26"/>
+                <w:szCs w:val="26"/>
+              </w:rPr>
+              <w:t xml:space="preserve"> Gợi ý bác sĩ theo triệu chứng (AI)</w:t>
+            </w:r>
+          </w:p>
+        </w:tc>
+        <w:tc>
+          <w:tcPr>
+            <w:tcW w:w="2070" w:type="dxa"/>
+            <w:tcMar>
+              <w:top w:w="150" w:type="dxa"/>
+              <w:left w:w="240" w:type="dxa"/>
+              <w:bottom w:w="150" w:type="dxa"/>
+              <w:right w:w="0" w:type="dxa"/>
+            </w:tcMar>
+            <w:vAlign w:val="center"/>
+            <w:hideMark/>
+          </w:tcPr>
+          <w:p>
+            <w:pPr>
+              <w:shd w:val="clear" w:color="auto" w:fill="FFFFFF" w:themeFill="background1"/>
+              <w:spacing w:after="0" w:line="240" w:lineRule="auto"/>
+              <w:rPr>
+                <w:rFonts w:asciiTheme="majorHAnsi" w:hAnsiTheme="majorHAnsi" w:cstheme="majorHAnsi"/>
+                <w:sz w:val="26"/>
+                <w:szCs w:val="26"/>
+              </w:rPr>
+            </w:pPr>
+            <w:r>
+              <w:rPr>
+                <w:rFonts w:asciiTheme="majorHAnsi" w:hAnsiTheme="majorHAnsi" w:cstheme="majorHAnsi"/>
+                <w:sz w:val="26"/>
+                <w:szCs w:val="26"/>
+              </w:rPr>
+              <w:t>Tính năng chính</w:t>
+            </w:r>
+          </w:p>
+        </w:tc>
+      </w:tr>
+      <w:tr>
+        <w:tc>
+          <w:tcPr>
+            <w:tcW w:w="6210" w:type="dxa"/>
+            <w:tcMar>
+              <w:top w:w="150" w:type="dxa"/>
+              <w:left w:w="0" w:type="dxa"/>
+              <w:bottom w:w="150" w:type="dxa"/>
+              <w:right w:w="240" w:type="dxa"/>
+            </w:tcMar>
+            <w:vAlign w:val="center"/>
+            <w:hideMark/>
+          </w:tcPr>
+          <w:p>
+            <w:pPr>
+              <w:shd w:val="clear" w:color="auto" w:fill="FFFFFF" w:themeFill="background1"/>
+              <w:spacing w:after="0" w:line="240" w:lineRule="auto"/>
+              <w:rPr>
+                <w:rFonts w:asciiTheme="majorHAnsi" w:hAnsiTheme="majorHAnsi" w:cstheme="majorHAnsi"/>
+                <w:sz w:val="26"/>
+                <w:szCs w:val="26"/>
+              </w:rPr>
+            </w:pPr>
+            <w:r>
+              <w:rPr>
+                <w:rFonts w:ascii="Segoe UI Emoji" w:hAnsi="Segoe UI Emoji" w:cs="Segoe UI Emoji"/>
+                <w:sz w:val="26"/>
+                <w:szCs w:val="26"/>
+              </w:rPr>
+              <w:t>🏥</w:t>
+            </w:r>
+            <w:r>
+              <w:rPr>
+                <w:rFonts w:asciiTheme="majorHAnsi" w:hAnsiTheme="majorHAnsi" w:cstheme="majorHAnsi"/>
+                <w:sz w:val="26"/>
+                <w:szCs w:val="26"/>
+              </w:rPr>
+              <w:t xml:space="preserve"> Bệnh viện gần bạn</w:t>
+            </w:r>
+          </w:p>
+        </w:tc>
+        <w:tc>
+          <w:tcPr>
+            <w:tcW w:w="2070" w:type="dxa"/>
+            <w:tcMar>
+              <w:top w:w="150" w:type="dxa"/>
+              <w:left w:w="240" w:type="dxa"/>
+              <w:bottom w:w="150" w:type="dxa"/>
+              <w:right w:w="0" w:type="dxa"/>
+            </w:tcMar>
+            <w:vAlign w:val="center"/>
+            <w:hideMark/>
+          </w:tcPr>
+          <w:p>
+            <w:pPr>
+              <w:shd w:val="clear" w:color="auto" w:fill="FFFFFF" w:themeFill="background1"/>
+              <w:spacing w:after="0" w:line="240" w:lineRule="auto"/>
+              <w:rPr>
+                <w:rFonts w:asciiTheme="majorHAnsi" w:hAnsiTheme="majorHAnsi" w:cstheme="majorHAnsi"/>
+                <w:sz w:val="26"/>
+                <w:szCs w:val="26"/>
+              </w:rPr>
+            </w:pPr>
+            <w:r>
+              <w:rPr>
+                <w:rFonts w:asciiTheme="majorHAnsi" w:hAnsiTheme="majorHAnsi" w:cstheme="majorHAnsi"/>
+                <w:sz w:val="26"/>
+                <w:szCs w:val="26"/>
+              </w:rPr>
+              <w:t>Tiện lợi</w:t>
+            </w:r>
+          </w:p>
+        </w:tc>
+      </w:tr>
+      <w:tr>
+        <w:tc>
+          <w:tcPr>
+            <w:tcW w:w="6210" w:type="dxa"/>
+            <w:tcMar>
+              <w:top w:w="150" w:type="dxa"/>
+              <w:left w:w="0" w:type="dxa"/>
+              <w:bottom w:w="150" w:type="dxa"/>
+              <w:right w:w="240" w:type="dxa"/>
+            </w:tcMar>
+            <w:vAlign w:val="center"/>
+            <w:hideMark/>
+          </w:tcPr>
+          <w:p>
+            <w:pPr>
+              <w:shd w:val="clear" w:color="auto" w:fill="FFFFFF" w:themeFill="background1"/>
+              <w:spacing w:after="0" w:line="240" w:lineRule="auto"/>
+              <w:rPr>
+                <w:rFonts w:asciiTheme="majorHAnsi" w:hAnsiTheme="majorHAnsi" w:cstheme="majorHAnsi"/>
+                <w:sz w:val="26"/>
+                <w:szCs w:val="26"/>
+              </w:rPr>
+            </w:pPr>
+            <w:r>
+              <w:rPr>
+                <w:rFonts w:ascii="Segoe UI Emoji" w:hAnsi="Segoe UI Emoji" w:cs="Segoe UI Emoji"/>
+                <w:sz w:val="26"/>
+                <w:szCs w:val="26"/>
+              </w:rPr>
+              <w:t>📊</w:t>
+            </w:r>
+            <w:r>
+              <w:rPr>
+                <w:rFonts w:asciiTheme="majorHAnsi" w:hAnsiTheme="majorHAnsi" w:cstheme="majorHAnsi"/>
+                <w:sz w:val="26"/>
+                <w:szCs w:val="26"/>
+              </w:rPr>
+              <w:t xml:space="preserve"> Số lần khám trong tháng</w:t>
+            </w:r>
+          </w:p>
+        </w:tc>
+        <w:tc>
+          <w:tcPr>
+            <w:tcW w:w="2070" w:type="dxa"/>
+            <w:tcMar>
+              <w:top w:w="150" w:type="dxa"/>
+              <w:left w:w="240" w:type="dxa"/>
+              <w:bottom w:w="150" w:type="dxa"/>
+              <w:right w:w="0" w:type="dxa"/>
+            </w:tcMar>
+            <w:vAlign w:val="center"/>
+            <w:hideMark/>
+          </w:tcPr>
+          <w:p>
+            <w:pPr>
+              <w:shd w:val="clear" w:color="auto" w:fill="FFFFFF" w:themeFill="background1"/>
+              <w:spacing w:after="0" w:line="240" w:lineRule="auto"/>
+              <w:rPr>
+                <w:rFonts w:asciiTheme="majorHAnsi" w:hAnsiTheme="majorHAnsi" w:cstheme="majorHAnsi"/>
+                <w:sz w:val="26"/>
+                <w:szCs w:val="26"/>
+              </w:rPr>
+            </w:pPr>
+            <w:r>
+              <w:rPr>
+                <w:rFonts w:asciiTheme="majorHAnsi" w:hAnsiTheme="majorHAnsi" w:cstheme="majorHAnsi"/>
+                <w:sz w:val="26"/>
+                <w:szCs w:val="26"/>
+              </w:rPr>
+              <w:t>Theo dõi sức khỏe</w:t>
+            </w:r>
+          </w:p>
+        </w:tc>
+      </w:tr>
+    </w:tbl>
+    <w:p>
+      <w:pPr>
+        <w:shd w:val="clear" w:color="auto" w:fill="FFFFFF" w:themeFill="background1"/>
+        <w:spacing w:after="0" w:line="240" w:lineRule="auto"/>
+        <w:rPr>
+          <w:rFonts w:asciiTheme="majorHAnsi" w:hAnsiTheme="majorHAnsi" w:cstheme="majorHAnsi"/>
+          <w:b/>
+          <w:bCs/>
+          <w:sz w:val="26"/>
+          <w:szCs w:val="26"/>
+        </w:rPr>
+      </w:pPr>
+      <w:r>
+        <w:rPr>
+          <w:rFonts w:asciiTheme="majorHAnsi" w:hAnsiTheme="majorHAnsi" w:cstheme="majorHAnsi"/>
+          <w:b/>
+          <w:bCs/>
+          <w:sz w:val="26"/>
+          <w:szCs w:val="26"/>
+        </w:rPr>
+        <w:t>Không cần: danh sách doctor, danh sách hospital chi tiết (đã có trang riêng)</w:t>
+      </w:r>
+    </w:p>
+    <w:p>
+      <w:pPr>
+        <w:shd w:val="clear" w:color="auto" w:fill="FFFFFF" w:themeFill="background1"/>
+        <w:spacing w:after="0" w:line="240" w:lineRule="auto"/>
+        <w:rPr>
+          <w:rFonts w:asciiTheme="majorHAnsi" w:hAnsiTheme="majorHAnsi" w:cstheme="majorHAnsi"/>
+          <w:b/>
+          <w:bCs/>
+          <w:sz w:val="26"/>
+          <w:szCs w:val="26"/>
+        </w:rPr>
+      </w:pPr>
+    </w:p>
+    <w:p>
+      <w:pPr>
+        <w:shd w:val="clear" w:color="auto" w:fill="FFFFFF" w:themeFill="background1"/>
+        <w:spacing w:after="0" w:line="240" w:lineRule="auto"/>
+        <w:rPr>
+          <w:rFonts w:asciiTheme="majorHAnsi" w:hAnsiTheme="majorHAnsi" w:cstheme="majorHAnsi"/>
+          <w:b/>
+          <w:bCs/>
+          <w:sz w:val="26"/>
+          <w:szCs w:val="26"/>
+        </w:rPr>
+      </w:pPr>
+      <w:r>
+        <w:rPr>
+          <w:rFonts w:asciiTheme="majorHAnsi" w:hAnsiTheme="majorHAnsi" w:cstheme="majorHAnsi"/>
+          <w:b/>
+          <w:bCs/>
+          <w:sz w:val="26"/>
+          <w:szCs w:val="26"/>
+        </w:rPr>
+        <w:t>2. DOCTOR Dashboard (Bác sĩ)</w:t>
+      </w:r>
+    </w:p>
+    <w:tbl>
+      <w:tblPr>
+        <w:tblW w:w="8370" w:type="dxa"/>
+        <w:tblCellMar>
+          <w:top w:w="15" w:type="dxa"/>
+          <w:left w:w="15" w:type="dxa"/>
+          <w:bottom w:w="15" w:type="dxa"/>
+          <w:right w:w="15" w:type="dxa"/>
+        </w:tblCellMar>
+        <w:tblLook w:val="04A0" w:firstRow="1" w:lastRow="0" w:firstColumn="1" w:lastColumn="0" w:noHBand="0" w:noVBand="1"/>
+      </w:tblPr>
+      <w:tblGrid>
+        <w:gridCol w:w="6210"/>
+        <w:gridCol w:w="2160"/>
+      </w:tblGrid>
+      <w:tr>
+        <w:trPr>
+          <w:tblHeader/>
+        </w:trPr>
+        <w:tc>
+          <w:tcPr>
+            <w:tcW w:w="6210" w:type="dxa"/>
+            <w:tcBorders>
+              <w:top w:val="nil"/>
+            </w:tcBorders>
+            <w:tcMar>
+              <w:top w:w="150" w:type="dxa"/>
+              <w:left w:w="0" w:type="dxa"/>
+              <w:bottom w:w="150" w:type="dxa"/>
+              <w:right w:w="240" w:type="dxa"/>
+            </w:tcMar>
+            <w:vAlign w:val="center"/>
+            <w:hideMark/>
+          </w:tcPr>
+          <w:p>
+            <w:pPr>
+              <w:shd w:val="clear" w:color="auto" w:fill="FFFFFF" w:themeFill="background1"/>
+              <w:spacing w:after="0" w:line="240" w:lineRule="auto"/>
+              <w:rPr>
+                <w:rFonts w:asciiTheme="majorHAnsi" w:hAnsiTheme="majorHAnsi" w:cstheme="majorHAnsi"/>
+                <w:sz w:val="26"/>
+                <w:szCs w:val="26"/>
+              </w:rPr>
+            </w:pPr>
+            <w:r>
+              <w:rPr>
+                <w:rFonts w:asciiTheme="majorHAnsi" w:hAnsiTheme="majorHAnsi" w:cstheme="majorHAnsi"/>
+                <w:sz w:val="26"/>
+                <w:szCs w:val="26"/>
+              </w:rPr>
+              <w:t>Thành phần</w:t>
+            </w:r>
+          </w:p>
+        </w:tc>
+        <w:tc>
+          <w:tcPr>
+            <w:tcW w:w="2160" w:type="dxa"/>
+            <w:tcBorders>
+              <w:top w:val="nil"/>
+            </w:tcBorders>
+            <w:tcMar>
+              <w:top w:w="150" w:type="dxa"/>
+              <w:left w:w="240" w:type="dxa"/>
+              <w:bottom w:w="150" w:type="dxa"/>
+              <w:right w:w="240" w:type="dxa"/>
+            </w:tcMar>
+            <w:vAlign w:val="center"/>
+            <w:hideMark/>
+          </w:tcPr>
+          <w:p>
+            <w:pPr>
+              <w:shd w:val="clear" w:color="auto" w:fill="FFFFFF" w:themeFill="background1"/>
+              <w:spacing w:after="0" w:line="240" w:lineRule="auto"/>
+              <w:rPr>
+                <w:rFonts w:asciiTheme="majorHAnsi" w:hAnsiTheme="majorHAnsi" w:cstheme="majorHAnsi"/>
+                <w:sz w:val="26"/>
+                <w:szCs w:val="26"/>
+              </w:rPr>
+            </w:pPr>
+            <w:r>
+              <w:rPr>
+                <w:rFonts w:asciiTheme="majorHAnsi" w:hAnsiTheme="majorHAnsi" w:cstheme="majorHAnsi"/>
+                <w:sz w:val="26"/>
+                <w:szCs w:val="26"/>
+              </w:rPr>
+              <w:t>Lý do</w:t>
+            </w:r>
+          </w:p>
+        </w:tc>
+      </w:tr>
+      <w:tr>
+        <w:tc>
+          <w:tcPr>
+            <w:tcW w:w="6210" w:type="dxa"/>
+            <w:tcMar>
+              <w:top w:w="150" w:type="dxa"/>
+              <w:left w:w="0" w:type="dxa"/>
+              <w:bottom w:w="150" w:type="dxa"/>
+              <w:right w:w="240" w:type="dxa"/>
+            </w:tcMar>
+            <w:vAlign w:val="center"/>
+            <w:hideMark/>
+          </w:tcPr>
+          <w:p>
+            <w:pPr>
+              <w:shd w:val="clear" w:color="auto" w:fill="FFFFFF" w:themeFill="background1"/>
+              <w:spacing w:after="0" w:line="240" w:lineRule="auto"/>
+              <w:rPr>
+                <w:rFonts w:asciiTheme="majorHAnsi" w:hAnsiTheme="majorHAnsi" w:cstheme="majorHAnsi"/>
+                <w:sz w:val="26"/>
+                <w:szCs w:val="26"/>
+              </w:rPr>
+            </w:pPr>
+            <w:r>
+              <w:rPr>
+                <w:rFonts w:ascii="Segoe UI Emoji" w:hAnsi="Segoe UI Emoji" w:cs="Segoe UI Emoji"/>
+                <w:sz w:val="26"/>
+                <w:szCs w:val="26"/>
+              </w:rPr>
+              <w:t>👨</w:t>
+            </w:r>
+            <w:r>
+              <w:rPr>
+                <w:rFonts w:asciiTheme="majorHAnsi" w:hAnsiTheme="majorHAnsi" w:cstheme="majorHAnsi"/>
+                <w:sz w:val="26"/>
+                <w:szCs w:val="26"/>
+              </w:rPr>
+              <w:t>‍</w:t>
+            </w:r>
+            <w:r>
+              <w:rPr>
+                <w:rFonts w:ascii="Segoe UI Emoji" w:hAnsi="Segoe UI Emoji" w:cs="Segoe UI Emoji"/>
+                <w:sz w:val="26"/>
+                <w:szCs w:val="26"/>
+              </w:rPr>
+              <w:t>⚕️</w:t>
+            </w:r>
+            <w:r>
+              <w:rPr>
+                <w:rFonts w:asciiTheme="majorHAnsi" w:hAnsiTheme="majorHAnsi" w:cstheme="majorHAnsi"/>
+                <w:sz w:val="26"/>
+                <w:szCs w:val="26"/>
+              </w:rPr>
+              <w:t xml:space="preserve"> Chào + tên</w:t>
+            </w:r>
+          </w:p>
+        </w:tc>
+        <w:tc>
+          <w:tcPr>
+            <w:tcW w:w="2160" w:type="dxa"/>
+            <w:tcMar>
+              <w:top w:w="150" w:type="dxa"/>
+              <w:left w:w="240" w:type="dxa"/>
+              <w:bottom w:w="150" w:type="dxa"/>
+              <w:right w:w="0" w:type="dxa"/>
+            </w:tcMar>
+            <w:vAlign w:val="center"/>
+            <w:hideMark/>
+          </w:tcPr>
+          <w:p>
+            <w:pPr>
+              <w:shd w:val="clear" w:color="auto" w:fill="FFFFFF" w:themeFill="background1"/>
+              <w:spacing w:after="0" w:line="240" w:lineRule="auto"/>
+              <w:rPr>
+                <w:rFonts w:asciiTheme="majorHAnsi" w:hAnsiTheme="majorHAnsi" w:cstheme="majorHAnsi"/>
+                <w:sz w:val="26"/>
+                <w:szCs w:val="26"/>
+              </w:rPr>
+            </w:pPr>
+            <w:r>
+              <w:rPr>
+                <w:rFonts w:asciiTheme="majorHAnsi" w:hAnsiTheme="majorHAnsi" w:cstheme="majorHAnsi"/>
+                <w:sz w:val="26"/>
+                <w:szCs w:val="26"/>
+              </w:rPr>
+              <w:t>Cá nhân hóa</w:t>
+            </w:r>
+          </w:p>
+        </w:tc>
+      </w:tr>
+      <w:tr>
+        <w:tc>
+          <w:tcPr>
+            <w:tcW w:w="6210" w:type="dxa"/>
+            <w:tcMar>
+              <w:top w:w="150" w:type="dxa"/>
+              <w:left w:w="0" w:type="dxa"/>
+              <w:bottom w:w="150" w:type="dxa"/>
+              <w:right w:w="240" w:type="dxa"/>
+            </w:tcMar>
+            <w:vAlign w:val="center"/>
+            <w:hideMark/>
+          </w:tcPr>
+          <w:p>
+            <w:pPr>
+              <w:shd w:val="clear" w:color="auto" w:fill="FFFFFF" w:themeFill="background1"/>
+              <w:spacing w:after="0" w:line="240" w:lineRule="auto"/>
+              <w:rPr>
+                <w:rFonts w:asciiTheme="majorHAnsi" w:hAnsiTheme="majorHAnsi" w:cstheme="majorHAnsi"/>
+                <w:sz w:val="26"/>
+                <w:szCs w:val="26"/>
+              </w:rPr>
+            </w:pPr>
+            <w:r>
+              <w:rPr>
+                <w:rFonts w:ascii="Segoe UI Emoji" w:hAnsi="Segoe UI Emoji" w:cs="Segoe UI Emoji"/>
+                <w:sz w:val="26"/>
+                <w:szCs w:val="26"/>
+              </w:rPr>
+              <w:t>📅</w:t>
+            </w:r>
+            <w:r>
+              <w:rPr>
+                <w:rFonts w:asciiTheme="majorHAnsi" w:hAnsiTheme="majorHAnsi" w:cstheme="majorHAnsi"/>
+                <w:sz w:val="26"/>
+                <w:szCs w:val="26"/>
+              </w:rPr>
+              <w:t xml:space="preserve"> Lịch khám hôm nay</w:t>
+            </w:r>
+          </w:p>
+        </w:tc>
+        <w:tc>
+          <w:tcPr>
+            <w:tcW w:w="2160" w:type="dxa"/>
+            <w:tcMar>
+              <w:top w:w="150" w:type="dxa"/>
+              <w:left w:w="240" w:type="dxa"/>
+              <w:bottom w:w="150" w:type="dxa"/>
+              <w:right w:w="0" w:type="dxa"/>
+            </w:tcMar>
+            <w:vAlign w:val="center"/>
+            <w:hideMark/>
+          </w:tcPr>
+          <w:p>
+            <w:pPr>
+              <w:shd w:val="clear" w:color="auto" w:fill="FFFFFF" w:themeFill="background1"/>
+              <w:spacing w:after="0" w:line="240" w:lineRule="auto"/>
+              <w:rPr>
+                <w:rFonts w:asciiTheme="majorHAnsi" w:hAnsiTheme="majorHAnsi" w:cstheme="majorHAnsi"/>
+                <w:sz w:val="26"/>
+                <w:szCs w:val="26"/>
+              </w:rPr>
+            </w:pPr>
+            <w:r>
+              <w:rPr>
+                <w:rFonts w:asciiTheme="majorHAnsi" w:hAnsiTheme="majorHAnsi" w:cstheme="majorHAnsi"/>
+                <w:sz w:val="26"/>
+                <w:szCs w:val="26"/>
+              </w:rPr>
+              <w:t>Quan trọng nhất</w:t>
+            </w:r>
+          </w:p>
+        </w:tc>
+      </w:tr>
+      <w:tr>
+        <w:tc>
+          <w:tcPr>
+            <w:tcW w:w="6210" w:type="dxa"/>
+            <w:tcMar>
+              <w:top w:w="150" w:type="dxa"/>
+              <w:left w:w="0" w:type="dxa"/>
+              <w:bottom w:w="150" w:type="dxa"/>
+              <w:right w:w="240" w:type="dxa"/>
+            </w:tcMar>
+            <w:vAlign w:val="center"/>
+            <w:hideMark/>
+          </w:tcPr>
+          <w:p>
+            <w:pPr>
+              <w:shd w:val="clear" w:color="auto" w:fill="FFFFFF" w:themeFill="background1"/>
+              <w:spacing w:after="0" w:line="240" w:lineRule="auto"/>
+              <w:rPr>
+                <w:rFonts w:asciiTheme="majorHAnsi" w:hAnsiTheme="majorHAnsi" w:cstheme="majorHAnsi"/>
+                <w:sz w:val="26"/>
+                <w:szCs w:val="26"/>
+              </w:rPr>
+            </w:pPr>
+            <w:r>
+              <w:rPr>
+                <w:rFonts w:ascii="Segoe UI Emoji" w:hAnsi="Segoe UI Emoji" w:cs="Segoe UI Emoji"/>
+                <w:sz w:val="26"/>
+                <w:szCs w:val="26"/>
+              </w:rPr>
+              <w:t>👥</w:t>
+            </w:r>
+            <w:r>
+              <w:rPr>
+                <w:rFonts w:asciiTheme="majorHAnsi" w:hAnsiTheme="majorHAnsi" w:cstheme="majorHAnsi"/>
+                <w:sz w:val="26"/>
+                <w:szCs w:val="26"/>
+              </w:rPr>
+              <w:t xml:space="preserve"> Số bệnh nhân hôm nay</w:t>
+            </w:r>
+          </w:p>
+        </w:tc>
+        <w:tc>
+          <w:tcPr>
+            <w:tcW w:w="2160" w:type="dxa"/>
+            <w:tcMar>
+              <w:top w:w="150" w:type="dxa"/>
+              <w:left w:w="240" w:type="dxa"/>
+              <w:bottom w:w="150" w:type="dxa"/>
+              <w:right w:w="0" w:type="dxa"/>
+            </w:tcMar>
+            <w:vAlign w:val="center"/>
+            <w:hideMark/>
+          </w:tcPr>
+          <w:p>
+            <w:pPr>
+              <w:shd w:val="clear" w:color="auto" w:fill="FFFFFF" w:themeFill="background1"/>
+              <w:spacing w:after="0" w:line="240" w:lineRule="auto"/>
+              <w:rPr>
+                <w:rFonts w:asciiTheme="majorHAnsi" w:hAnsiTheme="majorHAnsi" w:cstheme="majorHAnsi"/>
+                <w:sz w:val="26"/>
+                <w:szCs w:val="26"/>
+              </w:rPr>
+            </w:pPr>
+            <w:r>
+              <w:rPr>
+                <w:rFonts w:asciiTheme="majorHAnsi" w:hAnsiTheme="majorHAnsi" w:cstheme="majorHAnsi"/>
+                <w:sz w:val="26"/>
+                <w:szCs w:val="26"/>
+              </w:rPr>
+              <w:t>Thống kê nhanh</w:t>
+            </w:r>
+          </w:p>
+        </w:tc>
+      </w:tr>
+      <w:tr>
+        <w:tc>
+          <w:tcPr>
+            <w:tcW w:w="6210" w:type="dxa"/>
+            <w:tcMar>
+              <w:top w:w="150" w:type="dxa"/>
+              <w:left w:w="0" w:type="dxa"/>
+              <w:bottom w:w="150" w:type="dxa"/>
+              <w:right w:w="240" w:type="dxa"/>
+            </w:tcMar>
+            <w:vAlign w:val="center"/>
+            <w:hideMark/>
+          </w:tcPr>
+          <w:p>
+            <w:pPr>
+              <w:shd w:val="clear" w:color="auto" w:fill="FFFFFF" w:themeFill="background1"/>
+              <w:spacing w:after="0" w:line="240" w:lineRule="auto"/>
+              <w:rPr>
+                <w:rFonts w:asciiTheme="majorHAnsi" w:hAnsiTheme="majorHAnsi" w:cstheme="majorHAnsi"/>
+                <w:sz w:val="26"/>
+                <w:szCs w:val="26"/>
+              </w:rPr>
+            </w:pPr>
+            <w:r>
+              <w:rPr>
+                <w:rFonts w:ascii="Segoe UI Emoji" w:hAnsi="Segoe UI Emoji" w:cs="Segoe UI Emoji"/>
+                <w:sz w:val="26"/>
+                <w:szCs w:val="26"/>
+              </w:rPr>
+              <w:t>💰</w:t>
+            </w:r>
+            <w:r>
+              <w:rPr>
+                <w:rFonts w:asciiTheme="majorHAnsi" w:hAnsiTheme="majorHAnsi" w:cstheme="majorHAnsi"/>
+                <w:sz w:val="26"/>
+                <w:szCs w:val="26"/>
+              </w:rPr>
+              <w:t xml:space="preserve"> Doanh thu tháng</w:t>
+            </w:r>
+          </w:p>
+        </w:tc>
+        <w:tc>
+          <w:tcPr>
+            <w:tcW w:w="2160" w:type="dxa"/>
+            <w:tcMar>
+              <w:top w:w="150" w:type="dxa"/>
+              <w:left w:w="240" w:type="dxa"/>
+              <w:bottom w:w="150" w:type="dxa"/>
+              <w:right w:w="0" w:type="dxa"/>
+            </w:tcMar>
+            <w:vAlign w:val="center"/>
+            <w:hideMark/>
+          </w:tcPr>
+          <w:p>
+            <w:pPr>
+              <w:shd w:val="clear" w:color="auto" w:fill="FFFFFF" w:themeFill="background1"/>
+              <w:spacing w:after="0" w:line="240" w:lineRule="auto"/>
+              <w:rPr>
+                <w:rFonts w:asciiTheme="majorHAnsi" w:hAnsiTheme="majorHAnsi" w:cstheme="majorHAnsi"/>
+                <w:sz w:val="26"/>
+                <w:szCs w:val="26"/>
+              </w:rPr>
+            </w:pPr>
+            <w:r>
+              <w:rPr>
+                <w:rFonts w:asciiTheme="majorHAnsi" w:hAnsiTheme="majorHAnsi" w:cstheme="majorHAnsi"/>
+                <w:sz w:val="26"/>
+                <w:szCs w:val="26"/>
+              </w:rPr>
+              <w:t>Quan tâm tài chính</w:t>
+            </w:r>
+          </w:p>
+        </w:tc>
+      </w:tr>
+      <w:tr>
+        <w:tc>
+          <w:tcPr>
+            <w:tcW w:w="6210" w:type="dxa"/>
+            <w:tcMar>
+              <w:top w:w="150" w:type="dxa"/>
+              <w:left w:w="0" w:type="dxa"/>
+              <w:bottom w:w="150" w:type="dxa"/>
+              <w:right w:w="240" w:type="dxa"/>
+            </w:tcMar>
+            <w:vAlign w:val="center"/>
+            <w:hideMark/>
+          </w:tcPr>
+          <w:p>
+            <w:pPr>
+              <w:shd w:val="clear" w:color="auto" w:fill="FFFFFF" w:themeFill="background1"/>
+              <w:spacing w:after="0" w:line="240" w:lineRule="auto"/>
+              <w:rPr>
+                <w:rFonts w:asciiTheme="majorHAnsi" w:hAnsiTheme="majorHAnsi" w:cstheme="majorHAnsi"/>
+                <w:sz w:val="26"/>
+                <w:szCs w:val="26"/>
+              </w:rPr>
+            </w:pPr>
+            <w:r>
+              <w:rPr>
+                <w:rFonts w:ascii="Segoe UI Emoji" w:hAnsi="Segoe UI Emoji" w:cs="Segoe UI Emoji"/>
+                <w:sz w:val="26"/>
+                <w:szCs w:val="26"/>
+              </w:rPr>
+              <w:t>⏰</w:t>
+            </w:r>
+            <w:r>
+              <w:rPr>
+                <w:rFonts w:asciiTheme="majorHAnsi" w:hAnsiTheme="majorHAnsi" w:cstheme="majorHAnsi"/>
+                <w:sz w:val="26"/>
+                <w:szCs w:val="26"/>
+              </w:rPr>
+              <w:t xml:space="preserve"> Lịch sắp tới (2-3 ngày)</w:t>
+            </w:r>
+          </w:p>
+        </w:tc>
+        <w:tc>
+          <w:tcPr>
+            <w:tcW w:w="2160" w:type="dxa"/>
+            <w:tcMar>
+              <w:top w:w="150" w:type="dxa"/>
+              <w:left w:w="240" w:type="dxa"/>
+              <w:bottom w:w="150" w:type="dxa"/>
+              <w:right w:w="0" w:type="dxa"/>
+            </w:tcMar>
+            <w:vAlign w:val="center"/>
+            <w:hideMark/>
+          </w:tcPr>
+          <w:p>
+            <w:pPr>
+              <w:shd w:val="clear" w:color="auto" w:fill="FFFFFF" w:themeFill="background1"/>
+              <w:spacing w:after="0" w:line="240" w:lineRule="auto"/>
+              <w:rPr>
+                <w:rFonts w:asciiTheme="majorHAnsi" w:hAnsiTheme="majorHAnsi" w:cstheme="majorHAnsi"/>
+                <w:sz w:val="26"/>
+                <w:szCs w:val="26"/>
+              </w:rPr>
+            </w:pPr>
+            <w:r>
+              <w:rPr>
+                <w:rFonts w:asciiTheme="majorHAnsi" w:hAnsiTheme="majorHAnsi" w:cstheme="majorHAnsi"/>
+                <w:sz w:val="26"/>
+                <w:szCs w:val="26"/>
+              </w:rPr>
+              <w:t>Kế hoạch</w:t>
+            </w:r>
+          </w:p>
+        </w:tc>
+      </w:tr>
+      <w:tr>
+        <w:tc>
+          <w:tcPr>
+            <w:tcW w:w="6210" w:type="dxa"/>
+            <w:tcMar>
+              <w:top w:w="150" w:type="dxa"/>
+              <w:left w:w="0" w:type="dxa"/>
+              <w:bottom w:w="150" w:type="dxa"/>
+              <w:right w:w="240" w:type="dxa"/>
+            </w:tcMar>
+            <w:vAlign w:val="center"/>
+            <w:hideMark/>
+          </w:tcPr>
+          <w:p>
+            <w:pPr>
+              <w:shd w:val="clear" w:color="auto" w:fill="FFFFFF" w:themeFill="background1"/>
+              <w:spacing w:after="0" w:line="240" w:lineRule="auto"/>
+              <w:rPr>
+                <w:rFonts w:asciiTheme="majorHAnsi" w:hAnsiTheme="majorHAnsi" w:cstheme="majorHAnsi"/>
+                <w:sz w:val="26"/>
+                <w:szCs w:val="26"/>
+              </w:rPr>
+            </w:pPr>
+            <w:r>
+              <w:rPr>
+                <w:rFonts w:ascii="Segoe UI Emoji" w:hAnsi="Segoe UI Emoji" w:cs="Segoe UI Emoji"/>
+                <w:sz w:val="26"/>
+                <w:szCs w:val="26"/>
+              </w:rPr>
+              <w:t>🏥</w:t>
+            </w:r>
+            <w:r>
+              <w:rPr>
+                <w:rFonts w:asciiTheme="majorHAnsi" w:hAnsiTheme="majorHAnsi" w:cstheme="majorHAnsi"/>
+                <w:sz w:val="26"/>
+                <w:szCs w:val="26"/>
+              </w:rPr>
+              <w:t xml:space="preserve"> Thông tin bệnh viện (tên, địa chỉ)</w:t>
+            </w:r>
+          </w:p>
+        </w:tc>
+        <w:tc>
+          <w:tcPr>
+            <w:tcW w:w="2160" w:type="dxa"/>
+            <w:tcMar>
+              <w:top w:w="150" w:type="dxa"/>
+              <w:left w:w="240" w:type="dxa"/>
+              <w:bottom w:w="150" w:type="dxa"/>
+              <w:right w:w="0" w:type="dxa"/>
+            </w:tcMar>
+            <w:vAlign w:val="center"/>
+            <w:hideMark/>
+          </w:tcPr>
+          <w:p>
+            <w:pPr>
+              <w:shd w:val="clear" w:color="auto" w:fill="FFFFFF" w:themeFill="background1"/>
+              <w:spacing w:after="0" w:line="240" w:lineRule="auto"/>
+              <w:rPr>
+                <w:rFonts w:asciiTheme="majorHAnsi" w:hAnsiTheme="majorHAnsi" w:cstheme="majorHAnsi"/>
+                <w:sz w:val="26"/>
+                <w:szCs w:val="26"/>
+              </w:rPr>
+            </w:pPr>
+            <w:r>
+              <w:rPr>
+                <w:rFonts w:asciiTheme="majorHAnsi" w:hAnsiTheme="majorHAnsi" w:cstheme="majorHAnsi"/>
+                <w:sz w:val="26"/>
+                <w:szCs w:val="26"/>
+              </w:rPr>
+              <w:t>NÊN HIỂN THỊ vì bác sĩ thuộc 1 BV</w:t>
+            </w:r>
+          </w:p>
+        </w:tc>
+      </w:tr>
+    </w:tbl>
+    <w:p>
+      <w:pPr>
+        <w:shd w:val="clear" w:color="auto" w:fill="FFFFFF" w:themeFill="background1"/>
+        <w:spacing w:after="0" w:line="240" w:lineRule="auto"/>
+        <w:rPr>
+          <w:rFonts w:asciiTheme="majorHAnsi" w:hAnsiTheme="majorHAnsi" w:cstheme="majorHAnsi"/>
+          <w:b/>
+          <w:bCs/>
+          <w:sz w:val="26"/>
+          <w:szCs w:val="26"/>
+        </w:rPr>
+      </w:pPr>
+    </w:p>
+    <w:p>
+      <w:pPr>
+        <w:shd w:val="clear" w:color="auto" w:fill="FFFFFF" w:themeFill="background1"/>
+        <w:spacing w:after="0" w:line="240" w:lineRule="auto"/>
+        <w:rPr>
+          <w:rFonts w:asciiTheme="majorHAnsi" w:hAnsiTheme="majorHAnsi" w:cstheme="majorHAnsi"/>
+          <w:b/>
+          <w:bCs/>
+          <w:sz w:val="26"/>
+          <w:szCs w:val="26"/>
+        </w:rPr>
+      </w:pPr>
+      <w:r>
+        <w:rPr>
+          <w:rFonts w:asciiTheme="majorHAnsi" w:hAnsiTheme="majorHAnsi" w:cstheme="majorHAnsi"/>
+          <w:b/>
+          <w:bCs/>
+          <w:sz w:val="26"/>
+          <w:szCs w:val="26"/>
+        </w:rPr>
+        <w:t>3. HOSPITAL MANAGER Dashboard (Quản lý BV)</w:t>
+      </w:r>
+    </w:p>
+    <w:tbl>
+      <w:tblPr>
+        <w:tblW w:w="8460" w:type="dxa"/>
+        <w:tblCellMar>
+          <w:top w:w="15" w:type="dxa"/>
+          <w:left w:w="15" w:type="dxa"/>
+          <w:bottom w:w="15" w:type="dxa"/>
+          <w:right w:w="15" w:type="dxa"/>
+        </w:tblCellMar>
+        <w:tblLook w:val="04A0" w:firstRow="1" w:lastRow="0" w:firstColumn="1" w:lastColumn="0" w:noHBand="0" w:noVBand="1"/>
+      </w:tblPr>
+      <w:tblGrid>
+        <w:gridCol w:w="6210"/>
+        <w:gridCol w:w="2250"/>
+      </w:tblGrid>
+      <w:tr>
+        <w:trPr>
+          <w:tblHeader/>
+        </w:trPr>
+        <w:tc>
+          <w:tcPr>
+            <w:tcW w:w="6210" w:type="dxa"/>
+            <w:tcBorders>
+              <w:top w:val="nil"/>
+            </w:tcBorders>
+            <w:tcMar>
+              <w:top w:w="150" w:type="dxa"/>
+              <w:left w:w="0" w:type="dxa"/>
+              <w:bottom w:w="150" w:type="dxa"/>
+              <w:right w:w="240" w:type="dxa"/>
+            </w:tcMar>
+            <w:vAlign w:val="center"/>
+            <w:hideMark/>
+          </w:tcPr>
+          <w:p>
+            <w:pPr>
+              <w:shd w:val="clear" w:color="auto" w:fill="FFFFFF" w:themeFill="background1"/>
+              <w:spacing w:after="0" w:line="240" w:lineRule="auto"/>
+              <w:rPr>
+                <w:rFonts w:asciiTheme="majorHAnsi" w:hAnsiTheme="majorHAnsi" w:cstheme="majorHAnsi"/>
+                <w:sz w:val="26"/>
+                <w:szCs w:val="26"/>
+              </w:rPr>
+            </w:pPr>
+            <w:r>
+              <w:rPr>
+                <w:rFonts w:asciiTheme="majorHAnsi" w:hAnsiTheme="majorHAnsi" w:cstheme="majorHAnsi"/>
+                <w:sz w:val="26"/>
+                <w:szCs w:val="26"/>
+              </w:rPr>
+              <w:t>Thành phần</w:t>
+            </w:r>
+          </w:p>
+        </w:tc>
+        <w:tc>
+          <w:tcPr>
+            <w:tcW w:w="2250" w:type="dxa"/>
+            <w:tcBorders>
+              <w:top w:val="nil"/>
+            </w:tcBorders>
+            <w:tcMar>
+              <w:top w:w="150" w:type="dxa"/>
+              <w:left w:w="240" w:type="dxa"/>
+              <w:bottom w:w="150" w:type="dxa"/>
+              <w:right w:w="240" w:type="dxa"/>
+            </w:tcMar>
+            <w:vAlign w:val="center"/>
+            <w:hideMark/>
+          </w:tcPr>
+          <w:p>
+            <w:pPr>
+              <w:shd w:val="clear" w:color="auto" w:fill="FFFFFF" w:themeFill="background1"/>
+              <w:spacing w:after="0" w:line="240" w:lineRule="auto"/>
+              <w:rPr>
+                <w:rFonts w:asciiTheme="majorHAnsi" w:hAnsiTheme="majorHAnsi" w:cstheme="majorHAnsi"/>
+                <w:sz w:val="26"/>
+                <w:szCs w:val="26"/>
+              </w:rPr>
+            </w:pPr>
+            <w:r>
+              <w:rPr>
+                <w:rFonts w:asciiTheme="majorHAnsi" w:hAnsiTheme="majorHAnsi" w:cstheme="majorHAnsi"/>
+                <w:sz w:val="26"/>
+                <w:szCs w:val="26"/>
+              </w:rPr>
+              <w:t>Lý do</w:t>
+            </w:r>
+          </w:p>
+        </w:tc>
+      </w:tr>
+      <w:tr>
+        <w:tc>
+          <w:tcPr>
+            <w:tcW w:w="6210" w:type="dxa"/>
+            <w:tcMar>
+              <w:top w:w="150" w:type="dxa"/>
+              <w:left w:w="0" w:type="dxa"/>
+              <w:bottom w:w="150" w:type="dxa"/>
+              <w:right w:w="240" w:type="dxa"/>
+            </w:tcMar>
+            <w:vAlign w:val="center"/>
+            <w:hideMark/>
+          </w:tcPr>
+          <w:p>
+            <w:pPr>
+              <w:shd w:val="clear" w:color="auto" w:fill="FFFFFF" w:themeFill="background1"/>
+              <w:spacing w:after="0" w:line="240" w:lineRule="auto"/>
+              <w:rPr>
+                <w:rFonts w:asciiTheme="majorHAnsi" w:hAnsiTheme="majorHAnsi" w:cstheme="majorHAnsi"/>
+                <w:sz w:val="26"/>
+                <w:szCs w:val="26"/>
+              </w:rPr>
+            </w:pPr>
+            <w:r>
+              <w:rPr>
+                <w:rFonts w:ascii="Segoe UI Emoji" w:hAnsi="Segoe UI Emoji" w:cs="Segoe UI Emoji"/>
+                <w:sz w:val="26"/>
+                <w:szCs w:val="26"/>
+              </w:rPr>
+              <w:t>🏥</w:t>
+            </w:r>
+            <w:r>
+              <w:rPr>
+                <w:rFonts w:asciiTheme="majorHAnsi" w:hAnsiTheme="majorHAnsi" w:cstheme="majorHAnsi"/>
+                <w:sz w:val="26"/>
+                <w:szCs w:val="26"/>
+              </w:rPr>
+              <w:t xml:space="preserve"> Chào + tên bệnh viện</w:t>
+            </w:r>
+          </w:p>
+        </w:tc>
+        <w:tc>
+          <w:tcPr>
+            <w:tcW w:w="2250" w:type="dxa"/>
+            <w:tcMar>
+              <w:top w:w="150" w:type="dxa"/>
+              <w:left w:w="240" w:type="dxa"/>
+              <w:bottom w:w="150" w:type="dxa"/>
+              <w:right w:w="0" w:type="dxa"/>
+            </w:tcMar>
+            <w:vAlign w:val="center"/>
+            <w:hideMark/>
+          </w:tcPr>
+          <w:p>
+            <w:pPr>
+              <w:shd w:val="clear" w:color="auto" w:fill="FFFFFF" w:themeFill="background1"/>
+              <w:spacing w:after="0" w:line="240" w:lineRule="auto"/>
+              <w:rPr>
+                <w:rFonts w:asciiTheme="majorHAnsi" w:hAnsiTheme="majorHAnsi" w:cstheme="majorHAnsi"/>
+                <w:sz w:val="26"/>
+                <w:szCs w:val="26"/>
+              </w:rPr>
+            </w:pPr>
+            <w:r>
+              <w:rPr>
+                <w:rFonts w:asciiTheme="majorHAnsi" w:hAnsiTheme="majorHAnsi" w:cstheme="majorHAnsi"/>
+                <w:sz w:val="26"/>
+                <w:szCs w:val="26"/>
+              </w:rPr>
+              <w:t>Xác định đang quản lý BV nào</w:t>
+            </w:r>
+          </w:p>
+        </w:tc>
+      </w:tr>
+      <w:tr>
+        <w:tc>
+          <w:tcPr>
+            <w:tcW w:w="6210" w:type="dxa"/>
+            <w:tcMar>
+              <w:top w:w="150" w:type="dxa"/>
+              <w:left w:w="0" w:type="dxa"/>
+              <w:bottom w:w="150" w:type="dxa"/>
+              <w:right w:w="240" w:type="dxa"/>
+            </w:tcMar>
+            <w:vAlign w:val="center"/>
+            <w:hideMark/>
+          </w:tcPr>
+          <w:p>
+            <w:pPr>
+              <w:shd w:val="clear" w:color="auto" w:fill="FFFFFF" w:themeFill="background1"/>
+              <w:spacing w:after="0" w:line="240" w:lineRule="auto"/>
+              <w:rPr>
+                <w:rFonts w:asciiTheme="majorHAnsi" w:hAnsiTheme="majorHAnsi" w:cstheme="majorHAnsi"/>
+                <w:sz w:val="26"/>
+                <w:szCs w:val="26"/>
+              </w:rPr>
+            </w:pPr>
+            <w:r>
+              <w:rPr>
+                <w:rFonts w:ascii="Segoe UI Emoji" w:hAnsi="Segoe UI Emoji" w:cs="Segoe UI Emoji"/>
+                <w:sz w:val="26"/>
+                <w:szCs w:val="26"/>
+              </w:rPr>
+              <w:t>📊</w:t>
+            </w:r>
+            <w:r>
+              <w:rPr>
+                <w:rFonts w:asciiTheme="majorHAnsi" w:hAnsiTheme="majorHAnsi" w:cstheme="majorHAnsi"/>
+                <w:sz w:val="26"/>
+                <w:szCs w:val="26"/>
+              </w:rPr>
+              <w:t xml:space="preserve"> Thống kê: số bác sĩ, số lịch hẹn, doanh thu</w:t>
+            </w:r>
+          </w:p>
+        </w:tc>
+        <w:tc>
+          <w:tcPr>
+            <w:tcW w:w="2250" w:type="dxa"/>
+            <w:tcMar>
+              <w:top w:w="150" w:type="dxa"/>
+              <w:left w:w="240" w:type="dxa"/>
+              <w:bottom w:w="150" w:type="dxa"/>
+              <w:right w:w="0" w:type="dxa"/>
+            </w:tcMar>
+            <w:vAlign w:val="center"/>
+            <w:hideMark/>
+          </w:tcPr>
+          <w:p>
+            <w:pPr>
+              <w:shd w:val="clear" w:color="auto" w:fill="FFFFFF" w:themeFill="background1"/>
+              <w:spacing w:after="0" w:line="240" w:lineRule="auto"/>
+              <w:rPr>
+                <w:rFonts w:asciiTheme="majorHAnsi" w:hAnsiTheme="majorHAnsi" w:cstheme="majorHAnsi"/>
+                <w:sz w:val="26"/>
+                <w:szCs w:val="26"/>
+              </w:rPr>
+            </w:pPr>
+            <w:r>
+              <w:rPr>
+                <w:rFonts w:asciiTheme="majorHAnsi" w:hAnsiTheme="majorHAnsi" w:cstheme="majorHAnsi"/>
+                <w:sz w:val="26"/>
+                <w:szCs w:val="26"/>
+              </w:rPr>
+              <w:t>Quản trị</w:t>
+            </w:r>
+          </w:p>
+        </w:tc>
+      </w:tr>
+      <w:tr>
+        <w:tc>
+          <w:tcPr>
+            <w:tcW w:w="6210" w:type="dxa"/>
+            <w:tcMar>
+              <w:top w:w="150" w:type="dxa"/>
+              <w:left w:w="0" w:type="dxa"/>
+              <w:bottom w:w="150" w:type="dxa"/>
+              <w:right w:w="240" w:type="dxa"/>
+            </w:tcMar>
+            <w:vAlign w:val="center"/>
+            <w:hideMark/>
+          </w:tcPr>
+          <w:p>
+            <w:pPr>
+              <w:shd w:val="clear" w:color="auto" w:fill="FFFFFF" w:themeFill="background1"/>
+              <w:spacing w:after="0" w:line="240" w:lineRule="auto"/>
+              <w:rPr>
+                <w:rFonts w:asciiTheme="majorHAnsi" w:hAnsiTheme="majorHAnsi" w:cstheme="majorHAnsi"/>
+                <w:sz w:val="26"/>
+                <w:szCs w:val="26"/>
+              </w:rPr>
+            </w:pPr>
+            <w:r>
+              <w:rPr>
+                <w:rFonts w:ascii="Segoe UI Emoji" w:hAnsi="Segoe UI Emoji" w:cs="Segoe UI Emoji"/>
+                <w:sz w:val="26"/>
+                <w:szCs w:val="26"/>
+              </w:rPr>
+              <w:lastRenderedPageBreak/>
+              <w:t>⏳</w:t>
+            </w:r>
+            <w:r>
+              <w:rPr>
+                <w:rFonts w:asciiTheme="majorHAnsi" w:hAnsiTheme="majorHAnsi" w:cstheme="majorHAnsi"/>
+                <w:sz w:val="26"/>
+                <w:szCs w:val="26"/>
+              </w:rPr>
+              <w:t xml:space="preserve"> Bác sĩ chờ duyệt (VERIFIED → APPROVED)</w:t>
+            </w:r>
+          </w:p>
+        </w:tc>
+        <w:tc>
+          <w:tcPr>
+            <w:tcW w:w="2250" w:type="dxa"/>
+            <w:tcMar>
+              <w:top w:w="150" w:type="dxa"/>
+              <w:left w:w="240" w:type="dxa"/>
+              <w:bottom w:w="150" w:type="dxa"/>
+              <w:right w:w="0" w:type="dxa"/>
+            </w:tcMar>
+            <w:vAlign w:val="center"/>
+            <w:hideMark/>
+          </w:tcPr>
+          <w:p>
+            <w:pPr>
+              <w:shd w:val="clear" w:color="auto" w:fill="FFFFFF" w:themeFill="background1"/>
+              <w:spacing w:after="0" w:line="240" w:lineRule="auto"/>
+              <w:rPr>
+                <w:rFonts w:asciiTheme="majorHAnsi" w:hAnsiTheme="majorHAnsi" w:cstheme="majorHAnsi"/>
+                <w:sz w:val="26"/>
+                <w:szCs w:val="26"/>
+              </w:rPr>
+            </w:pPr>
+            <w:r>
+              <w:rPr>
+                <w:rFonts w:asciiTheme="majorHAnsi" w:hAnsiTheme="majorHAnsi" w:cstheme="majorHAnsi"/>
+                <w:sz w:val="26"/>
+                <w:szCs w:val="26"/>
+              </w:rPr>
+              <w:t>Nghiệp vụ chính</w:t>
+            </w:r>
+          </w:p>
+        </w:tc>
+      </w:tr>
+      <w:tr>
+        <w:tc>
+          <w:tcPr>
+            <w:tcW w:w="6210" w:type="dxa"/>
+            <w:tcMar>
+              <w:top w:w="150" w:type="dxa"/>
+              <w:left w:w="0" w:type="dxa"/>
+              <w:bottom w:w="150" w:type="dxa"/>
+              <w:right w:w="240" w:type="dxa"/>
+            </w:tcMar>
+            <w:vAlign w:val="center"/>
+            <w:hideMark/>
+          </w:tcPr>
+          <w:p>
+            <w:pPr>
+              <w:shd w:val="clear" w:color="auto" w:fill="FFFFFF" w:themeFill="background1"/>
+              <w:spacing w:after="0" w:line="240" w:lineRule="auto"/>
+              <w:rPr>
+                <w:rFonts w:asciiTheme="majorHAnsi" w:hAnsiTheme="majorHAnsi" w:cstheme="majorHAnsi"/>
+                <w:sz w:val="26"/>
+                <w:szCs w:val="26"/>
+              </w:rPr>
+            </w:pPr>
+            <w:r>
+              <w:rPr>
+                <w:rFonts w:ascii="Segoe UI Emoji" w:hAnsi="Segoe UI Emoji" w:cs="Segoe UI Emoji"/>
+                <w:sz w:val="26"/>
+                <w:szCs w:val="26"/>
+              </w:rPr>
+              <w:t>📋</w:t>
+            </w:r>
+            <w:r>
+              <w:rPr>
+                <w:rFonts w:asciiTheme="majorHAnsi" w:hAnsiTheme="majorHAnsi" w:cstheme="majorHAnsi"/>
+                <w:sz w:val="26"/>
+                <w:szCs w:val="26"/>
+              </w:rPr>
+              <w:t xml:space="preserve"> Lịch hẹn hôm nay tại BV</w:t>
+            </w:r>
+          </w:p>
+        </w:tc>
+        <w:tc>
+          <w:tcPr>
+            <w:tcW w:w="2250" w:type="dxa"/>
+            <w:tcMar>
+              <w:top w:w="150" w:type="dxa"/>
+              <w:left w:w="240" w:type="dxa"/>
+              <w:bottom w:w="150" w:type="dxa"/>
+              <w:right w:w="0" w:type="dxa"/>
+            </w:tcMar>
+            <w:vAlign w:val="center"/>
+            <w:hideMark/>
+          </w:tcPr>
+          <w:p>
+            <w:pPr>
+              <w:shd w:val="clear" w:color="auto" w:fill="FFFFFF" w:themeFill="background1"/>
+              <w:spacing w:after="0" w:line="240" w:lineRule="auto"/>
+              <w:rPr>
+                <w:rFonts w:asciiTheme="majorHAnsi" w:hAnsiTheme="majorHAnsi" w:cstheme="majorHAnsi"/>
+                <w:sz w:val="26"/>
+                <w:szCs w:val="26"/>
+              </w:rPr>
+            </w:pPr>
+            <w:r>
+              <w:rPr>
+                <w:rFonts w:asciiTheme="majorHAnsi" w:hAnsiTheme="majorHAnsi" w:cstheme="majorHAnsi"/>
+                <w:sz w:val="26"/>
+                <w:szCs w:val="26"/>
+              </w:rPr>
+              <w:t>Giám sát</w:t>
+            </w:r>
+          </w:p>
+        </w:tc>
+      </w:tr>
+      <w:tr>
+        <w:tc>
+          <w:tcPr>
+            <w:tcW w:w="6210" w:type="dxa"/>
+            <w:tcMar>
+              <w:top w:w="150" w:type="dxa"/>
+              <w:left w:w="0" w:type="dxa"/>
+              <w:bottom w:w="150" w:type="dxa"/>
+              <w:right w:w="240" w:type="dxa"/>
+            </w:tcMar>
+            <w:vAlign w:val="center"/>
+            <w:hideMark/>
+          </w:tcPr>
+          <w:p>
+            <w:pPr>
+              <w:shd w:val="clear" w:color="auto" w:fill="FFFFFF" w:themeFill="background1"/>
+              <w:spacing w:after="0" w:line="240" w:lineRule="auto"/>
+              <w:rPr>
+                <w:rFonts w:asciiTheme="majorHAnsi" w:hAnsiTheme="majorHAnsi" w:cstheme="majorHAnsi"/>
+                <w:sz w:val="26"/>
+                <w:szCs w:val="26"/>
+              </w:rPr>
+            </w:pPr>
+            <w:r>
+              <w:rPr>
+                <w:rFonts w:ascii="Segoe UI Emoji" w:hAnsi="Segoe UI Emoji" w:cs="Segoe UI Emoji"/>
+                <w:sz w:val="26"/>
+                <w:szCs w:val="26"/>
+              </w:rPr>
+              <w:t>👨</w:t>
+            </w:r>
+            <w:r>
+              <w:rPr>
+                <w:rFonts w:asciiTheme="majorHAnsi" w:hAnsiTheme="majorHAnsi" w:cstheme="majorHAnsi"/>
+                <w:sz w:val="26"/>
+                <w:szCs w:val="26"/>
+              </w:rPr>
+              <w:t>‍</w:t>
+            </w:r>
+            <w:r>
+              <w:rPr>
+                <w:rFonts w:ascii="Segoe UI Emoji" w:hAnsi="Segoe UI Emoji" w:cs="Segoe UI Emoji"/>
+                <w:sz w:val="26"/>
+                <w:szCs w:val="26"/>
+              </w:rPr>
+              <w:t>⚕️</w:t>
+            </w:r>
+            <w:r>
+              <w:rPr>
+                <w:rFonts w:asciiTheme="majorHAnsi" w:hAnsiTheme="majorHAnsi" w:cstheme="majorHAnsi"/>
+                <w:sz w:val="26"/>
+                <w:szCs w:val="26"/>
+              </w:rPr>
+              <w:t xml:space="preserve"> Top bác sĩ theo lượt khám</w:t>
+            </w:r>
+          </w:p>
+        </w:tc>
+        <w:tc>
+          <w:tcPr>
+            <w:tcW w:w="2250" w:type="dxa"/>
+            <w:tcMar>
+              <w:top w:w="150" w:type="dxa"/>
+              <w:left w:w="240" w:type="dxa"/>
+              <w:bottom w:w="150" w:type="dxa"/>
+              <w:right w:w="0" w:type="dxa"/>
+            </w:tcMar>
+            <w:vAlign w:val="center"/>
+            <w:hideMark/>
+          </w:tcPr>
+          <w:p>
+            <w:pPr>
+              <w:shd w:val="clear" w:color="auto" w:fill="FFFFFF" w:themeFill="background1"/>
+              <w:spacing w:after="0" w:line="240" w:lineRule="auto"/>
+              <w:rPr>
+                <w:rFonts w:asciiTheme="majorHAnsi" w:hAnsiTheme="majorHAnsi" w:cstheme="majorHAnsi"/>
+                <w:sz w:val="26"/>
+                <w:szCs w:val="26"/>
+              </w:rPr>
+            </w:pPr>
+            <w:r>
+              <w:rPr>
+                <w:rFonts w:asciiTheme="majorHAnsi" w:hAnsiTheme="majorHAnsi" w:cstheme="majorHAnsi"/>
+                <w:sz w:val="26"/>
+                <w:szCs w:val="26"/>
+              </w:rPr>
+              <w:t>Đánh giá</w:t>
+            </w:r>
+          </w:p>
+        </w:tc>
+      </w:tr>
+    </w:tbl>
+    <w:p>
+      <w:pPr>
+        <w:shd w:val="clear" w:color="auto" w:fill="FFFFFF" w:themeFill="background1"/>
+        <w:spacing w:after="0" w:line="240" w:lineRule="auto"/>
+        <w:rPr>
+          <w:rFonts w:asciiTheme="majorHAnsi" w:hAnsiTheme="majorHAnsi" w:cstheme="majorHAnsi"/>
+          <w:b/>
+          <w:bCs/>
+          <w:sz w:val="26"/>
+          <w:szCs w:val="26"/>
+        </w:rPr>
+      </w:pPr>
+      <w:r>
+        <w:rPr>
+          <w:rFonts w:asciiTheme="majorHAnsi" w:hAnsiTheme="majorHAnsi" w:cstheme="majorHAnsi"/>
+          <w:b/>
+          <w:bCs/>
+          <w:sz w:val="26"/>
+          <w:szCs w:val="26"/>
+        </w:rPr>
+        <w:t>Nên hiển thị: tên BV, địa chỉ, số điện thoại (thông tin cơ bản)</w:t>
+      </w:r>
+    </w:p>
+    <w:p>
+      <w:pPr>
+        <w:shd w:val="clear" w:color="auto" w:fill="FFFFFF" w:themeFill="background1"/>
+        <w:spacing w:after="0" w:line="240" w:lineRule="auto"/>
+        <w:rPr>
+          <w:rFonts w:asciiTheme="majorHAnsi" w:hAnsiTheme="majorHAnsi" w:cstheme="majorHAnsi"/>
+          <w:b/>
+          <w:bCs/>
+          <w:sz w:val="26"/>
+          <w:szCs w:val="26"/>
+        </w:rPr>
+      </w:pPr>
+    </w:p>
+    <w:p>
+      <w:pPr>
+        <w:shd w:val="clear" w:color="auto" w:fill="FFFFFF" w:themeFill="background1"/>
+        <w:spacing w:after="0" w:line="240" w:lineRule="auto"/>
+        <w:rPr>
+          <w:rFonts w:asciiTheme="majorHAnsi" w:hAnsiTheme="majorHAnsi" w:cstheme="majorHAnsi"/>
+          <w:b/>
+          <w:bCs/>
+          <w:sz w:val="26"/>
+          <w:szCs w:val="26"/>
+        </w:rPr>
+      </w:pPr>
+      <w:r>
+        <w:rPr>
+          <w:rFonts w:asciiTheme="majorHAnsi" w:hAnsiTheme="majorHAnsi" w:cstheme="majorHAnsi"/>
+          <w:b/>
+          <w:bCs/>
+          <w:sz w:val="26"/>
+          <w:szCs w:val="26"/>
+        </w:rPr>
+        <w:t>4. ADMIN Dashboard (Quản trị hệ thống)</w:t>
+      </w:r>
+    </w:p>
+    <w:tbl>
+      <w:tblPr>
+        <w:tblW w:w="9810" w:type="dxa"/>
+        <w:tblCellMar>
+          <w:top w:w="15" w:type="dxa"/>
+          <w:left w:w="15" w:type="dxa"/>
+          <w:bottom w:w="15" w:type="dxa"/>
+          <w:right w:w="15" w:type="dxa"/>
+        </w:tblCellMar>
+        <w:tblLook w:val="04A0" w:firstRow="1" w:lastRow="0" w:firstColumn="1" w:lastColumn="0" w:noHBand="0" w:noVBand="1"/>
+      </w:tblPr>
+      <w:tblGrid>
+        <w:gridCol w:w="6210"/>
+        <w:gridCol w:w="3600"/>
+      </w:tblGrid>
+      <w:tr>
+        <w:trPr>
+          <w:tblHeader/>
+        </w:trPr>
+        <w:tc>
+          <w:tcPr>
+            <w:tcW w:w="0" w:type="auto"/>
+            <w:tcBorders>
+              <w:top w:val="nil"/>
+            </w:tcBorders>
+            <w:tcMar>
+              <w:top w:w="150" w:type="dxa"/>
+              <w:left w:w="0" w:type="dxa"/>
+              <w:bottom w:w="150" w:type="dxa"/>
+              <w:right w:w="240" w:type="dxa"/>
+            </w:tcMar>
+            <w:vAlign w:val="center"/>
+            <w:hideMark/>
+          </w:tcPr>
+          <w:p>
+            <w:pPr>
+              <w:shd w:val="clear" w:color="auto" w:fill="FFFFFF" w:themeFill="background1"/>
+              <w:spacing w:after="0" w:line="240" w:lineRule="auto"/>
+              <w:rPr>
+                <w:rFonts w:asciiTheme="majorHAnsi" w:hAnsiTheme="majorHAnsi" w:cstheme="majorHAnsi"/>
+                <w:sz w:val="26"/>
+                <w:szCs w:val="26"/>
+              </w:rPr>
+            </w:pPr>
+            <w:r>
+              <w:rPr>
+                <w:rFonts w:asciiTheme="majorHAnsi" w:hAnsiTheme="majorHAnsi" w:cstheme="majorHAnsi"/>
+                <w:sz w:val="26"/>
+                <w:szCs w:val="26"/>
+              </w:rPr>
+              <w:t>Thành phần</w:t>
+            </w:r>
+          </w:p>
+        </w:tc>
+        <w:tc>
+          <w:tcPr>
+            <w:tcW w:w="1450" w:type="dxa"/>
+            <w:tcBorders>
+              <w:top w:val="nil"/>
+            </w:tcBorders>
+            <w:tcMar>
+              <w:top w:w="150" w:type="dxa"/>
+              <w:left w:w="240" w:type="dxa"/>
+              <w:bottom w:w="150" w:type="dxa"/>
+              <w:right w:w="240" w:type="dxa"/>
+            </w:tcMar>
+            <w:vAlign w:val="center"/>
+            <w:hideMark/>
+          </w:tcPr>
+          <w:p>
+            <w:pPr>
+              <w:shd w:val="clear" w:color="auto" w:fill="FFFFFF" w:themeFill="background1"/>
+              <w:spacing w:after="0" w:line="240" w:lineRule="auto"/>
+              <w:rPr>
+                <w:rFonts w:asciiTheme="majorHAnsi" w:hAnsiTheme="majorHAnsi" w:cstheme="majorHAnsi"/>
+                <w:sz w:val="26"/>
+                <w:szCs w:val="26"/>
+              </w:rPr>
+            </w:pPr>
+            <w:r>
+              <w:rPr>
+                <w:rFonts w:asciiTheme="majorHAnsi" w:hAnsiTheme="majorHAnsi" w:cstheme="majorHAnsi"/>
+                <w:sz w:val="26"/>
+                <w:szCs w:val="26"/>
+              </w:rPr>
+              <w:t>Lý do</w:t>
+            </w:r>
+          </w:p>
+        </w:tc>
+      </w:tr>
+      <w:tr>
+        <w:tc>
+          <w:tcPr>
+            <w:tcW w:w="6210" w:type="dxa"/>
+            <w:tcMar>
+              <w:top w:w="150" w:type="dxa"/>
+              <w:left w:w="0" w:type="dxa"/>
+              <w:bottom w:w="150" w:type="dxa"/>
+              <w:right w:w="240" w:type="dxa"/>
+            </w:tcMar>
+            <w:vAlign w:val="center"/>
+            <w:hideMark/>
+          </w:tcPr>
+          <w:p>
+            <w:pPr>
+              <w:shd w:val="clear" w:color="auto" w:fill="FFFFFF" w:themeFill="background1"/>
+              <w:spacing w:after="0" w:line="240" w:lineRule="auto"/>
+              <w:rPr>
+                <w:rFonts w:asciiTheme="majorHAnsi" w:hAnsiTheme="majorHAnsi" w:cstheme="majorHAnsi"/>
+                <w:sz w:val="26"/>
+                <w:szCs w:val="26"/>
+              </w:rPr>
+            </w:pPr>
+            <w:r>
+              <w:rPr>
+                <w:rFonts w:ascii="Segoe UI Emoji" w:hAnsi="Segoe UI Emoji" w:cs="Segoe UI Emoji"/>
+                <w:sz w:val="26"/>
+                <w:szCs w:val="26"/>
+              </w:rPr>
+              <w:t>📊</w:t>
+            </w:r>
+            <w:r>
+              <w:rPr>
+                <w:rFonts w:asciiTheme="majorHAnsi" w:hAnsiTheme="majorHAnsi" w:cstheme="majorHAnsi"/>
+                <w:sz w:val="26"/>
+                <w:szCs w:val="26"/>
+              </w:rPr>
+              <w:t xml:space="preserve"> Tổng users, doctors, hospitals, appointments</w:t>
+            </w:r>
+          </w:p>
+        </w:tc>
+        <w:tc>
+          <w:tcPr>
+            <w:tcW w:w="3600" w:type="dxa"/>
+            <w:tcMar>
+              <w:top w:w="150" w:type="dxa"/>
+              <w:left w:w="240" w:type="dxa"/>
+              <w:bottom w:w="150" w:type="dxa"/>
+              <w:right w:w="0" w:type="dxa"/>
+            </w:tcMar>
+            <w:vAlign w:val="center"/>
+            <w:hideMark/>
+          </w:tcPr>
+          <w:p>
+            <w:pPr>
+              <w:shd w:val="clear" w:color="auto" w:fill="FFFFFF" w:themeFill="background1"/>
+              <w:spacing w:after="0" w:line="240" w:lineRule="auto"/>
+              <w:rPr>
+                <w:rFonts w:asciiTheme="majorHAnsi" w:hAnsiTheme="majorHAnsi" w:cstheme="majorHAnsi"/>
+                <w:sz w:val="26"/>
+                <w:szCs w:val="26"/>
+              </w:rPr>
+            </w:pPr>
+            <w:r>
+              <w:rPr>
+                <w:rFonts w:asciiTheme="majorHAnsi" w:hAnsiTheme="majorHAnsi" w:cstheme="majorHAnsi"/>
+                <w:sz w:val="26"/>
+                <w:szCs w:val="26"/>
+              </w:rPr>
+              <w:t>Tổng quan</w:t>
+            </w:r>
+          </w:p>
+        </w:tc>
+      </w:tr>
+      <w:tr>
+        <w:tc>
+          <w:tcPr>
+            <w:tcW w:w="0" w:type="auto"/>
+            <w:tcMar>
+              <w:top w:w="150" w:type="dxa"/>
+              <w:left w:w="0" w:type="dxa"/>
+              <w:bottom w:w="150" w:type="dxa"/>
+              <w:right w:w="240" w:type="dxa"/>
+            </w:tcMar>
+            <w:vAlign w:val="center"/>
+            <w:hideMark/>
+          </w:tcPr>
+          <w:p>
+            <w:pPr>
+              <w:shd w:val="clear" w:color="auto" w:fill="FFFFFF" w:themeFill="background1"/>
+              <w:spacing w:after="0" w:line="240" w:lineRule="auto"/>
+              <w:rPr>
+                <w:rFonts w:asciiTheme="majorHAnsi" w:hAnsiTheme="majorHAnsi" w:cstheme="majorHAnsi"/>
+                <w:sz w:val="26"/>
+                <w:szCs w:val="26"/>
+              </w:rPr>
+            </w:pPr>
+            <w:r>
+              <w:rPr>
+                <w:rFonts w:ascii="Segoe UI Emoji" w:hAnsi="Segoe UI Emoji" w:cs="Segoe UI Emoji"/>
+                <w:sz w:val="26"/>
+                <w:szCs w:val="26"/>
+              </w:rPr>
+              <w:t>⏳</w:t>
+            </w:r>
+            <w:r>
+              <w:rPr>
+                <w:rFonts w:asciiTheme="majorHAnsi" w:hAnsiTheme="majorHAnsi" w:cstheme="majorHAnsi"/>
+                <w:sz w:val="26"/>
+                <w:szCs w:val="26"/>
+              </w:rPr>
+              <w:t xml:space="preserve"> Bác sĩ chờ xác thực (PENDING → VERIFIED)</w:t>
+            </w:r>
+          </w:p>
+        </w:tc>
+        <w:tc>
+          <w:tcPr>
+            <w:tcW w:w="1450" w:type="dxa"/>
+            <w:tcMar>
+              <w:top w:w="150" w:type="dxa"/>
+              <w:left w:w="240" w:type="dxa"/>
+              <w:bottom w:w="150" w:type="dxa"/>
+              <w:right w:w="0" w:type="dxa"/>
+            </w:tcMar>
+            <w:vAlign w:val="center"/>
+            <w:hideMark/>
+          </w:tcPr>
+          <w:p>
+            <w:pPr>
+              <w:shd w:val="clear" w:color="auto" w:fill="FFFFFF" w:themeFill="background1"/>
+              <w:spacing w:after="0" w:line="240" w:lineRule="auto"/>
+              <w:rPr>
+                <w:rFonts w:asciiTheme="majorHAnsi" w:hAnsiTheme="majorHAnsi" w:cstheme="majorHAnsi"/>
+                <w:sz w:val="26"/>
+                <w:szCs w:val="26"/>
+              </w:rPr>
+            </w:pPr>
+            <w:r>
+              <w:rPr>
+                <w:rFonts w:asciiTheme="majorHAnsi" w:hAnsiTheme="majorHAnsi" w:cstheme="majorHAnsi"/>
+                <w:sz w:val="26"/>
+                <w:szCs w:val="26"/>
+              </w:rPr>
+              <w:t>Nghiệp vụ chính</w:t>
+            </w:r>
+          </w:p>
+        </w:tc>
+      </w:tr>
+      <w:tr>
+        <w:tc>
+          <w:tcPr>
+            <w:tcW w:w="0" w:type="auto"/>
+            <w:tcMar>
+              <w:top w:w="150" w:type="dxa"/>
+              <w:left w:w="0" w:type="dxa"/>
+              <w:bottom w:w="150" w:type="dxa"/>
+              <w:right w:w="240" w:type="dxa"/>
+            </w:tcMar>
+            <w:vAlign w:val="center"/>
+            <w:hideMark/>
+          </w:tcPr>
+          <w:p>
+            <w:pPr>
+              <w:shd w:val="clear" w:color="auto" w:fill="FFFFFF" w:themeFill="background1"/>
+              <w:spacing w:after="0" w:line="240" w:lineRule="auto"/>
+              <w:rPr>
+                <w:rFonts w:asciiTheme="majorHAnsi" w:hAnsiTheme="majorHAnsi" w:cstheme="majorHAnsi"/>
+                <w:sz w:val="26"/>
+                <w:szCs w:val="26"/>
+              </w:rPr>
+            </w:pPr>
+            <w:r>
+              <w:rPr>
+                <w:rFonts w:ascii="Segoe UI Emoji" w:hAnsi="Segoe UI Emoji" w:cs="Segoe UI Emoji"/>
+                <w:sz w:val="26"/>
+                <w:szCs w:val="26"/>
+              </w:rPr>
+              <w:t>🏥</w:t>
+            </w:r>
+            <w:r>
+              <w:rPr>
+                <w:rFonts w:asciiTheme="majorHAnsi" w:hAnsiTheme="majorHAnsi" w:cstheme="majorHAnsi"/>
+                <w:sz w:val="26"/>
+                <w:szCs w:val="26"/>
+              </w:rPr>
+              <w:t xml:space="preserve"> Bệnh viện chờ xác nhận</w:t>
+            </w:r>
+          </w:p>
+        </w:tc>
+        <w:tc>
+          <w:tcPr>
+            <w:tcW w:w="1450" w:type="dxa"/>
+            <w:tcMar>
+              <w:top w:w="150" w:type="dxa"/>
+              <w:left w:w="240" w:type="dxa"/>
+              <w:bottom w:w="150" w:type="dxa"/>
+              <w:right w:w="0" w:type="dxa"/>
+            </w:tcMar>
+            <w:vAlign w:val="center"/>
+            <w:hideMark/>
+          </w:tcPr>
+          <w:p>
+            <w:pPr>
+              <w:shd w:val="clear" w:color="auto" w:fill="FFFFFF" w:themeFill="background1"/>
+              <w:spacing w:after="0" w:line="240" w:lineRule="auto"/>
+              <w:rPr>
+                <w:rFonts w:asciiTheme="majorHAnsi" w:hAnsiTheme="majorHAnsi" w:cstheme="majorHAnsi"/>
+                <w:sz w:val="26"/>
+                <w:szCs w:val="26"/>
+              </w:rPr>
+            </w:pPr>
+            <w:r>
+              <w:rPr>
+                <w:rFonts w:asciiTheme="majorHAnsi" w:hAnsiTheme="majorHAnsi" w:cstheme="majorHAnsi"/>
+                <w:sz w:val="26"/>
+                <w:szCs w:val="26"/>
+              </w:rPr>
+              <w:t>Nghiệp vụ</w:t>
+            </w:r>
+          </w:p>
+        </w:tc>
+      </w:tr>
+      <w:tr>
+        <w:tc>
+          <w:tcPr>
+            <w:tcW w:w="0" w:type="auto"/>
+            <w:tcMar>
+              <w:top w:w="150" w:type="dxa"/>
+              <w:left w:w="0" w:type="dxa"/>
+              <w:bottom w:w="150" w:type="dxa"/>
+              <w:right w:w="240" w:type="dxa"/>
+            </w:tcMar>
+            <w:vAlign w:val="center"/>
+            <w:hideMark/>
+          </w:tcPr>
+          <w:p>
+            <w:pPr>
+              <w:shd w:val="clear" w:color="auto" w:fill="FFFFFF" w:themeFill="background1"/>
+              <w:spacing w:after="0" w:line="240" w:lineRule="auto"/>
+              <w:rPr>
+                <w:rFonts w:asciiTheme="majorHAnsi" w:hAnsiTheme="majorHAnsi" w:cstheme="majorHAnsi"/>
+                <w:sz w:val="26"/>
+                <w:szCs w:val="26"/>
+              </w:rPr>
+            </w:pPr>
+            <w:r>
+              <w:rPr>
+                <w:rFonts w:ascii="Segoe UI Emoji" w:hAnsi="Segoe UI Emoji" w:cs="Segoe UI Emoji"/>
+                <w:sz w:val="26"/>
+                <w:szCs w:val="26"/>
+              </w:rPr>
+              <w:t>📈</w:t>
+            </w:r>
+            <w:r>
+              <w:rPr>
+                <w:rFonts w:asciiTheme="majorHAnsi" w:hAnsiTheme="majorHAnsi" w:cstheme="majorHAnsi"/>
+                <w:sz w:val="26"/>
+                <w:szCs w:val="26"/>
+              </w:rPr>
+              <w:t xml:space="preserve"> Biểu đồ tăng trưởng</w:t>
+            </w:r>
+          </w:p>
+        </w:tc>
+        <w:tc>
+          <w:tcPr>
+            <w:tcW w:w="1450" w:type="dxa"/>
+            <w:tcMar>
+              <w:top w:w="150" w:type="dxa"/>
+              <w:left w:w="240" w:type="dxa"/>
+              <w:bottom w:w="150" w:type="dxa"/>
+              <w:right w:w="0" w:type="dxa"/>
+            </w:tcMar>
+            <w:vAlign w:val="center"/>
+            <w:hideMark/>
+          </w:tcPr>
+          <w:p>
+            <w:pPr>
+              <w:shd w:val="clear" w:color="auto" w:fill="FFFFFF" w:themeFill="background1"/>
+              <w:spacing w:after="0" w:line="240" w:lineRule="auto"/>
+              <w:rPr>
+                <w:rFonts w:asciiTheme="majorHAnsi" w:hAnsiTheme="majorHAnsi" w:cstheme="majorHAnsi"/>
+                <w:sz w:val="26"/>
+                <w:szCs w:val="26"/>
+              </w:rPr>
+            </w:pPr>
+            <w:r>
+              <w:rPr>
+                <w:rFonts w:asciiTheme="majorHAnsi" w:hAnsiTheme="majorHAnsi" w:cstheme="majorHAnsi"/>
+                <w:sz w:val="26"/>
+                <w:szCs w:val="26"/>
+              </w:rPr>
+              <w:t>Theo dõi</w:t>
+            </w:r>
+          </w:p>
+        </w:tc>
+      </w:tr>
+      <w:tr>
+        <w:tc>
+          <w:tcPr>
+            <w:tcW w:w="0" w:type="auto"/>
+            <w:tcMar>
+              <w:top w:w="150" w:type="dxa"/>
+              <w:left w:w="0" w:type="dxa"/>
+              <w:bottom w:w="150" w:type="dxa"/>
+              <w:right w:w="240" w:type="dxa"/>
+            </w:tcMar>
+            <w:vAlign w:val="center"/>
+            <w:hideMark/>
+          </w:tcPr>
+          <w:p>
+            <w:pPr>
+              <w:shd w:val="clear" w:color="auto" w:fill="FFFFFF" w:themeFill="background1"/>
+              <w:spacing w:after="0" w:line="240" w:lineRule="auto"/>
+              <w:rPr>
+                <w:rFonts w:asciiTheme="majorHAnsi" w:hAnsiTheme="majorHAnsi" w:cstheme="majorHAnsi"/>
+                <w:sz w:val="26"/>
+                <w:szCs w:val="26"/>
+              </w:rPr>
+            </w:pPr>
+            <w:r>
+              <w:rPr>
+                <w:rFonts w:ascii="Segoe UI Emoji" w:hAnsi="Segoe UI Emoji" w:cs="Segoe UI Emoji"/>
+                <w:sz w:val="26"/>
+                <w:szCs w:val="26"/>
+              </w:rPr>
+              <w:t>⚠️</w:t>
+            </w:r>
+            <w:r>
+              <w:rPr>
+                <w:rFonts w:asciiTheme="majorHAnsi" w:hAnsiTheme="majorHAnsi" w:cstheme="majorHAnsi"/>
+                <w:sz w:val="26"/>
+                <w:szCs w:val="26"/>
+              </w:rPr>
+              <w:t xml:space="preserve"> Cảnh báo (lịch hẹn bùng, thanh toán thất bại)</w:t>
+            </w:r>
+          </w:p>
+        </w:tc>
+        <w:tc>
+          <w:tcPr>
+            <w:tcW w:w="1450" w:type="dxa"/>
+            <w:tcMar>
+              <w:top w:w="150" w:type="dxa"/>
+              <w:left w:w="240" w:type="dxa"/>
+              <w:bottom w:w="150" w:type="dxa"/>
+              <w:right w:w="0" w:type="dxa"/>
+            </w:tcMar>
+            <w:vAlign w:val="center"/>
+            <w:hideMark/>
+          </w:tcPr>
+          <w:p>
+            <w:pPr>
+              <w:shd w:val="clear" w:color="auto" w:fill="FFFFFF" w:themeFill="background1"/>
+              <w:spacing w:after="0" w:line="240" w:lineRule="auto"/>
+              <w:rPr>
+                <w:rFonts w:asciiTheme="majorHAnsi" w:hAnsiTheme="majorHAnsi" w:cstheme="majorHAnsi"/>
+                <w:sz w:val="26"/>
+                <w:szCs w:val="26"/>
+              </w:rPr>
+            </w:pPr>
+            <w:r>
+              <w:rPr>
+                <w:rFonts w:asciiTheme="majorHAnsi" w:hAnsiTheme="majorHAnsi" w:cstheme="majorHAnsi"/>
+                <w:sz w:val="26"/>
+                <w:szCs w:val="26"/>
+              </w:rPr>
+              <w:t>Giám sát</w:t>
+            </w:r>
+          </w:p>
+        </w:tc>
+      </w:tr>
+    </w:tbl>
+    <w:p>
+      <w:pPr>
+        <w:shd w:val="clear" w:color="auto" w:fill="FFFFFF" w:themeFill="background1"/>
+        <w:spacing w:after="0" w:line="240" w:lineRule="auto"/>
         <w:rPr>
           <w:rFonts w:asciiTheme="majorHAnsi" w:hAnsiTheme="majorHAnsi" w:cstheme="majorHAnsi"/>
           <w:b/>
